--- a/src/Layers/W1/BaseApp/Sales/Reports/SalespersonCommission.docx
+++ b/src/Layers/W1/BaseApp/Sales/Reports/SalespersonCommission.docx
@@ -5427,133 +5427,740 @@
 </we:webextension>
 </file>
 
-<file path=customXml/item2.xml><?xml version="1.0" encoding="utf-8"?>
-<NavWordReportXmlPart xmlns="urn:microsoft-dynamics-nav/reports/Salesperson_Commission/115/">
-  <BCReportInformation>
-    <ReportMetadata>
-      <ExtensionId>Extension ID</ExtensionId>
-      <ExtensionName>Extension Name</ExtensionName>
-      <ExtensionPublisher>Extension Publisher</ExtensionPublisher>
-      <ExtensionVersion>Extension Version</ExtensionVersion>
-      <ReportId>Report ID</ReportId>
-      <ReportName>Report Name</ReportName>
-      <AboutThisReportTitle>About This Report Title</AboutThisReportTitle>
-      <AboutThisReportText>About This Report Text</AboutThisReportText>
-      <ReportHelpLink>Report Help Link</ReportHelpLink>
-    </ReportMetadata>
-    <ReportRequest>
-      <TenantEntraId>Tenant Entra Id</TenantEntraId>
-      <EnvironmentName>Environment Name</EnvironmentName>
-      <EnvironmentType>Environment Type</EnvironmentType>
-      <CompanyName>Company Name</CompanyName>
-      <CompanyDisplayName>Company Display Name</CompanyDisplayName>
-      <CompanyId>Company ID</CompanyId>
-      <UserName>User Name</UserName>
-      <DateAndTime>Date and Time</DateAndTime>
-      <Language>Language</Language>
-      <FormatRegion>Format Region</FormatRegion>
-      <DateTimeValues>
-        <Year>Year</Year>
-        <MonthNumber>Month Number</MonthNumber>
-        <DayNumber>Day Number</DayNumber>
-        <Hour>Hour</Hour>
-        <Minute>Minute</Minute>
-      </DateTimeValues>
-    </ReportRequest>
-  </BCReportInformation>
-  <Labels>
-    <AboutTheReportLabel>AboutTheReportLabel</AboutTheReportLabel>
-    <AdjustedProfitCommissionLabel>AdjustedProfitCommissionLabel</AdjustedProfitCommissionLabel>
-    <AdjustedProfitLabel>AdjustedProfitLabel</AdjustedProfitLabel>
-    <AllAmountsAreInLCYLabel>AllAmountsAreInLCYLabel</AllAmountsAreInLCYLabel>
-    <CommissionPercentLabel>CommissionPercentLabel</CommissionPercentLabel>
-    <CompanyLabel>CompanyLabel</CompanyLabel>
-    <CustomerNameLabel>CustomerNameLabel</CustomerNameLabel>
-    <CustomerNoLabel>CustomerNoLabel</CustomerNoLabel>
-    <DataRetrieved>DataRetrieved</DataRetrieved>
-    <DocumentationLabel>DocumentationLabel</DocumentationLabel>
-    <DocumentNoLabel>DocumentNoLabel</DocumentNoLabel>
-    <EnvironmentLabel>EnvironmentLabel</EnvironmentLabel>
-    <PeriodCaption>PeriodCaption</PeriodCaption>
-    <PostingDateLabel>PostingDateLabel</PostingDateLabel>
-    <ProfitCommissionLabel>ProfitCommissionLabel</ProfitCommissionLabel>
-    <ProfitLabel>ProfitLabel</ProfitLabel>
-    <ReportNameLabel>ReportNameLabel</ReportNameLabel>
-    <RunOnLabel>RunOnLabel</RunOnLabel>
-    <SalesCommissionLabel>SalesCommissionLabel</SalesCommissionLabel>
-    <SalesLabel>SalesLabel</SalesLabel>
-    <Salesperson_Purchaser__NameCaption>Salesperson_Purchaser__NameCaption</Salesperson_Purchaser__NameCaption>
-    <SalespersonCommissionAnalysis>SalespersonCommissionAnalysis</SalespersonCommissionAnalysis>
-    <SalespersonCommissionLabel>SalespersonCommissionLabel</SalespersonCommissionLabel>
-    <SalespersonCommissionPrint>SalespersonCommissionPrint</SalespersonCommissionPrint>
-    <SalespersonPurchaser_CodeCaption>SalespersonPurchaser_CodeCaption</SalespersonPurchaser_CodeCaption>
-    <TotalsCaption>TotalsCaption</TotalsCaption>
-    <UserLabel>UserLabel</UserLabel>
-  </Labels>
-  <Salesperson_Purchaser>
-    <AdjProfit>AdjProfit</AdjProfit>
-    <AdjProfitCommissionAmt>AdjProfitCommissionAmt</AdjProfitCommissionAmt>
-    <AdjProfitCommissionAmt_Control45Caption>AdjProfitCommissionAmt_Control45Caption</AdjProfitCommissionAmt_Control45Caption>
-    <AdjProfit_Control39Caption>AdjProfit_Control39Caption</AdjProfit_Control39Caption>
-    <All_amounts_are_in_LCYCaption>All_amounts_are_in_LCYCaption</All_amounts_are_in_LCYCaption>
-    <COMPANYNAME>COMPANYNAME</COMPANYNAME>
-    <CurrReport_PAGENOCaption>CurrReport_PAGENOCaption</CurrReport_PAGENOCaption>
-    <CustLedgEntryFilter>CustLedgEntryFilter</CustLedgEntryFilter>
-    <Cust__Ledger_Entry__Customer_No__Caption>Cust__Ledger_Entry__Customer_No__Caption</Cust__Ledger_Entry__Customer_No__Caption>
-    <Cust__Ledger_Entry__Document_No__Caption>Cust__Ledger_Entry__Document_No__Caption</Cust__Ledger_Entry__Document_No__Caption>
-    <Cust__Ledger_Entry__Posting_Date_Caption>Cust__Ledger_Entry__Posting_Date_Caption</Cust__Ledger_Entry__Posting_Date_Caption>
-    <Cust__Ledger_Entry__Profit__LCY__Caption>Cust__Ledger_Entry__Profit__LCY__Caption</Cust__Ledger_Entry__Profit__LCY__Caption>
-    <Cust__Ledger_Entry__Sales__LCY__Caption>Cust__Ledger_Entry__Sales__LCY__Caption</Cust__Ledger_Entry__Sales__LCY__Caption>
-    <Cust__Ledger_Entry__TABLECAPTION__________CustLedgEntryFilter>Cust__Ledger_Entry__TABLECAPTION__________CustLedgEntryFilter</Cust__Ledger_Entry__TABLECAPTION__________CustLedgEntryFilter>
-    <Cust__Ledger_Entry___Profit__LCY__>Cust__Ledger_Entry___Profit__LCY__</Cust__Ledger_Entry___Profit__LCY__>
-    <Cust__Ledger_Entry___Sales__LCY__>Cust__Ledger_Entry___Sales__LCY__</Cust__Ledger_Entry___Sales__LCY__>
-    <PageGroupNo>PageGroupNo</PageGroupNo>
-    <ProfitCommissionAmt>ProfitCommissionAmt</ProfitCommissionAmt>
-    <ProfitCommissionAmt_Control33Caption>ProfitCommissionAmt_Control33Caption</ProfitCommissionAmt_Control33Caption>
-    <SalesCommissionAmt>SalesCommissionAmt</SalesCommissionAmt>
-    <SalesCommissionAmt_Control32Caption>SalesCommissionAmt_Control32Caption</SalesCommissionAmt_Control32Caption>
-    <SalespersonFilter>SalespersonFilter</SalespersonFilter>
-    <Salesperson_Purchaser_Code>Salesperson_Purchaser_Code</Salesperson_Purchaser_Code>
-    <Salesperson_Purchaser_Name>Salesperson_Purchaser_Name</Salesperson_Purchaser_Name>
-    <Salesperson_Purchaser__Commission___>Salesperson_Purchaser__Commission___</Salesperson_Purchaser__Commission___>
-    <Salesperson_Purchaser__Commission___Caption>Salesperson_Purchaser__Commission___Caption</Salesperson_Purchaser__Commission___Caption>
-    <Salesperson_Purchaser__TABLECAPTION__________SalespersonFilter>Salesperson_Purchaser__TABLECAPTION__________SalespersonFilter</Salesperson_Purchaser__TABLECAPTION__________SalespersonFilter>
-    <Salesperson___CommissionCaption>Salesperson___CommissionCaption</Salesperson___CommissionCaption>
-    <STRSUBSTNO_Text000_PeriodText_>STRSUBSTNO_Text000_PeriodText_</STRSUBSTNO_Text000_PeriodText_>
-    <TotalCaption>TotalCaption</TotalCaption>
-    <Cust_Ledger_Entry>
-      <AdjProfitCommissionAmt_Control45>AdjProfitCommissionAmt_Control45</AdjProfitCommissionAmt_Control45>
-      <AdjProfit_Control39>AdjProfit_Control39</AdjProfit_Control39>
-      <CustLedgerEntry_CustomerName>CustLedgerEntry_CustomerName</CustLedgerEntry_CustomerName>
-      <Cust__Ledger_Entry__Customer_No__>Cust__Ledger_Entry__Customer_No__</Cust__Ledger_Entry__Customer_No__>
-      <Cust__Ledger_Entry__Document_No__>Cust__Ledger_Entry__Document_No__</Cust__Ledger_Entry__Document_No__>
-      <Cust__Ledger_Entry__Posting_Date_>Cust__Ledger_Entry__Posting_Date_</Cust__Ledger_Entry__Posting_Date_>
-      <Cust__Ledger_Entry__Profit__LCY__>Cust__Ledger_Entry__Profit__LCY__</Cust__Ledger_Entry__Profit__LCY__>
-      <Cust__Ledger_Entry__Sales__LCY__>Cust__Ledger_Entry__Sales__LCY__</Cust__Ledger_Entry__Sales__LCY__>
-      <ProfitCommissionAmt_Control33>ProfitCommissionAmt_Control33</ProfitCommissionAmt_Control33>
-      <SalesCommissionAmt_Control32>SalesCommissionAmt_Control32</SalesCommissionAmt_Control32>
-      <SalespersonPurchaser_Code>SalespersonPurchaser_Code</SalespersonPurchaser_Code>
-      <Salesperson_Purchaser__Name>Salesperson_Purchaser__Name</Salesperson_Purchaser__Name>
-    </Cust_Ledger_Entry>
-    <Subtotals>
-      <Subtotals_AdjProfit>Subtotals_AdjProfit</Subtotals_AdjProfit>
-      <Subtotals_AdjProfitCommission>Subtotals_AdjProfitCommission</Subtotals_AdjProfitCommission>
-      <Subtotals_Profit>Subtotals_Profit</Subtotals_Profit>
-      <Subtotals_ProfitCommission>Subtotals_ProfitCommission</Subtotals_ProfitCommission>
-      <Subtotals_Sales>Subtotals_Sales</Subtotals_Sales>
-      <Subtotals_SalesCommission>Subtotals_SalesCommission</Subtotals_SalesCommission>
-      <Subtotals_Salesperson_Code>Subtotals_Salesperson_Code</Subtotals_Salesperson_Code>
-    </Subtotals>
-  </Salesperson_Purchaser>
-  <Totals>
-    <Totals_AdjProfit>Totals_AdjProfit</Totals_AdjProfit>
-    <Totals_AdjProfitCommission>Totals_AdjProfitCommission</Totals_AdjProfitCommission>
-    <Totals_Profit>Totals_Profit</Totals_Profit>
-    <Totals_ProfitCommission>Totals_ProfitCommission</Totals_ProfitCommission>
-    <Totals_Sales>Totals_Sales</Totals_Sales>
-    <Totals_SalesCommission>Totals_SalesCommission</Totals_SalesCommission>
-  </Totals>
-</NavWordReportXmlPart>
+<file path=customXml/item2.xml>��< ? x m l   v e r s i o n = " 1 . 0 "   e n c o d i n g = " u t f - 1 6 " ? > + 
+ < N a v W o r d R e p o r t X m l P a r t   x m l n s = " u r n : m i c r o s o f t - d y n a m i c s - n a v / r e p o r t s / S a l e s p e r s o n _ C o m m i s s i o n / 1 1 5 / " > + 
+     < B C R e p o r t I n f o r m a t i o n > + 
+         < R e p o r t M e t a d a t a > + 
+             < E x t e n s i o n I d > E x t e n s i o n   I D < / E x t e n s i o n I d > + 
+             < E x t e n s i o n N a m e > E x t e n s i o n   N a m e < / E x t e n s i o n N a m e > + 
+             < E x t e n s i o n P u b l i s h e r > E x t e n s i o n   P u b l i s h e r < / E x t e n s i o n P u b l i s h e r > + 
+             < E x t e n s i o n V e r s i o n > E x t e n s i o n   V e r s i o n < / E x t e n s i o n V e r s i o n > + 
+             < R e p o r t I d > R e p o r t   I D < / R e p o r t I d > + 
+             < R e p o r t N a m e > R e p o r t   N a m e < / R e p o r t N a m e > + 
+             < A b o u t T h i s R e p o r t T i t l e > A b o u t   T h i s   R e p o r t   T i t l e < / A b o u t T h i s R e p o r t T i t l e > + 
+             < A b o u t T h i s R e p o r t T e x t > A b o u t   T h i s   R e p o r t   T e x t < / A b o u t T h i s R e p o r t T e x t > + 
+             < R e p o r t H e l p L i n k > R e p o r t   H e l p   L i n k < / R e p o r t H e l p L i n k > + 
+         < / R e p o r t M e t a d a t a > + 
+         < R e p o r t R e q u e s t > + 
+             < T e n a n t E n t r a I d > T e n a n t   E n t r a   I d < / T e n a n t E n t r a I d > + 
+             < E n v i r o n m e n t N a m e > E n v i r o n m e n t   N a m e < / E n v i r o n m e n t N a m e > + 
+             < E n v i r o n m e n t T y p e > E n v i r o n m e n t   T y p e < / E n v i r o n m e n t T y p e > + 
+             < C o m p a n y N a m e > C o m p a n y   N a m e < / C o m p a n y N a m e > + 
+             < C o m p a n y D i s p l a y N a m e > C o m p a n y   D i s p l a y   N a m e < / C o m p a n y D i s p l a y N a m e > + 
+             < C o m p a n y I d > C o m p a n y   I D < / C o m p a n y I d > + 
+             < U s e r N a m e > U s e r   N a m e < / U s e r N a m e > + 
+             < D a t e A n d T i m e > D a t e   a n d   T i m e < / D a t e A n d T i m e > + 
+             < L a n g u a g e > L a n g u a g e < / L a n g u a g e > + 
+             < F o r m a t R e g i o n > F o r m a t   R e g i o n < / F o r m a t R e g i o n > + 
+             < D a t e T i m e V a l u e s > + 
+                 < Y e a r > Y e a r < / Y e a r > + 
+                 < M o n t h N u m b e r > M o n t h   N u m b e r < / M o n t h N u m b e r > + 
+                 < D a y N u m b e r > D a y   N u m b e r < / D a y N u m b e r > + 
+                 < H o u r > H o u r < / H o u r > + 
+                 < M i n u t e > M i n u t e < / M i n u t e > + 
+             < / D a t e T i m e V a l u e s > + 
+         < / R e p o r t R e q u e s t > + 
+         < C o m p a n y M e t a d a t a > + 
+             < C o m p a n y N a m e > C o m p a n y   N a m e < / C o m p a n y N a m e > + 
+             < C o m p a n y D i s p l a y N a m e > C o m p a n y   D i s p l a y   N a m e < / C o m p a n y D i s p l a y N a m e > + 
+             < C o m p a n y A d d r e s s L i n e s > + 
+                 < C o m p a n y A d d r e s s L i n e > C o m p a n y   A d d r e s s   L i n e   1 < / C o m p a n y A d d r e s s L i n e > + 
+                 < C o m p a n y A d d r e s s L i n e > C o m p a n y   A d d r e s s   L i n e   2 < / C o m p a n y A d d r e s s L i n e > + 
+                 < C o m p a n y A d d r e s s L i n e > C o m p a n y   A d d r e s s   L i n e   3 < / C o m p a n y A d d r e s s L i n e > + 
+                 < C o m p a n y A d d r e s s L i n e > C o m p a n y   A d d r e s s   L i n e   4 < / C o m p a n y A d d r e s s L i n e > + 
+                 < C o m p a n y A d d r e s s L i n e > C o m p a n y   A d d r e s s   L i n e   5 < / C o m p a n y A d d r e s s L i n e > + 
+                 < C o m p a n y A d d r e s s L i n e > C o m p a n y   A d d r e s s   L i n e   6 < / C o m p a n y A d d r e s s L i n e > + 
+                 < C o m p a n y A d d r e s s L i n e > C o m p a n y   A d d r e s s   L i n e   7 < / C o m p a n y A d d r e s s L i n e > + 
+                 < C o m p a n y A d d r e s s L i n e > C o m p a n y   A d d r e s s   L i n e   8 < / C o m p a n y A d d r e s s L i n e > + 
+             < / C o m p a n y A d d r e s s L i n e s > + 
+             < C o m p a n y P h o n e > C o m p a n y   P h o n e < / C o m p a n y P h o n e > + 
+             < C o m p a n y P h o n e C a p t i o n > C o m p a n y   P h o n e   C a p t i o n < / C o m p a n y P h o n e C a p t i o n > + 
+             < C o m p a n y F a x N o > C o m p a n y   F a x   N o . < / C o m p a n y F a x N o > + 
+             < C o m p a n y F a x N o C a p t i o n > C o m p a n y   F a x   N o .   C a p t i o n < / C o m p a n y F a x N o C a p t i o n > + 
+             < C o m p a n y E m a i l > C o m p a n y   E m a i l < / C o m p a n y E m a i l > + 
+             < C o m p a n y E m a i l C a p t i o n > C o m p a n y   E m a i l   C a p t i o n < / C o m p a n y E m a i l C a p t i o n > + 
+             < C o m p a n y H o m e P a g e > C o m p a n y   H o m e   P a g e < / C o m p a n y H o m e P a g e > + 
+             < C o m p a n y H o m e P a g e C a p t i o n > C o m p a n y   H o m e   P a g e   C a p t i o n < / C o m p a n y H o m e P a g e C a p t i o n > + 
+             < C o m p a n y L o g o > C o m p a n y   L o g o < / C o m p a n y L o g o > + 
+             < C o m p a n y V A T R e g i s t r a t i o n N o > C o m p a n y   V A T   R e g i s t r a t i o n   N o . < / C o m p a n y V A T R e g i s t r a t i o n N o > + 
+             < C o m p a n y V A T R e g i s t r a t i o n N o C a p t i o n > C o m p a n y   V A T   R e g i s t r a t i o n   N o .   C a p t i o n < / C o m p a n y V A T R e g i s t r a t i o n N o C a p t i o n > + 
+             < C o m p a n y R e g i s t r a t i o n N o > C o m p a n y   R e g i s t r a t i o n   N o . < / C o m p a n y R e g i s t r a t i o n N o > + 
+             < C o m p a n y R e g i s t r a t i o n N o C a p t i o n > C o m p a n y   R e g i s t r a t i o n   N o .   C a p t i o n < / C o m p a n y R e g i s t r a t i o n N o C a p t i o n > + 
+             < C o m p a n y B a n k N a m e > C o m p a n y   B a n k   N a m e < / C o m p a n y B a n k N a m e > + 
+             < C o m p a n y B a n k N a m e C a p t i o n > C o m p a n y   B a n k   N a m e   C a p t i o n < / C o m p a n y B a n k N a m e C a p t i o n > + 
+             < C o m p a n y B a n k A c c o u n t N o > C o m p a n y   B a n k   A c c o u n t   N o . < / C o m p a n y B a n k A c c o u n t N o > + 
+             < C o m p a n y B a n k A c c o u n t N o C a p t i o n > C o m p a n y   B a n k   A c c o u n t   N o .   C a p t i o n < / C o m p a n y B a n k A c c o u n t N o C a p t i o n > + 
+             < C o m p a n y B a n k B r a n c h N o > C o m p a n y   B a n k   B r a n c h   N o . < / C o m p a n y B a n k B r a n c h N o > + 
+             < C o m p a n y B a n k B r a n c h N o C a p t i o n > C o m p a n y   B a n k   B r a n c h   N o .   C a p t i o n < / C o m p a n y B a n k B r a n c h N o C a p t i o n > + 
+             < C o m p a n y I B A N > C o m p a n y   I B A N < / C o m p a n y I B A N > + 
+             < C o m p a n y I B A N C a p t i o n > C o m p a n y   I B A N   C a p t i o n < / C o m p a n y I B A N C a p t i o n > + 
+             < C o m p a n y B a n k S W I F T > C o m p a n y   B a n k   S W I F T < / C o m p a n y B a n k S W I F T > + 
+             < C o m p a n y B a n k S W I F T C a p t i o n > C o m p a n y   B a n k   S W I F T   C a p t i o n < / C o m p a n y B a n k S W I F T C a p t i o n > + 
+             < C o m p a n y G i r o N o > C o m p a n y   G i r o   N o . < / C o m p a n y G i r o N o > + 
+             < C o m p a n y G i r o N o C a p t i o n > C o m p a n y   G i r o   N o .   C a p t i o n < / C o m p a n y G i r o N o C a p t i o n > + 
+         < / C o m p a n y M e t a d a t a > + 
+     < / B C R e p o r t I n f o r m a t i o n > + 
+     < L a b e l s > + 
+         < A b o u t T h e R e p o r t L a b e l > A b o u t T h e R e p o r t L a b e l < / A b o u t T h e R e p o r t L a b e l > + 
+         < A d j u s t e d P r o f i t C o m m i s s i o n L a b e l > A d j u s t e d P r o f i t C o m m i s s i o n L a b e l < / A d j u s t e d P r o f i t C o m m i s s i o n L a b e l > + 
+         < A d j u s t e d P r o f i t L a b e l > A d j u s t e d P r o f i t L a b e l < / A d j u s t e d P r o f i t L a b e l > + 
+         < A l l A m o u n t s A r e I n L C Y L a b e l > A l l A m o u n t s A r e I n L C Y L a b e l < / A l l A m o u n t s A r e I n L C Y L a b e l > + 
+         < C o m m i s s i o n P e r c e n t L a b e l > C o m m i s s i o n P e r c e n t L a b e l < / C o m m i s s i o n P e r c e n t L a b e l > + 
+         < C o m p a n y L a b e l > C o m p a n y L a b e l < / C o m p a n y L a b e l > + 
+         < C u s t o m e r N a m e L a b e l > C u s t o m e r N a m e L a b e l < / C u s t o m e r N a m e L a b e l > + 
+         < C u s t o m e r N o L a b e l > C u s t o m e r N o L a b e l < / C u s t o m e r N o L a b e l > + 
+         < D a t a R e t r i e v e d > D a t a R e t r i e v e d < / D a t a R e t r i e v e d > + 
+         < D o c u m e n t a t i o n L a b e l > D o c u m e n t a t i o n L a b e l < / D o c u m e n t a t i o n L a b e l > + 
+         < D o c u m e n t N o L a b e l > D o c u m e n t N o L a b e l < / D o c u m e n t N o L a b e l > + 
+         < E n v i r o n m e n t L a b e l > E n v i r o n m e n t L a b e l < / E n v i r o n m e n t L a b e l > + 
+         < P e r i o d C a p t i o n > P e r i o d C a p t i o n < / P e r i o d C a p t i o n > + 
+         < P o s t i n g D a t e L a b e l > P o s t i n g D a t e L a b e l < / P o s t i n g D a t e L a b e l > + 
+         < P r o f i t C o m m i s s i o n L a b e l > P r o f i t C o m m i s s i o n L a b e l < / P r o f i t C o m m i s s i o n L a b e l > + 
+         < P r o f i t L a b e l > P r o f i t L a b e l < / P r o f i t L a b e l > + 
+         < R e p o r t N a m e L a b e l > R e p o r t N a m e L a b e l < / R e p o r t N a m e L a b e l > + 
+         < R u n O n L a b e l > R u n O n L a b e l < / R u n O n L a b e l > + 
+         < S a l e s C o m m i s s i o n L a b e l > S a l e s C o m m i s s i o n L a b e l < / S a l e s C o m m i s s i o n L a b e l > + 
+         < S a l e s L a b e l > S a l e s L a b e l < / S a l e s L a b e l > + 
+         < S a l e s p e r s o n _ P u r c h a s e r _ _ N a m e C a p t i o n > S a l e s p e r s o n _ P u r c h a s e r _ _ N a m e C a p t i o n < / S a l e s p e r s o n _ P u r c h a s e r _ _ N a m e C a p t i o n > + 
+         < S a l e s p e r s o n C o m m i s s i o n A n a l y s i s > S a l e s p e r s o n C o m m i s s i o n A n a l y s i s < / S a l e s p e r s o n C o m m i s s i o n A n a l y s i s > + 
+         < S a l e s p e r s o n C o m m i s s i o n L a b e l > S a l e s p e r s o n C o m m i s s i o n L a b e l < / S a l e s p e r s o n C o m m i s s i o n L a b e l > + 
+         < S a l e s p e r s o n C o m m i s s i o n P r i n t > S a l e s p e r s o n C o m m i s s i o n P r i n t < / S a l e s p e r s o n C o m m i s s i o n P r i n t > + 
+         < S a l e s p e r s o n P u r c h a s e r _ C o d e C a p t i o n > S a l e s p e r s o n P u r c h a s e r _ C o d e C a p t i o n < / S a l e s p e r s o n P u r c h a s e r _ C o d e C a p t i o n > + 
+         < T o t a l s C a p t i o n > T o t a l s C a p t i o n < / T o t a l s C a p t i o n > + 
+         < U s e r L a b e l > U s e r L a b e l < / U s e r L a b e l > + 
+     < / L a b e l s > + 
+     < S a l e s p e r s o n _ P u r c h a s e r > + 
+         < A d j P r o f i t > A d j P r o f i t < / A d j P r o f i t > + 
+         < A d j P r o f i t C o m m i s s i o n A m t > A d j P r o f i t C o m m i s s i o n A m t < / A d j P r o f i t C o m m i s s i o n A m t > + 
+         < A d j P r o f i t C o m m i s s i o n A m t _ C o n t r o l 4 5 C a p t i o n > A d j P r o f i t C o m m i s s i o n A m t _ C o n t r o l 4 5 C a p t i o n < / A d j P r o f i t C o m m i s s i o n A m t _ C o n t r o l 4 5 C a p t i o n > + 
+         < A d j P r o f i t _ C o n t r o l 3 9 C a p t i o n > A d j P r o f i t _ C o n t r o l 3 9 C a p t i o n < / A d j P r o f i t _ C o n t r o l 3 9 C a p t i o n > + 
+         < A l l _ a m o u n t s _ a r e _ i n _ L C Y C a p t i o n > A l l _ a m o u n t s _ a r e _ i n _ L C Y C a p t i o n < / A l l _ a m o u n t s _ a r e _ i n _ L C Y C a p t i o n > + 
+         < C O M P A N Y N A M E > C O M P A N Y N A M E < / C O M P A N Y N A M E > + 
+         < C u r r R e p o r t _ P A G E N O C a p t i o n > C u r r R e p o r t _ P A G E N O C a p t i o n < / C u r r R e p o r t _ P A G E N O C a p t i o n > + 
+         < C u s t L e d g E n t r y F i l t e r > C u s t L e d g E n t r y F i l t e r < / C u s t L e d g E n t r y F i l t e r > + 
+         < C u s t _ _ L e d g e r _ E n t r y _ _ C u s t o m e r _ N o _ _ C a p t i o n > C u s t _ _ L e d g e r _ E n t r y _ _ C u s t o m e r _ N o _ _ C a p t i o n < / C u s t _ _ L e d g e r _ E n t r y _ _ C u s t o m e r _ N o _ _ C a p t i o n > + 
+         < C u s t _ _ L e d g e r _ E n t r y _ _ D o c u m e n t _ N o _ _ C a p t i o n > C u s t _ _ L e d g e r _ E n t r y _ _ D o c u m e n t _ N o _ _ C a p t i o n < / C u s t _ _ L e d g e r _ E n t r y _ _ D o c u m e n t _ N o _ _ C a p t i o n > + 
+         < C u s t _ _ L e d g e r _ E n t r y _ _ P o s t i n g _ D a t e _ C a p t i o n > C u s t _ _ L e d g e r _ E n t r y _ _ P o s t i n g _ D a t e _ C a p t i o n < / C u s t _ _ L e d g e r _ E n t r y _ _ P o s t i n g _ D a t e _ C a p t i o n > + 
+         < C u s t _ _ L e d g e r _ E n t r y _ _ P r o f i t _ _ L C Y _ _ C a p t i o n > C u s t _ _ L e d g e r _ E n t r y _ _ P r o f i t _ _ L C Y _ _ C a p t i o n < / C u s t _ _ L e d g e r _ E n t r y _ _ P r o f i t _ _ L C Y _ _ C a p t i o n > + 
+         < C u s t _ _ L e d g e r _ E n t r y _ _ S a l e s _ _ L C Y _ _ C a p t i o n > C u s t _ _ L e d g e r _ E n t r y _ _ S a l e s _ _ L C Y _ _ C a p t i o n < / C u s t _ _ L e d g e r _ E n t r y _ _ S a l e s _ _ L C Y _ _ C a p t i o n > + 
+         < C u s t _ _ L e d g e r _ E n t r y _ _ T A B L E C A P T I O N _ _ _ _ _ _ _ _ _ _ C u s t L e d g E n t r y F i l t e r > C u s t _ _ L e d g e r _ E n t r y _ _ T A B L E C A P T I O N _ _ _ _ _ _ _ _ _ _ C u s t L e d g E n t r y F i l t e r < / C u s t _ _ L e d g e r _ E n t r y _ _ T A B L E C A P T I O N _ _ _ _ _ _ _ _ _ _ C u s t L e d g E n t r y F i l t e r > + 
+         < C u s t _ _ L e d g e r _ E n t r y _ _ _ P r o f i t _ _ L C Y _ _ > C u s t _ _ L e d g e r _ E n t r y _ _ _ P r o f i t _ _ L C Y _ _ < / C u s t _ _ L e d g e r _ E n t r y _ _ _ P r o f i t _ _ L C Y _ _ > + 
+         < C u s t _ _ L e d g e r _ E n t r y _ _ _ S a l e s _ _ L C Y _ _ > C u s t _ _ L e d g e r _ E n t r y _ _ _ S a l e s _ _ L C Y _ _ < / C u s t _ _ L e d g e r _ E n t r y _ _ _ S a l e s _ _ L C Y _ _ > + 
+         < P a g e G r o u p N o > P a g e G r o u p N o < / P a g e G r o u p N o > + 
+         < P r o f i t C o m m i s s i o n A m t > P r o f i t C o m m i s s i o n A m t < / P r o f i t C o m m i s s i o n A m t > + 
+         < P r o f i t C o m m i s s i o n A m t _ C o n t r o l 3 3 C a p t i o n > P r o f i t C o m m i s s i o n A m t _ C o n t r o l 3 3 C a p t i o n < / P r o f i t C o m m i s s i o n A m t _ C o n t r o l 3 3 C a p t i o n > + 
+         < S a l e s C o m m i s s i o n A m t > S a l e s C o m m i s s i o n A m t < / S a l e s C o m m i s s i o n A m t > + 
+         < S a l e s C o m m i s s i o n A m t _ C o n t r o l 3 2 C a p t i o n > S a l e s C o m m i s s i o n A m t _ C o n t r o l 3 2 C a p t i o n < / S a l e s C o m m i s s i o n A m t _ C o n t r o l 3 2 C a p t i o n > + 
+         < S a l e s p e r s o n F i l t e r > S a l e s p e r s o n F i l t e r < / S a l e s p e r s o n F i l t e r > + 
+         < S a l e s p e r s o n _ P u r c h a s e r _ C o d e > S a l e s p e r s o n _ P u r c h a s e r _ C o d e < / S a l e s p e r s o n _ P u r c h a s e r _ C o d e > + 
+         < S a l e s p e r s o n _ P u r c h a s e r _ N a m e > S a l e s p e r s o n _ P u r c h a s e r _ N a m e < / S a l e s p e r s o n _ P u r c h a s e r _ N a m e > + 
+         < S a l e s p e r s o n _ P u r c h a s e r _ _ C o m m i s s i o n _ _ _ > S a l e s p e r s o n _ P u r c h a s e r _ _ C o m m i s s i o n _ _ _ < / S a l e s p e r s o n _ P u r c h a s e r _ _ C o m m i s s i o n _ _ _ > + 
+         < S a l e s p e r s o n _ P u r c h a s e r _ _ C o m m i s s i o n _ _ _ C a p t i o n > S a l e s p e r s o n _ P u r c h a s e r _ _ C o m m i s s i o n _ _ _ C a p t i o n < / S a l e s p e r s o n _ P u r c h a s e r _ _ C o m m i s s i o n _ _ _ C a p t i o n > + 
+         < S a l e s p e r s o n _ P u r c h a s e r _ _ T A B L E C A P T I O N _ _ _ _ _ _ _ _ _ _ S a l e s p e r s o n F i l t e r > S a l e s p e r s o n _ P u r c h a s e r _ _ T A B L E C A P T I O N _ _ _ _ _ _ _ _ _ _ S a l e s p e r s o n F i l t e r < / S a l e s p e r s o n _ P u r c h a s e r _ _ T A B L E C A P T I O N _ _ _ _ _ _ _ _ _ _ S a l e s p e r s o n F i l t e r > + 
+         < S a l e s p e r s o n _ _ _ C o m m i s s i o n C a p t i o n > S a l e s p e r s o n _ _ _ C o m m i s s i o n C a p t i o n < / S a l e s p e r s o n _ _ _ C o m m i s s i o n C a p t i o n > + 
+         < S T R S U B S T N O _ T e x t 0 0 0 _ P e r i o d T e x t _ > S T R S U B S T N O _ T e x t 0 0 0 _ P e r i o d T e x t _ < / S T R S U B S T N O _ T e x t 0 0 0 _ P e r i o d T e x t _ > + 
+         < T o t a l C a p t i o n > T o t a l C a p t i o n < / T o t a l C a p t i o n > + 
+         < C u s t _ L e d g e r _ E n t r y > + 
+             < A d j P r o f i t C o m m i s s i o n A m t _ C o n t r o l 4 5 > A d j P r o f i t C o m m i s s i o n A m t _ C o n t r o l 4 5 < / A d j P r o f i t C o m m i s s i o n A m t _ C o n t r o l 4 5 > + 
+             < A d j P r o f i t _ C o n t r o l 3 9 > A d j P r o f i t _ C o n t r o l 3 9 < / A d j P r o f i t _ C o n t r o l 3 9 > + 
+             < C u s t L e d g e r E n t r y _ C u s t o m e r N a m e > C u s t L e d g e r E n t r y _ C u s t o m e r N a m e < / C u s t L e d g e r E n t r y _ C u s t o m e r N a m e > + 
+             < C u s t _ _ L e d g e r _ E n t r y _ _ C u s t o m e r _ N o _ _ > C u s t _ _ L e d g e r _ E n t r y _ _ C u s t o m e r _ N o _ _ < / C u s t _ _ L e d g e r _ E n t r y _ _ C u s t o m e r _ N o _ _ > + 
+             < C u s t _ _ L e d g e r _ E n t r y _ _ D o c u m e n t _ N o _ _ > C u s t _ _ L e d g e r _ E n t r y _ _ D o c u m e n t _ N o _ _ < / C u s t _ _ L e d g e r _ E n t r y _ _ D o c u m e n t _ N o _ _ > + 
+             < C u s t _ _ L e d g e r _ E n t r y _ _ P o s t i n g _ D a t e _ > C u s t _ _ L e d g e r _ E n t r y _ _ P o s t i n g _ D a t e _ < / C u s t _ _ L e d g e r _ E n t r y _ _ P o s t i n g _ D a t e _ > + 
+             < C u s t _ _ L e d g e r _ E n t r y _ _ P r o f i t _ _ L C Y _ _ > C u s t _ _ L e d g e r _ E n t r y _ _ P r o f i t _ _ L C Y _ _ < / C u s t _ _ L e d g e r _ E n t r y _ _ P r o f i t _ _ L C Y _ _ > + 
+             < C u s t _ _ L e d g e r _ E n t r y _ _ S a l e s _ _ L C Y _ _ > C u s t _ _ L e d g e r _ E n t r y _ _ S a l e s _ _ L C Y _ _ < / C u s t _ _ L e d g e r _ E n t r y _ _ S a l e s _ _ L C Y _ _ > + 
+             < P r o f i t C o m m i s s i o n A m t _ C o n t r o l 3 3 > P r o f i t C o m m i s s i o n A m t _ C o n t r o l 3 3 < / P r o f i t C o m m i s s i o n A m t _ C o n t r o l 3 3 > + 
+             < S a l e s C o m m i s s i o n A m t _ C o n t r o l 3 2 > S a l e s C o m m i s s i o n A m t _ C o n t r o l 3 2 < / S a l e s C o m m i s s i o n A m t _ C o n t r o l 3 2 > + 
+             < S a l e s p e r s o n P u r c h a s e r _ C o d e > S a l e s p e r s o n P u r c h a s e r _ C o d e < / S a l e s p e r s o n P u r c h a s e r _ C o d e > + 
+             < S a l e s p e r s o n _ P u r c h a s e r _ _ N a m e > S a l e s p e r s o n _ P u r c h a s e r _ _ N a m e < / S a l e s p e r s o n _ P u r c h a s e r _ _ N a m e > + 
+         < / C u s t _ L e d g e r _ E n t r y > + 
+         < S u b t o t a l s > + 
+             < S u b t o t a l s _ A d j P r o f i t > S u b t o t a l s _ A d j P r o f i t < / S u b t o t a l s _ A d j P r o f i t > + 
+             < S u b t o t a l s _ A d j P r o f i t C o m m i s s i o n > S u b t o t a l s _ A d j P r o f i t C o m m i s s i o n < / S u b t o t a l s _ A d j P r o f i t C o m m i s s i o n > + 
+             < S u b t o t a l s _ P r o f i t > S u b t o t a l s _ P r o f i t < / S u b t o t a l s _ P r o f i t > + 
+             < S u b t o t a l s _ P r o f i t C o m m i s s i o n > S u b t o t a l s _ P r o f i t C o m m i s s i o n < / S u b t o t a l s _ P r o f i t C o m m i s s i o n > + 
+             < S u b t o t a l s _ S a l e s > S u b t o t a l s _ S a l e s < / S u b t o t a l s _ S a l e s > + 
+             < S u b t o t a l s _ S a l e s C o m m i s s i o n > S u b t o t a l s _ S a l e s C o m m i s s i o n < / S u b t o t a l s _ S a l e s C o m m i s s i o n > + 
+             < S u b t o t a l s _ S a l e s p e r s o n _ C o d e > S u b t o t a l s _ S a l e s p e r s o n _ C o d e < / S u b t o t a l s _ S a l e s p e r s o n _ C o d e > + 
+         < / S u b t o t a l s > + 
+     < / S a l e s p e r s o n _ P u r c h a s e r > + 
+     < T o t a l s > + 
+         < T o t a l s _ A d j P r o f i t > T o t a l s _ A d j P r o f i t < / T o t a l s _ A d j P r o f i t > + 
+         < T o t a l s _ A d j P r o f i t C o m m i s s i o n > T o t a l s _ A d j P r o f i t C o m m i s s i o n < / T o t a l s _ A d j P r o f i t C o m m i s s i o n > + 
+         < T o t a l s _ P r o f i t > T o t a l s _ P r o f i t < / T o t a l s _ P r o f i t > + 
+         < T o t a l s _ P r o f i t C o m m i s s i o n > T o t a l s _ P r o f i t C o m m i s s i o n < / T o t a l s _ P r o f i t C o m m i s s i o n > + 
+         < T o t a l s _ S a l e s > T o t a l s _ S a l e s < / T o t a l s _ S a l e s > + 
+         < T o t a l s _ S a l e s C o m m i s s i o n > T o t a l s _ S a l e s C o m m i s s i o n < / T o t a l s _ S a l e s C o m m i s s i o n > + 
+     < / T o t a l s > + 
+ < / N a v W o r d R e p o r t X m l P a r t > 
+</file>
+
+<file path=customXml/item3.xml>��< ? x m l   v e r s i o n = " 1 . 0 "   e n c o d i n g = " u t f - 1 6 " ? > + 
+ < N a v W o r d R e p o r t X m l P a r t   x m l n s = " u r n : m i c r o s o f t - d y n a m i c s - b u s i n e s s c e n t r a l / i n t e r n a l / e x t e n d e d / r e p o r t s / S a l e s p e r s o n _ C o m m i s s i o n / 1 1 5 / " > + 
+     < B C R e p o r t I n f o r m a t i o n > + 
+         < R e p o r t M e t a d a t a > + 
+             < E x t e n s i o n I d > E x t e n s i o n   I D < / E x t e n s i o n I d > + 
+             < E x t e n s i o n N a m e > E x t e n s i o n   N a m e < / E x t e n s i o n N a m e > + 
+             < E x t e n s i o n P u b l i s h e r > E x t e n s i o n   P u b l i s h e r < / E x t e n s i o n P u b l i s h e r > + 
+             < E x t e n s i o n V e r s i o n > E x t e n s i o n   V e r s i o n < / E x t e n s i o n V e r s i o n > + 
+             < R e p o r t I d > R e p o r t   I D < / R e p o r t I d > + 
+             < R e p o r t N a m e > R e p o r t   N a m e < / R e p o r t N a m e > + 
+             < A b o u t T h i s R e p o r t T i t l e > A b o u t   T h i s   R e p o r t   T i t l e < / A b o u t T h i s R e p o r t T i t l e > + 
+             < A b o u t T h i s R e p o r t T e x t > A b o u t   T h i s   R e p o r t   T e x t < / A b o u t T h i s R e p o r t T e x t > + 
+             < R e p o r t H e l p L i n k > R e p o r t   H e l p   L i n k < / R e p o r t H e l p L i n k > + 
+         < / R e p o r t M e t a d a t a > + 
+         < R e p o r t R e q u e s t > + 
+             < T e n a n t E n t r a I d > T e n a n t   E n t r a   I d < / T e n a n t E n t r a I d > + 
+             < E n v i r o n m e n t N a m e > E n v i r o n m e n t   N a m e < / E n v i r o n m e n t N a m e > + 
+             < E n v i r o n m e n t T y p e > E n v i r o n m e n t   T y p e < / E n v i r o n m e n t T y p e > + 
+             < C o m p a n y N a m e > C o m p a n y   N a m e < / C o m p a n y N a m e > + 
+             < C o m p a n y D i s p l a y N a m e > C o m p a n y   D i s p l a y   N a m e < / C o m p a n y D i s p l a y N a m e > + 
+             < C o m p a n y I d > C o m p a n y   I D < / C o m p a n y I d > + 
+             < U s e r N a m e > U s e r   N a m e < / U s e r N a m e > + 
+             < D a t e A n d T i m e > D a t e   a n d   T i m e < / D a t e A n d T i m e > + 
+             < L a n g u a g e > L a n g u a g e < / L a n g u a g e > + 
+             < F o r m a t R e g i o n > F o r m a t   R e g i o n < / F o r m a t R e g i o n > + 
+             < D a t e T i m e V a l u e s > + 
+                 < Y e a r > Y e a r < / Y e a r > + 
+                 < M o n t h N u m b e r > M o n t h   N u m b e r < / M o n t h N u m b e r > + 
+                 < D a y N u m b e r > D a y   N u m b e r < / D a y N u m b e r > + 
+                 < H o u r > H o u r < / H o u r > + 
+                 < M i n u t e > M i n u t e < / M i n u t e > + 
+             < / D a t e T i m e V a l u e s > + 
+         < / R e p o r t R e q u e s t > + 
+         < C o m p a n y M e t a d a t a > + 
+             < C o m p a n y N a m e > C o m p a n y   N a m e < / C o m p a n y N a m e > + 
+             < C o m p a n y D i s p l a y N a m e > C o m p a n y   D i s p l a y   N a m e < / C o m p a n y D i s p l a y N a m e > + 
+             < C o m p a n y A d d r e s s L i n e s > + 
+                 < C o m p a n y A d d r e s s L i n e > C o m p a n y   A d d r e s s   L i n e   1 < / C o m p a n y A d d r e s s L i n e > + 
+                 < C o m p a n y A d d r e s s L i n e > C o m p a n y   A d d r e s s   L i n e   2 < / C o m p a n y A d d r e s s L i n e > + 
+                 < C o m p a n y A d d r e s s L i n e > C o m p a n y   A d d r e s s   L i n e   3 < / C o m p a n y A d d r e s s L i n e > + 
+                 < C o m p a n y A d d r e s s L i n e > C o m p a n y   A d d r e s s   L i n e   4 < / C o m p a n y A d d r e s s L i n e > + 
+                 < C o m p a n y A d d r e s s L i n e > C o m p a n y   A d d r e s s   L i n e   5 < / C o m p a n y A d d r e s s L i n e > + 
+                 < C o m p a n y A d d r e s s L i n e > C o m p a n y   A d d r e s s   L i n e   6 < / C o m p a n y A d d r e s s L i n e > + 
+                 < C o m p a n y A d d r e s s L i n e > C o m p a n y   A d d r e s s   L i n e   7 < / C o m p a n y A d d r e s s L i n e > + 
+                 < C o m p a n y A d d r e s s L i n e > C o m p a n y   A d d r e s s   L i n e   8 < / C o m p a n y A d d r e s s L i n e > + 
+             < / C o m p a n y A d d r e s s L i n e s > + 
+             < C o m p a n y P h o n e > C o m p a n y   P h o n e < / C o m p a n y P h o n e > + 
+             < C o m p a n y P h o n e C a p t i o n > C o m p a n y   P h o n e   C a p t i o n < / C o m p a n y P h o n e C a p t i o n > + 
+             < C o m p a n y F a x N o > C o m p a n y   F a x   N o . < / C o m p a n y F a x N o > + 
+             < C o m p a n y F a x N o C a p t i o n > C o m p a n y   F a x   N o .   C a p t i o n < / C o m p a n y F a x N o C a p t i o n > + 
+             < C o m p a n y E m a i l > C o m p a n y   E m a i l < / C o m p a n y E m a i l > + 
+             < C o m p a n y E m a i l C a p t i o n > C o m p a n y   E m a i l   C a p t i o n < / C o m p a n y E m a i l C a p t i o n > + 
+             < C o m p a n y H o m e P a g e > C o m p a n y   H o m e   P a g e < / C o m p a n y H o m e P a g e > + 
+             < C o m p a n y H o m e P a g e C a p t i o n > C o m p a n y   H o m e   P a g e   C a p t i o n < / C o m p a n y H o m e P a g e C a p t i o n > + 
+             < C o m p a n y L o g o > C o m p a n y   L o g o < / C o m p a n y L o g o > + 
+             < C o m p a n y V A T R e g i s t r a t i o n N o > C o m p a n y   V A T   R e g i s t r a t i o n   N o . < / C o m p a n y V A T R e g i s t r a t i o n N o > + 
+             < C o m p a n y V A T R e g i s t r a t i o n N o C a p t i o n > C o m p a n y   V A T   R e g i s t r a t i o n   N o .   C a p t i o n < / C o m p a n y V A T R e g i s t r a t i o n N o C a p t i o n > + 
+             < C o m p a n y R e g i s t r a t i o n N o > C o m p a n y   R e g i s t r a t i o n   N o . < / C o m p a n y R e g i s t r a t i o n N o > + 
+             < C o m p a n y R e g i s t r a t i o n N o C a p t i o n > C o m p a n y   R e g i s t r a t i o n   N o .   C a p t i o n < / C o m p a n y R e g i s t r a t i o n N o C a p t i o n > + 
+             < C o m p a n y B a n k N a m e > C o m p a n y   B a n k   N a m e < / C o m p a n y B a n k N a m e > + 
+             < C o m p a n y B a n k N a m e C a p t i o n > C o m p a n y   B a n k   N a m e   C a p t i o n < / C o m p a n y B a n k N a m e C a p t i o n > + 
+             < C o m p a n y B a n k A c c o u n t N o > C o m p a n y   B a n k   A c c o u n t   N o . < / C o m p a n y B a n k A c c o u n t N o > + 
+             < C o m p a n y B a n k A c c o u n t N o C a p t i o n > C o m p a n y   B a n k   A c c o u n t   N o .   C a p t i o n < / C o m p a n y B a n k A c c o u n t N o C a p t i o n > + 
+             < C o m p a n y B a n k B r a n c h N o > C o m p a n y   B a n k   B r a n c h   N o . < / C o m p a n y B a n k B r a n c h N o > + 
+             < C o m p a n y B a n k B r a n c h N o C a p t i o n > C o m p a n y   B a n k   B r a n c h   N o .   C a p t i o n < / C o m p a n y B a n k B r a n c h N o C a p t i o n > + 
+             < C o m p a n y I B A N > C o m p a n y   I B A N < / C o m p a n y I B A N > + 
+             < C o m p a n y I B A N C a p t i o n > C o m p a n y   I B A N   C a p t i o n < / C o m p a n y I B A N C a p t i o n > + 
+             < C o m p a n y B a n k S W I F T > C o m p a n y   B a n k   S W I F T < / C o m p a n y B a n k S W I F T > + 
+             < C o m p a n y B a n k S W I F T C a p t i o n > C o m p a n y   B a n k   S W I F T   C a p t i o n < / C o m p a n y B a n k S W I F T C a p t i o n > + 
+             < C o m p a n y G i r o N o > C o m p a n y   G i r o   N o . < / C o m p a n y G i r o N o > + 
+             < C o m p a n y G i r o N o C a p t i o n > C o m p a n y   G i r o   N o .   C a p t i o n < / C o m p a n y G i r o N o C a p t i o n > + 
+         < / C o m p a n y M e t a d a t a > + 
+     < / B C R e p o r t I n f o r m a t i o n > + 
+     < L a b e l s > + 
+         < A b o u t T h e R e p o r t L a b e l   E l e m e n t T y p e = " P a r a m e t e r "   E l e m e n t I d = " 1 6 7 7 9 2 0 0 1 "   D a t a T y p e = " S t r i n g " > A b o u t T h e R e p o r t L a b e l < / A b o u t T h e R e p o r t L a b e l > + 
+         < A d j u s t e d P r o f i t C o m m i s s i o n L a b e l   E l e m e n t T y p e = " P a r a m e t e r "   E l e m e n t I d = " 9 1 5 5 5 7 0 2 0 "   D a t a T y p e = " S t r i n g " > A d j u s t e d P r o f i t C o m m i s s i o n L a b e l < / A d j u s t e d P r o f i t C o m m i s s i o n L a b e l > + 
+         < A d j u s t e d P r o f i t L a b e l   E l e m e n t T y p e = " P a r a m e t e r "   E l e m e n t I d = " 1 6 1 5 2 8 3 0 4 7 "   D a t a T y p e = " S t r i n g " > A d j u s t e d P r o f i t L a b e l < / A d j u s t e d P r o f i t L a b e l > + 
+         < A l l A m o u n t s A r e I n L C Y L a b e l   E l e m e n t T y p e = " P a r a m e t e r "   E l e m e n t I d = " 5 6 3 5 1 4 3 1 8 "   D a t a T y p e = " S t r i n g " > A l l A m o u n t s A r e I n L C Y L a b e l < / A l l A m o u n t s A r e I n L C Y L a b e l > + 
+         < C o m m i s s i o n P e r c e n t L a b e l   E l e m e n t T y p e = " P a r a m e t e r "   E l e m e n t I d = " 8 3 9 2 6 3 7 6 5 "   D a t a T y p e = " S t r i n g " > C o m m i s s i o n P e r c e n t L a b e l < / C o m m i s s i o n P e r c e n t L a b e l > + 
+         < C o m p a n y L a b e l   E l e m e n t T y p e = " P a r a m e t e r "   E l e m e n t I d = " 3 4 6 7 6 0 3 4 8 "   D a t a T y p e = " S t r i n g " > C o m p a n y L a b e l < / C o m p a n y L a b e l > + 
+         < C u s t o m e r N a m e L a b e l   E l e m e n t T y p e = " P a r a m e t e r "   E l e m e n t I d = " 1 1 1 8 7 9 0 8 8 "   D a t a T y p e = " S t r i n g " > C u s t o m e r N a m e L a b e l < / C u s t o m e r N a m e L a b e l > + 
+         < C u s t o m e r N o L a b e l   E l e m e n t T y p e = " P a r a m e t e r "   E l e m e n t I d = " 3 8 7 4 7 8 0 3 4 "   D a t a T y p e = " S t r i n g " > C u s t o m e r N o L a b e l < / C u s t o m e r N o L a b e l > + 
+         < D a t a R e t r i e v e d   E l e m e n t T y p e = " P a r a m e t e r "   E l e m e n t I d = " 2 9 1 9 1 1 8 0 7 "   D a t a T y p e = " S t r i n g " > D a t a R e t r i e v e d < / D a t a R e t r i e v e d > + 
+         < D o c u m e n t a t i o n L a b e l   E l e m e n t T y p e = " P a r a m e t e r "   E l e m e n t I d = " 1 7 3 8 9 2 4 8 1 5 "   D a t a T y p e = " S t r i n g " > D o c u m e n t a t i o n L a b e l < / D o c u m e n t a t i o n L a b e l > + 
+         < D o c u m e n t N o L a b e l   E l e m e n t T y p e = " P a r a m e t e r "   E l e m e n t I d = " 1 1 4 6 4 3 5 8 0 3 "   D a t a T y p e = " S t r i n g " > D o c u m e n t N o L a b e l < / D o c u m e n t N o L a b e l > + 
+         < E n v i r o n m e n t L a b e l   E l e m e n t T y p e = " P a r a m e t e r "   E l e m e n t I d = " 8 1 8 8 1 6 5 9 0 "   D a t a T y p e = " S t r i n g " > E n v i r o n m e n t L a b e l < / E n v i r o n m e n t L a b e l > + 
+         < P e r i o d C a p t i o n   E l e m e n t T y p e = " P a r a m e t e r "   E l e m e n t I d = " 1 4 7 8 2 5 3 4 2 2 "   D a t a T y p e = " S t r i n g " > P e r i o d C a p t i o n < / P e r i o d C a p t i o n > + 
+         < P o s t i n g D a t e L a b e l   E l e m e n t T y p e = " P a r a m e t e r "   E l e m e n t I d = " 1 7 7 5 7 9 4 2 4 9 "   D a t a T y p e = " S t r i n g " > P o s t i n g D a t e L a b e l < / P o s t i n g D a t e L a b e l > + 
+         < P r o f i t C o m m i s s i o n L a b e l   E l e m e n t T y p e = " P a r a m e t e r "   E l e m e n t I d = " 8 3 2 7 0 6 3 9 2 "   D a t a T y p e = " S t r i n g " > P r o f i t C o m m i s s i o n L a b e l < / P r o f i t C o m m i s s i o n L a b e l > + 
+         < P r o f i t L a b e l   E l e m e n t T y p e = " P a r a m e t e r "   E l e m e n t I d = " 2 5 4 6 3 3 6 4 5 "   D a t a T y p e = " S t r i n g " > P r o f i t L a b e l < / P r o f i t L a b e l > + 
+         < R e p o r t N a m e L a b e l   E l e m e n t T y p e = " P a r a m e t e r "   E l e m e n t I d = " 1 0 2 2 2 9 2 9 8 2 "   D a t a T y p e = " S t r i n g " > R e p o r t N a m e L a b e l < / R e p o r t N a m e L a b e l > + 
+         < R u n O n L a b e l   E l e m e n t T y p e = " P a r a m e t e r "   E l e m e n t I d = " 1 1 1 9 0 3 7 5 9 5 "   D a t a T y p e = " S t r i n g " > R u n O n L a b e l < / R u n O n L a b e l > + 
+         < S a l e s C o m m i s s i o n L a b e l   E l e m e n t T y p e = " P a r a m e t e r "   E l e m e n t I d = " 1 0 1 8 2 6 8 7 7 0 "   D a t a T y p e = " S t r i n g " > S a l e s C o m m i s s i o n L a b e l < / S a l e s C o m m i s s i o n L a b e l > + 
+         < S a l e s L a b e l   E l e m e n t T y p e = " P a r a m e t e r "   E l e m e n t I d = " 1 7 9 5 4 4 8 0 0 5 "   D a t a T y p e = " S t r i n g " > S a l e s L a b e l < / S a l e s L a b e l > + 
+         < S a l e s p e r s o n _ P u r c h a s e r _ _ N a m e C a p t i o n   E l e m e n t T y p e = " P a r a m e t e r "   E l e m e n t I d = " 1 1 9 5 8 7 9 8 7 3 "   D a t a T y p e = " S t r i n g " > S a l e s p e r s o n _ P u r c h a s e r _ _ N a m e C a p t i o n < / S a l e s p e r s o n _ P u r c h a s e r _ _ N a m e C a p t i o n > + 
+         < S a l e s p e r s o n C o m m i s s i o n A n a l y s i s   E l e m e n t T y p e = " P a r a m e t e r "   E l e m e n t I d = " 7 1 5 8 7 1 2 4 7 "   D a t a T y p e = " S t r i n g " > S a l e s p e r s o n C o m m i s s i o n A n a l y s i s < / S a l e s p e r s o n C o m m i s s i o n A n a l y s i s > + 
+         < S a l e s p e r s o n C o m m i s s i o n L a b e l   E l e m e n t T y p e = " P a r a m e t e r "   E l e m e n t I d = " 3 0 0 0 9 6 0 5 1 "   D a t a T y p e = " S t r i n g " > S a l e s p e r s o n C o m m i s s i o n L a b e l < / S a l e s p e r s o n C o m m i s s i o n L a b e l > + 
+         < S a l e s p e r s o n C o m m i s s i o n P r i n t   E l e m e n t T y p e = " P a r a m e t e r "   E l e m e n t I d = " 1 3 1 6 0 2 8 6 0 "   D a t a T y p e = " S t r i n g " > S a l e s p e r s o n C o m m i s s i o n P r i n t < / S a l e s p e r s o n C o m m i s s i o n P r i n t > + 
+         < S a l e s p e r s o n P u r c h a s e r _ C o d e C a p t i o n   E l e m e n t T y p e = " P a r a m e t e r "   E l e m e n t I d = " 1 2 2 1 2 1 9 2 4 5 "   D a t a T y p e = " S t r i n g " > S a l e s p e r s o n P u r c h a s e r _ C o d e C a p t i o n < / S a l e s p e r s o n P u r c h a s e r _ C o d e C a p t i o n > + 
+         < T o t a l s C a p t i o n   E l e m e n t T y p e = " P a r a m e t e r "   E l e m e n t I d = " 2 3 5 4 5 9 0 6 "   D a t a T y p e = " S t r i n g " > T o t a l s C a p t i o n < / T o t a l s C a p t i o n > + 
+         < U s e r L a b e l   E l e m e n t T y p e = " P a r a m e t e r "   E l e m e n t I d = " 8 4 8 8 1 6 7 9 4 "   D a t a T y p e = " S t r i n g " > U s e r L a b e l < / U s e r L a b e l > + 
+     < / L a b e l s > + 
+     < T o o l t i p s > + 
+         < T o o l t i p   c o l u m n = " S a l e s p e r s o n _ P u r c h a s e r _ C o d e "   E l e m e n t I d = " 1 3 8 8 0 3 1 6 5 2 " > + 
+             < T o o l t i p T e x t   l a n g = " e n - U S " > S p e c i f i e s   a   c o d e   f o r   t h e   s a l e s p e r s o n   o r   p u r c h a s e r . < / T o o l t i p T e x t > + 
+         < / T o o l t i p > + 
+         < T o o l t i p   c o l u m n = " S a l e s p e r s o n _ P u r c h a s e r _ N a m e "   E l e m e n t I d = " 1 3 4 8 2 2 8 4 6 2 " > + 
+             < T o o l t i p T e x t   l a n g = " e n - U S " > S p e c i f i e s   t h e   n a m e   o f   t h e   s a l e s p e r s o n   o r   p u r c h a s e r . < / T o o l t i p T e x t > + 
+         < / T o o l t i p > + 
+         < T o o l t i p   c o l u m n = " S a l e s p e r s o n _ P u r c h a s e r _ _ C o m m i s s i o n _ _ _ "   E l e m e n t I d = " 1 5 9 0 6 8 9 0 0 4 " > + 
+             < T o o l t i p T e x t   l a n g = " e n - U S " > S p e c i f i e s   t h e   p e r c e n t a g e   t o   u s e   t o   c a l c u l a t e   t h e   s a l e s p e r s o n ' s   c o m m i s s i o n . < / T o o l t i p T e x t > + 
+         < / T o o l t i p > + 
+         < T o o l t i p   c o l u m n = " C u s t _ _ L e d g e r _ E n t r y _ _ _ S a l e s _ _ L C Y _ _ "   E l e m e n t I d = " 3 4 8 7 9 4 9 4 9 " > + 
+             < T o o l t i p T e x t   l a n g = " e n - U S " > S p e c i f i e s   t h e   t o t a l   s a l e s   a m o u n t   e x c l .   V A T   t o   t h e   c u s t o m e r   i n   L C Y . < / T o o l t i p T e x t > + 
+         < / T o o l t i p > + 
+         < T o o l t i p   c o l u m n = " C u s t _ _ L e d g e r _ E n t r y _ _ D o c u m e n t _ N o _ _ "   E l e m e n t I d = " 8 5 2 6 1 1 1 8 1 " > + 
+             < T o o l t i p T e x t   l a n g = " e n - U S " > S p e c i f i e s   t h e   e n t r y ' s   d o c u m e n t   n u m b e r . < / T o o l t i p T e x t > + 
+         < / T o o l t i p > + 
+         < T o o l t i p   c o l u m n = " C u s t _ _ L e d g e r _ E n t r y _ _ C u s t o m e r _ N o _ _ "   E l e m e n t I d = " 1 0 0 9 0 1 6 8 0 8 " > + 
+             < T o o l t i p T e x t   l a n g = " e n - U S " > S p e c i f i e s   t h e   c u s t o m e r   a c c o u n t   n u m b e r   t h a t   t h e   e n t r y   i s   l i n k e d   t o . < / T o o l t i p T e x t > + 
+         < / T o o l t i p > + 
+         < T o o l t i p   c o l u m n = " C u s t _ _ L e d g e r _ E n t r y _ _ S a l e s _ _ L C Y _ _ "   E l e m e n t I d = " 8 1 9 5 1 7 4 8 " > + 
+             < T o o l t i p T e x t   l a n g = " e n - U S " > S p e c i f i e s   t h e   t o t a l   s a l e s   a m o u n t   e x c l .   V A T   t o   t h e   c u s t o m e r   i n   L C Y . < / T o o l t i p T e x t > + 
+         < / T o o l t i p > + 
+         < T o o l t i p   c o l u m n = " C u s t L e d g e r E n t r y _ C u s t o m e r N a m e "   E l e m e n t I d = " 2 0 9 1 8 9 3 2 7 9 " > + 
+             < T o o l t i p T e x t   l a n g = " e n - U S " > S p e c i f i e s   t h e   c u s t o m e r   n a m e   t h a t   t h e   e n t r y   i s   l i n k e d   t o . < / T o o l t i p T e x t > + 
+         < / T o o l t i p > + 
+         < T o o l t i p   c o l u m n = " S a l e s p e r s o n P u r c h a s e r _ C o d e "   E l e m e n t I d = " 1 2 2 1 2 1 9 2 4 5 " > + 
+             < T o o l t i p T e x t   l a n g = " e n - U S " > S p e c i f i e s   a   c o d e   f o r   t h e   s a l e s p e r s o n   o r   p u r c h a s e r . < / T o o l t i p T e x t > + 
+         < / T o o l t i p > + 
+         < T o o l t i p   c o l u m n = " S a l e s p e r s o n _ P u r c h a s e r _ _ N a m e "   E l e m e n t I d = " 1 1 9 5 8 7 9 8 7 3 " > + 
+             < T o o l t i p T e x t   l a n g = " e n - U S " > S p e c i f i e s   t h e   n a m e   o f   t h e   s a l e s p e r s o n   o r   p u r c h a s e r . < / T o o l t i p T e x t > + 
+         < / T o o l t i p > + 
+         < T o o l t i p   c o l u m n = " S u b t o t a l s _ S a l e s p e r s o n _ C o d e "   E l e m e n t I d = " 1 1 9 8 5 9 4 2 7 2 " > + 
+             < T o o l t i p T e x t   l a n g = " e n - U S " > S p e c i f i e s   a   c o d e   f o r   t h e   s a l e s p e r s o n   o r   p u r c h a s e r . < / T o o l t i p T e x t > + 
+         < / T o o l t i p > + 
+     < / T o o l t i p s > + 
+     < S a l e s p e r s o n _ P u r c h a s e r   E l e m e n t T y p e = " D a t a I t e m "   E l e m e n t I d = " 7 1 5 0 0 7 1 9 8 " > + 
+         < A d j P r o f i t   E l e m e n t T y p e = " C o l u m n "   E l e m e n t I d = " 6 6 6 3 9 3 8 5 2 "   D a t a T y p e = " D e c i m a l "   O b s o l e t e S t a t e = " P e n d i n g " > A d j P r o f i t < / A d j P r o f i t > + 
+         < A d j P r o f i t C o m m i s s i o n A m t   E l e m e n t T y p e = " C o l u m n "   E l e m e n t I d = " 1 5 8 1 4 8 8 5 9 9 "   D a t a T y p e = " D e c i m a l "   O b s o l e t e S t a t e = " P e n d i n g " > A d j P r o f i t C o m m i s s i o n A m t < / A d j P r o f i t C o m m i s s i o n A m t > + 
+         < A d j P r o f i t C o m m i s s i o n A m t _ C o n t r o l 4 5 C a p t i o n   E l e m e n t T y p e = " C o l u m n "   E l e m e n t I d = " 6 2 1 2 7 7 8 5 4 "   D a t a T y p e = " L a b e l "   O b s o l e t e S t a t e = " P e n d i n g " > A d j P r o f i t C o m m i s s i o n A m t _ C o n t r o l 4 5 C a p t i o n < / A d j P r o f i t C o m m i s s i o n A m t _ C o n t r o l 4 5 C a p t i o n > + 
+         < A d j P r o f i t _ C o n t r o l 3 9 C a p t i o n   E l e m e n t T y p e = " C o l u m n "   E l e m e n t I d = " 2 1 3 3 9 8 4 3 2 "   D a t a T y p e = " L a b e l "   O b s o l e t e S t a t e = " P e n d i n g " > A d j P r o f i t _ C o n t r o l 3 9 C a p t i o n < / A d j P r o f i t _ C o n t r o l 3 9 C a p t i o n > + 
+         < A l l _ a m o u n t s _ a r e _ i n _ L C Y C a p t i o n   E l e m e n t T y p e = " C o l u m n "   E l e m e n t I d = " 6 9 7 4 8 4 8 0 2 "   D a t a T y p e = " L a b e l "   O b s o l e t e S t a t e = " P e n d i n g " > A l l _ a m o u n t s _ a r e _ i n _ L C Y C a p t i o n < / A l l _ a m o u n t s _ a r e _ i n _ L C Y C a p t i o n > + 
+         < C O M P A N Y N A M E   E l e m e n t T y p e = " C o l u m n "   E l e m e n t I d = " 1 7 5 3 0 1 5 1 5 5 "   D a t a T y p e = " S t r i n g "   O b s o l e t e S t a t e = " P e n d i n g " > C O M P A N Y N A M E < / C O M P A N Y N A M E > + 
+         < C u r r R e p o r t _ P A G E N O C a p t i o n   E l e m e n t T y p e = " C o l u m n "   E l e m e n t I d = " 1 8 4 6 2 6 2 1 5 8 "   D a t a T y p e = " L a b e l "   O b s o l e t e S t a t e = " P e n d i n g " > C u r r R e p o r t _ P A G E N O C a p t i o n < / C u r r R e p o r t _ P A G E N O C a p t i o n > + 
+         < C u s t L e d g E n t r y F i l t e r   E l e m e n t T y p e = " C o l u m n "   E l e m e n t I d = " 1 1 7 3 5 3 2 6 6 6 "   D a t a T y p e = " T e x t "   O b s o l e t e S t a t e = " P e n d i n g " > C u s t L e d g E n t r y F i l t e r < / C u s t L e d g E n t r y F i l t e r > + 
+         < C u s t _ _ L e d g e r _ E n t r y _ _ C u s t o m e r _ N o _ _ C a p t i o n   E l e m e n t T y p e = " C o l u m n "   E l e m e n t I d = " 1 2 2 3 8 5 6 2 7 8 "   D a t a T y p e = " S t r i n g "   O b s o l e t e S t a t e = " P e n d i n g " > C u s t _ _ L e d g e r _ E n t r y _ _ C u s t o m e r _ N o _ _ C a p t i o n < / C u s t _ _ L e d g e r _ E n t r y _ _ C u s t o m e r _ N o _ _ C a p t i o n > + 
+         < C u s t _ _ L e d g e r _ E n t r y _ _ D o c u m e n t _ N o _ _ C a p t i o n   E l e m e n t T y p e = " C o l u m n "   E l e m e n t I d = " 4 8 8 8 0 6 5 1 7 "   D a t a T y p e = " S t r i n g "   O b s o l e t e S t a t e = " P e n d i n g " > C u s t _ _ L e d g e r _ E n t r y _ _ D o c u m e n t _ N o _ _ C a p t i o n < / C u s t _ _ L e d g e r _ E n t r y _ _ D o c u m e n t _ N o _ _ C a p t i o n > + 
+         < C u s t _ _ L e d g e r _ E n t r y _ _ P o s t i n g _ D a t e _ C a p t i o n   E l e m e n t T y p e = " C o l u m n "   E l e m e n t I d = " 2 0 7 9 4 3 8 7 1 2 "   D a t a T y p e = " L a b e l "   O b s o l e t e S t a t e = " P e n d i n g " > C u s t _ _ L e d g e r _ E n t r y _ _ P o s t i n g _ D a t e _ C a p t i o n < / C u s t _ _ L e d g e r _ E n t r y _ _ P o s t i n g _ D a t e _ C a p t i o n > + 
+         < C u s t _ _ L e d g e r _ E n t r y _ _ P r o f i t _ _ L C Y _ _ C a p t i o n   E l e m e n t T y p e = " C o l u m n "   E l e m e n t I d = " 1 9 9 4 3 8 8 4 7 6 "   D a t a T y p e = " S t r i n g "   O b s o l e t e S t a t e = " P e n d i n g " > C u s t _ _ L e d g e r _ E n t r y _ _ P r o f i t _ _ L C Y _ _ C a p t i o n < / C u s t _ _ L e d g e r _ E n t r y _ _ P r o f i t _ _ L C Y _ _ C a p t i o n > + 
+         < C u s t _ _ L e d g e r _ E n t r y _ _ S a l e s _ _ L C Y _ _ C a p t i o n   E l e m e n t T y p e = " C o l u m n "   E l e m e n t I d = " 1 0 5 6 9 2 6 5 4 6 "   D a t a T y p e = " S t r i n g "   O b s o l e t e S t a t e = " P e n d i n g " > C u s t _ _ L e d g e r _ E n t r y _ _ S a l e s _ _ L C Y _ _ C a p t i o n < / C u s t _ _ L e d g e r _ E n t r y _ _ S a l e s _ _ L C Y _ _ C a p t i o n > + 
+         < C u s t _ _ L e d g e r _ E n t r y _ _ T A B L E C A P T I O N _ _ _ _ _ _ _ _ _ _ C u s t L e d g E n t r y F i l t e r   E l e m e n t T y p e = " C o l u m n "   E l e m e n t I d = " 7 1 0 6 3 3 9 1 7 "   D a t a T y p e = " T e x t " > C u s t _ _ L e d g e r _ E n t r y _ _ T A B L E C A P T I O N _ _ _ _ _ _ _ _ _ _ C u s t L e d g E n t r y F i l t e r < / C u s t _ _ L e d g e r _ E n t r y _ _ T A B L E C A P T I O N _ _ _ _ _ _ _ _ _ _ C u s t L e d g E n t r y F i l t e r > + 
+         < C u s t _ _ L e d g e r _ E n t r y _ _ _ P r o f i t _ _ L C Y _ _   E l e m e n t T y p e = " C o l u m n "   E l e m e n t I d = " 1 6 1 5 1 3 7 4 4 3 "   D a t a T y p e = " D e c i m a l "   O b s o l e t e S t a t e = " P e n d i n g " > C u s t _ _ L e d g e r _ E n t r y _ _ _ P r o f i t _ _ L C Y _ _ < / C u s t _ _ L e d g e r _ E n t r y _ _ _ P r o f i t _ _ L C Y _ _ > + 
+         < C u s t _ _ L e d g e r _ E n t r y _ _ _ S a l e s _ _ L C Y _ _   E l e m e n t T y p e = " C o l u m n "   E l e m e n t I d = " 3 4 8 7 9 4 9 4 9 "   D a t a T y p e = " D e c i m a l "   O b s o l e t e S t a t e = " P e n d i n g " > C u s t _ _ L e d g e r _ E n t r y _ _ _ S a l e s _ _ L C Y _ _ < / C u s t _ _ L e d g e r _ E n t r y _ _ _ S a l e s _ _ L C Y _ _ > + 
+         < P a g e G r o u p N o   E l e m e n t T y p e = " C o l u m n "   E l e m e n t I d = " 6 4 9 1 8 0 1 4 4 "   D a t a T y p e = " I n t e g e r "   O b s o l e t e S t a t e = " P e n d i n g " > P a g e G r o u p N o < / P a g e G r o u p N o > + 
+         < P r o f i t C o m m i s s i o n A m t   E l e m e n t T y p e = " C o l u m n "   E l e m e n t I d = " 4 1 6 2 2 4 2 0 6 "   D a t a T y p e = " D e c i m a l "   O b s o l e t e S t a t e = " P e n d i n g " > P r o f i t C o m m i s s i o n A m t < / P r o f i t C o m m i s s i o n A m t > + 
+         < P r o f i t C o m m i s s i o n A m t _ C o n t r o l 3 3 C a p t i o n   E l e m e n t T y p e = " C o l u m n "   E l e m e n t I d = " 4 6 5 8 1 2 5 3 6 "   D a t a T y p e = " L a b e l "   O b s o l e t e S t a t e = " P e n d i n g " > P r o f i t C o m m i s s i o n A m t _ C o n t r o l 3 3 C a p t i o n < / P r o f i t C o m m i s s i o n A m t _ C o n t r o l 3 3 C a p t i o n > + 
+         < S a l e s C o m m i s s i o n A m t   E l e m e n t T y p e = " C o l u m n "   E l e m e n t I d = " 1 6 5 6 6 7 5 0 1 6 "   D a t a T y p e = " D e c i m a l "   O b s o l e t e S t a t e = " P e n d i n g " > S a l e s C o m m i s s i o n A m t < / S a l e s C o m m i s s i o n A m t > + 
+         < S a l e s C o m m i s s i o n A m t _ C o n t r o l 3 2 C a p t i o n   E l e m e n t T y p e = " C o l u m n "   E l e m e n t I d = " 1 2 7 2 6 4 2 0 6 5 "   D a t a T y p e = " L a b e l "   O b s o l e t e S t a t e = " P e n d i n g " > S a l e s C o m m i s s i o n A m t _ C o n t r o l 3 2 C a p t i o n < / S a l e s C o m m i s s i o n A m t _ C o n t r o l 3 2 C a p t i o n > + 
+         < S a l e s p e r s o n F i l t e r   E l e m e n t T y p e = " C o l u m n "   E l e m e n t I d = " 1 2 4 2 2 8 3 2 5 6 "   D a t a T y p e = " T e x t "   O b s o l e t e S t a t e = " P e n d i n g " > S a l e s p e r s o n F i l t e r < / S a l e s p e r s o n F i l t e r > + 
+         < S a l e s p e r s o n _ P u r c h a s e r _ C o d e   E l e m e n t T y p e = " C o l u m n "   E l e m e n t I d = " 1 3 8 8 0 3 1 6 5 2 "   D a t a T y p e = " C o d e " > S a l e s p e r s o n _ P u r c h a s e r _ C o d e < / S a l e s p e r s o n _ P u r c h a s e r _ C o d e > + 
+         < S a l e s p e r s o n _ P u r c h a s e r _ N a m e   E l e m e n t T y p e = " C o l u m n "   E l e m e n t I d = " 1 3 4 8 2 2 8 4 6 2 "   D a t a T y p e = " T e x t " > S a l e s p e r s o n _ P u r c h a s e r _ N a m e < / S a l e s p e r s o n _ P u r c h a s e r _ N a m e > + 
+         < S a l e s p e r s o n _ P u r c h a s e r _ _ C o m m i s s i o n _ _ _   E l e m e n t T y p e = " C o l u m n "   E l e m e n t I d = " 1 5 9 0 6 8 9 0 0 4 "   D a t a T y p e = " D e c i m a l " > S a l e s p e r s o n _ P u r c h a s e r _ _ C o m m i s s i o n _ _ _ < / S a l e s p e r s o n _ P u r c h a s e r _ _ C o m m i s s i o n _ _ _ > + 
+         < S a l e s p e r s o n _ P u r c h a s e r _ _ C o m m i s s i o n _ _ _ C a p t i o n   E l e m e n t T y p e = " C o l u m n "   E l e m e n t I d = " 4 9 9 4 6 3 1 7 0 "   D a t a T y p e = " S t r i n g "   O b s o l e t e S t a t e = " P e n d i n g " > S a l e s p e r s o n _ P u r c h a s e r _ _ C o m m i s s i o n _ _ _ C a p t i o n < / S a l e s p e r s o n _ P u r c h a s e r _ _ C o m m i s s i o n _ _ _ C a p t i o n > + 
+         < S a l e s p e r s o n _ P u r c h a s e r _ _ T A B L E C A P T I O N _ _ _ _ _ _ _ _ _ _ S a l e s p e r s o n F i l t e r   E l e m e n t T y p e = " C o l u m n "   E l e m e n t I d = " 1 0 1 6 0 4 1 6 9 9 "   D a t a T y p e = " T e x t " > S a l e s p e r s o n _ P u r c h a s e r _ _ T A B L E C A P T I O N _ _ _ _ _ _ _ _ _ _ S a l e s p e r s o n F i l t e r < / S a l e s p e r s o n _ P u r c h a s e r _ _ T A B L E C A P T I O N _ _ _ _ _ _ _ _ _ _ S a l e s p e r s o n F i l t e r > + 
+         < S a l e s p e r s o n _ _ _ C o m m i s s i o n C a p t i o n   E l e m e n t T y p e = " C o l u m n "   E l e m e n t I d = " 1 7 6 9 4 7 1 9 4 8 "   D a t a T y p e = " L a b e l "   O b s o l e t e S t a t e = " P e n d i n g " > S a l e s p e r s o n _ _ _ C o m m i s s i o n C a p t i o n < / S a l e s p e r s o n _ _ _ C o m m i s s i o n C a p t i o n > + 
+         < S T R S U B S T N O _ T e x t 0 0 0 _ P e r i o d T e x t _   E l e m e n t T y p e = " C o l u m n "   E l e m e n t I d = " 7 2 2 9 9 1 7 0 4 "   D a t a T y p e = " S t r i n g " > S T R S U B S T N O _ T e x t 0 0 0 _ P e r i o d T e x t _ < / S T R S U B S T N O _ T e x t 0 0 0 _ P e r i o d T e x t _ > + 
+         < T o t a l C a p t i o n   E l e m e n t T y p e = " C o l u m n "   E l e m e n t I d = " 7 0 7 1 0 2 6 9 5 "   D a t a T y p e = " L a b e l "   O b s o l e t e S t a t e = " P e n d i n g " > T o t a l C a p t i o n < / T o t a l C a p t i o n > + 
+         < C u s t _ L e d g e r _ E n t r y   E l e m e n t T y p e = " D a t a I t e m "   E l e m e n t I d = " 1 6 3 9 1 4 6 4 4 5 " > + 
+             < A d j P r o f i t C o m m i s s i o n A m t _ C o n t r o l 4 5   E l e m e n t T y p e = " C o l u m n "   E l e m e n t I d = " 8 0 5 8 9 6 4 0 0 "   D a t a T y p e = " D e c i m a l " > A d j P r o f i t C o m m i s s i o n A m t _ C o n t r o l 4 5 < / A d j P r o f i t C o m m i s s i o n A m t _ C o n t r o l 4 5 > + 
+             < A d j P r o f i t _ C o n t r o l 3 9   E l e m e n t T y p e = " C o l u m n "   E l e m e n t I d = " 2 0 2 4 1 9 6 5 4 2 "   D a t a T y p e = " D e c i m a l " > A d j P r o f i t _ C o n t r o l 3 9 < / A d j P r o f i t _ C o n t r o l 3 9 > + 
+             < C u s t L e d g e r E n t r y _ C u s t o m e r N a m e   E l e m e n t T y p e = " C o l u m n "   E l e m e n t I d = " 2 0 9 1 8 9 3 2 7 9 "   D a t a T y p e = " T e x t " > C u s t L e d g e r E n t r y _ C u s t o m e r N a m e < / C u s t L e d g e r E n t r y _ C u s t o m e r N a m e > + 
+             < C u s t _ _ L e d g e r _ E n t r y _ _ C u s t o m e r _ N o _ _   E l e m e n t T y p e = " C o l u m n "   E l e m e n t I d = " 1 0 0 9 0 1 6 8 0 8 "   D a t a T y p e = " C o d e " > C u s t _ _ L e d g e r _ E n t r y _ _ C u s t o m e r _ N o _ _ < / C u s t _ _ L e d g e r _ E n t r y _ _ C u s t o m e r _ N o _ _ > + 
+             < C u s t _ _ L e d g e r _ E n t r y _ _ D o c u m e n t _ N o _ _   E l e m e n t T y p e = " C o l u m n "   E l e m e n t I d = " 8 5 2 6 1 1 1 8 1 "   D a t a T y p e = " C o d e " > C u s t _ _ L e d g e r _ E n t r y _ _ D o c u m e n t _ N o _ _ < / C u s t _ _ L e d g e r _ E n t r y _ _ D o c u m e n t _ N o _ _ > + 
+             < C u s t _ _ L e d g e r _ E n t r y _ _ P o s t i n g _ D a t e _   E l e m e n t T y p e = " C o l u m n "   E l e m e n t I d = " 2 1 4 2 6 5 7 1 6 2 "   D a t a T y p e = " S t r i n g " > C u s t _ _ L e d g e r _ E n t r y _ _ P o s t i n g _ D a t e _ < / C u s t _ _ L e d g e r _ E n t r y _ _ P o s t i n g _ D a t e _ > + 
+             < C u s t _ _ L e d g e r _ E n t r y _ _ P r o f i t _ _ L C Y _ _   E l e m e n t T y p e = " C o l u m n "   E l e m e n t I d = " 5 1 9 3 4 1 8 2 6 "   D a t a T y p e = " D e c i m a l " > C u s t _ _ L e d g e r _ E n t r y _ _ P r o f i t _ _ L C Y _ _ < / C u s t _ _ L e d g e r _ E n t r y _ _ P r o f i t _ _ L C Y _ _ > + 
+             < C u s t _ _ L e d g e r _ E n t r y _ _ S a l e s _ _ L C Y _ _   E l e m e n t T y p e = " C o l u m n "   E l e m e n t I d = " 8 1 9 5 1 7 4 8 "   D a t a T y p e = " D e c i m a l " > C u s t _ _ L e d g e r _ E n t r y _ _ S a l e s _ _ L C Y _ _ < / C u s t _ _ L e d g e r _ E n t r y _ _ S a l e s _ _ L C Y _ _ > + 
+             < P r o f i t C o m m i s s i o n A m t _ C o n t r o l 3 3   E l e m e n t T y p e = " C o l u m n "   E l e m e n t I d = " 3 1 2 1 8 6 8 2 6 "   D a t a T y p e = " D e c i m a l " > P r o f i t C o m m i s s i o n A m t _ C o n t r o l 3 3 < / P r o f i t C o m m i s s i o n A m t _ C o n t r o l 3 3 > + 
+             < S a l e s C o m m i s s i o n A m t _ C o n t r o l 3 2   E l e m e n t T y p e = " C o l u m n "   E l e m e n t I d = " 1 4 6 2 3 9 0 1 5 3 "   D a t a T y p e = " D e c i m a l " > S a l e s C o m m i s s i o n A m t _ C o n t r o l 3 2 < / S a l e s C o m m i s s i o n A m t _ C o n t r o l 3 2 > + 
+             < S a l e s p e r s o n P u r c h a s e r _ C o d e   E l e m e n t T y p e = " C o l u m n "   E l e m e n t I d = " 1 2 2 1 2 1 9 2 4 5 "   D a t a T y p e = " C o d e " > S a l e s p e r s o n P u r c h a s e r _ C o d e < / S a l e s p e r s o n P u r c h a s e r _ C o d e > + 
+             < S a l e s p e r s o n _ P u r c h a s e r _ _ N a m e   E l e m e n t T y p e = " C o l u m n "   E l e m e n t I d = " 1 1 9 5 8 7 9 8 7 3 "   D a t a T y p e = " T e x t " > S a l e s p e r s o n _ P u r c h a s e r _ _ N a m e < / S a l e s p e r s o n _ P u r c h a s e r _ _ N a m e > + 
+         < / C u s t _ L e d g e r _ E n t r y > + 
+         < S u b t o t a l s   E l e m e n t T y p e = " D a t a I t e m "   E l e m e n t I d = " 8 3 8 6 9 3 5 6 0 " > + 
+             < S u b t o t a l s _ A d j P r o f i t   E l e m e n t T y p e = " C o l u m n "   E l e m e n t I d = " 5 6 1 3 6 6 8 2 2 "   D a t a T y p e = " D e c i m a l " > S u b t o t a l s _ A d j P r o f i t < / S u b t o t a l s _ A d j P r o f i t > + 
+             < S u b t o t a l s _ A d j P r o f i t C o m m i s s i o n   E l e m e n t T y p e = " C o l u m n "   E l e m e n t I d = " 1 4 1 8 9 7 1 8 3 5 "   D a t a T y p e = " D e c i m a l " > S u b t o t a l s _ A d j P r o f i t C o m m i s s i o n < / S u b t o t a l s _ A d j P r o f i t C o m m i s s i o n > + 
+             < S u b t o t a l s _ P r o f i t   E l e m e n t T y p e = " C o l u m n "   E l e m e n t I d = " 2 4 1 5 0 0 6 9 7 "   D a t a T y p e = " D e c i m a l " > S u b t o t a l s _ P r o f i t < / S u b t o t a l s _ P r o f i t > + 
+             < S u b t o t a l s _ P r o f i t C o m m i s s i o n   E l e m e n t T y p e = " C o l u m n "   E l e m e n t I d = " 1 4 9 6 3 3 2 1 7 2 "   D a t a T y p e = " D e c i m a l " > S u b t o t a l s _ P r o f i t C o m m i s s i o n < / S u b t o t a l s _ P r o f i t C o m m i s s i o n > + 
+             < S u b t o t a l s _ S a l e s   E l e m e n t T y p e = " C o l u m n "   E l e m e n t I d = " 1 9 7 8 7 7 5 0 3 "   D a t a T y p e = " D e c i m a l " > S u b t o t a l s _ S a l e s < / S u b t o t a l s _ S a l e s > + 
+             < S u b t o t a l s _ S a l e s C o m m i s s i o n   E l e m e n t T y p e = " C o l u m n "   E l e m e n t I d = " 1 4 7 6 0 7 2 5 9 0 "   D a t a T y p e = " D e c i m a l " > S u b t o t a l s _ S a l e s C o m m i s s i o n < / S u b t o t a l s _ S a l e s C o m m i s s i o n > + 
+             < S u b t o t a l s _ S a l e s p e r s o n _ C o d e   E l e m e n t T y p e = " C o l u m n "   E l e m e n t I d = " 1 1 9 8 5 9 4 2 7 2 "   D a t a T y p e = " C o d e " > S u b t o t a l s _ S a l e s p e r s o n _ C o d e < / S u b t o t a l s _ S a l e s p e r s o n _ C o d e > + 
+         < / S u b t o t a l s > + 
+     < / S a l e s p e r s o n _ P u r c h a s e r > + 
+     < T o t a l s   E l e m e n t T y p e = " D a t a I t e m "   E l e m e n t I d = " 1 8 2 3 9 5 0 0 4 4 " > + 
+         < T o t a l s _ A d j P r o f i t   E l e m e n t T y p e = " C o l u m n "   E l e m e n t I d = " 1 9 0 9 5 0 1 3 6 2 "   D a t a T y p e = " D e c i m a l " > T o t a l s _ A d j P r o f i t < / T o t a l s _ A d j P r o f i t > + 
+         < T o t a l s _ A d j P r o f i t C o m m i s s i o n   E l e m e n t T y p e = " C o l u m n "   E l e m e n t I d = " 9 4 6 1 0 3 7 5 9 "   D a t a T y p e = " D e c i m a l " > T o t a l s _ A d j P r o f i t C o m m i s s i o n < / T o t a l s _ A d j P r o f i t C o m m i s s i o n > + 
+         < T o t a l s _ P r o f i t   E l e m e n t T y p e = " C o l u m n "   E l e m e n t I d = " 6 4 6 2 9 5 2 1 9 "   D a t a T y p e = " D e c i m a l " > T o t a l s _ P r o f i t < / T o t a l s _ P r o f i t > + 
+         < T o t a l s _ P r o f i t C o m m i s s i o n   E l e m e n t T y p e = " C o l u m n "   E l e m e n t I d = " 3 6 7 7 9 1 3 9 2 "   D a t a T y p e = " D e c i m a l " > T o t a l s _ P r o f i t C o m m i s s i o n < / T o t a l s _ P r o f i t C o m m i s s i o n > + 
+         < T o t a l s _ S a l e s   E l e m e n t T y p e = " C o l u m n "   E l e m e n t I d = " 1 3 9 9 9 8 5 1 0 9 "   D a t a T y p e = " D e c i m a l " > T o t a l s _ S a l e s < / T o t a l s _ S a l e s > + 
+         < T o t a l s _ S a l e s C o m m i s s i o n   E l e m e n t T y p e = " C o l u m n "   E l e m e n t I d = " 4 6 4 8 2 3 3 9 8 "   D a t a T y p e = " D e c i m a l " > T o t a l s _ S a l e s C o m m i s s i o n < / T o t a l s _ S a l e s C o m m i s s i o n > + 
+     < / T o t a l s > + 
+ < / N a v W o r d R e p o r t X m l P a r t > 
 </file>
 
 <file path=docMetadata/LabelInfo.xml><?xml version="1.0" encoding="utf-8"?>

--- a/src/Layers/W1/BaseApp/Sales/Reports/SalespersonCommission.docx
+++ b/src/Layers/W1/BaseApp/Sales/Reports/SalespersonCommission.docx
@@ -5447,6 +5447,8 @@
  
              < R e p o r t N a m e > R e p o r t   N a m e < / R e p o r t N a m e >   
+             < R e p o r t C a p t i o n > R e p o r t   C a p t i o n < / R e p o r t C a p t i o n > + 
              < A b o u t T h i s R e p o r t T i t l e > A b o u t   T h i s   R e p o r t   T i t l e < / A b o u t T h i s R e p o r t T i t l e >   
              < A b o u t T h i s R e p o r t T e x t > A b o u t   T h i s   R e p o r t   T e x t < / A b o u t T h i s R e p o r t T e x t > @@ -5501,21 +5503,21 @@
  
              < C o m p a n y A d d r e s s L i n e s >   
-                 < C o m p a n y A d d r e s s L i n e > C o m p a n y   A d d r e s s   L i n e   1 < / C o m p a n y A d d r e s s L i n e > - 
-                 < C o m p a n y A d d r e s s L i n e > C o m p a n y   A d d r e s s   L i n e   2 < / C o m p a n y A d d r e s s L i n e > - 
-                 < C o m p a n y A d d r e s s L i n e > C o m p a n y   A d d r e s s   L i n e   3 < / C o m p a n y A d d r e s s L i n e > - 
-                 < C o m p a n y A d d r e s s L i n e > C o m p a n y   A d d r e s s   L i n e   4 < / C o m p a n y A d d r e s s L i n e > - 
-                 < C o m p a n y A d d r e s s L i n e > C o m p a n y   A d d r e s s   L i n e   5 < / C o m p a n y A d d r e s s L i n e > - 
-                 < C o m p a n y A d d r e s s L i n e > C o m p a n y   A d d r e s s   L i n e   6 < / C o m p a n y A d d r e s s L i n e > - 
-                 < C o m p a n y A d d r e s s L i n e > C o m p a n y   A d d r e s s   L i n e   7 < / C o m p a n y A d d r e s s L i n e > - 
-                 < C o m p a n y A d d r e s s L i n e > C o m p a n y   A d d r e s s   L i n e   8 < / C o m p a n y A d d r e s s L i n e > +                 < C o m p a n y A d d r e s s L i n e 1 > C o m p a n y   A d d r e s s   L i n e   1 < / C o m p a n y A d d r e s s L i n e 1 > + 
+                 < C o m p a n y A d d r e s s L i n e 2 > C o m p a n y   A d d r e s s   L i n e   2 < / C o m p a n y A d d r e s s L i n e 2 > + 
+                 < C o m p a n y A d d r e s s L i n e 3 > C o m p a n y   A d d r e s s   L i n e   3 < / C o m p a n y A d d r e s s L i n e 3 > + 
+                 < C o m p a n y A d d r e s s L i n e 4 > C o m p a n y   A d d r e s s   L i n e   4 < / C o m p a n y A d d r e s s L i n e 4 > + 
+                 < C o m p a n y A d d r e s s L i n e 5 > C o m p a n y   A d d r e s s   L i n e   5 < / C o m p a n y A d d r e s s L i n e 5 > + 
+                 < C o m p a n y A d d r e s s L i n e 6 > C o m p a n y   A d d r e s s   L i n e   6 < / C o m p a n y A d d r e s s L i n e 6 > + 
+                 < C o m p a n y A d d r e s s L i n e 7 > C o m p a n y   A d d r e s s   L i n e   7 < / C o m p a n y A d d r e s s L i n e 7 > + 
+                 < C o m p a n y A d d r e s s L i n e 8 > C o m p a n y   A d d r e s s   L i n e   8 < / C o m p a n y A d d r e s s L i n e 8 >   
              < / C o m p a n y A d d r e s s L i n e s >   
@@ -5780,6 +5782,8 @@
  
              < R e p o r t N a m e > R e p o r t   N a m e < / R e p o r t N a m e >   
+             < R e p o r t C a p t i o n > R e p o r t   C a p t i o n < / R e p o r t C a p t i o n > + 
              < A b o u t T h i s R e p o r t T i t l e > A b o u t   T h i s   R e p o r t   T i t l e < / A b o u t T h i s R e p o r t T i t l e >   
              < A b o u t T h i s R e p o r t T e x t > A b o u t   T h i s   R e p o r t   T e x t < / A b o u t T h i s R e p o r t T e x t > @@ -5834,21 +5838,21 @@
  
              < C o m p a n y A d d r e s s L i n e s >   
-                 < C o m p a n y A d d r e s s L i n e > C o m p a n y   A d d r e s s   L i n e   1 < / C o m p a n y A d d r e s s L i n e > - 
-                 < C o m p a n y A d d r e s s L i n e > C o m p a n y   A d d r e s s   L i n e   2 < / C o m p a n y A d d r e s s L i n e > - 
-                 < C o m p a n y A d d r e s s L i n e > C o m p a n y   A d d r e s s   L i n e   3 < / C o m p a n y A d d r e s s L i n e > - 
-                 < C o m p a n y A d d r e s s L i n e > C o m p a n y   A d d r e s s   L i n e   4 < / C o m p a n y A d d r e s s L i n e > - 
-                 < C o m p a n y A d d r e s s L i n e > C o m p a n y   A d d r e s s   L i n e   5 < / C o m p a n y A d d r e s s L i n e > - 
-                 < C o m p a n y A d d r e s s L i n e > C o m p a n y   A d d r e s s   L i n e   6 < / C o m p a n y A d d r e s s L i n e > - 
-                 < C o m p a n y A d d r e s s L i n e > C o m p a n y   A d d r e s s   L i n e   7 < / C o m p a n y A d d r e s s L i n e > - 
-                 < C o m p a n y A d d r e s s L i n e > C o m p a n y   A d d r e s s   L i n e   8 < / C o m p a n y A d d r e s s L i n e > +                 < C o m p a n y A d d r e s s L i n e 1 > C o m p a n y   A d d r e s s   L i n e   1 < / C o m p a n y A d d r e s s L i n e 1 > + 
+                 < C o m p a n y A d d r e s s L i n e 2 > C o m p a n y   A d d r e s s   L i n e   2 < / C o m p a n y A d d r e s s L i n e 2 > + 
+                 < C o m p a n y A d d r e s s L i n e 3 > C o m p a n y   A d d r e s s   L i n e   3 < / C o m p a n y A d d r e s s L i n e 3 > + 
+                 < C o m p a n y A d d r e s s L i n e 4 > C o m p a n y   A d d r e s s   L i n e   4 < / C o m p a n y A d d r e s s L i n e 4 > + 
+                 < C o m p a n y A d d r e s s L i n e 5 > C o m p a n y   A d d r e s s   L i n e   5 < / C o m p a n y A d d r e s s L i n e 5 > + 
+                 < C o m p a n y A d d r e s s L i n e 6 > C o m p a n y   A d d r e s s   L i n e   6 < / C o m p a n y A d d r e s s L i n e 6 > + 
+                 < C o m p a n y A d d r e s s L i n e 7 > C o m p a n y   A d d r e s s   L i n e   7 < / C o m p a n y A d d r e s s L i n e 7 > + 
+                 < C o m p a n y A d d r e s s L i n e 8 > C o m p a n y   A d d r e s s   L i n e   8 < / C o m p a n y A d d r e s s L i n e 8 >   
              < / C o m p a n y A d d r e s s L i n e s >   

--- a/src/Layers/W1/BaseApp/Sales/Reports/SalespersonCommission.docx
+++ b/src/Layers/W1/BaseApp/Sales/Reports/SalespersonCommission.docx
@@ -5427,744 +5427,133 @@
 </we:webextension>
 </file>
 
-<file path=customXml/item2.xml>��< ? x m l   v e r s i o n = " 1 . 0 "   e n c o d i n g = " u t f - 1 6 " ? > - 
- < N a v W o r d R e p o r t X m l P a r t   x m l n s = " u r n : m i c r o s o f t - d y n a m i c s - n a v / r e p o r t s / S a l e s p e r s o n _ C o m m i s s i o n / 1 1 5 / " > - 
-     < B C R e p o r t I n f o r m a t i o n > - 
-         < R e p o r t M e t a d a t a > - 
-             < E x t e n s i o n I d > E x t e n s i o n   I D < / E x t e n s i o n I d > - 
-             < E x t e n s i o n N a m e > E x t e n s i o n   N a m e < / E x t e n s i o n N a m e > - 
-             < E x t e n s i o n P u b l i s h e r > E x t e n s i o n   P u b l i s h e r < / E x t e n s i o n P u b l i s h e r > - 
-             < E x t e n s i o n V e r s i o n > E x t e n s i o n   V e r s i o n < / E x t e n s i o n V e r s i o n > - 
-             < R e p o r t I d > R e p o r t   I D < / R e p o r t I d > - 
-             < R e p o r t N a m e > R e p o r t   N a m e < / R e p o r t N a m e > - 
-             < R e p o r t C a p t i o n > R e p o r t   C a p t i o n < / R e p o r t C a p t i o n > - 
-             < A b o u t T h i s R e p o r t T i t l e > A b o u t   T h i s   R e p o r t   T i t l e < / A b o u t T h i s R e p o r t T i t l e > - 
-             < A b o u t T h i s R e p o r t T e x t > A b o u t   T h i s   R e p o r t   T e x t < / A b o u t T h i s R e p o r t T e x t > - 
-             < R e p o r t H e l p L i n k > R e p o r t   H e l p   L i n k < / R e p o r t H e l p L i n k > - 
-         < / R e p o r t M e t a d a t a > - 
-         < R e p o r t R e q u e s t > - 
-             < T e n a n t E n t r a I d > T e n a n t   E n t r a   I d < / T e n a n t E n t r a I d > - 
-             < E n v i r o n m e n t N a m e > E n v i r o n m e n t   N a m e < / E n v i r o n m e n t N a m e > - 
-             < E n v i r o n m e n t T y p e > E n v i r o n m e n t   T y p e < / E n v i r o n m e n t T y p e > - 
-             < C o m p a n y N a m e > C o m p a n y   N a m e < / C o m p a n y N a m e > - 
-             < C o m p a n y D i s p l a y N a m e > C o m p a n y   D i s p l a y   N a m e < / C o m p a n y D i s p l a y N a m e > - 
-             < C o m p a n y I d > C o m p a n y   I D < / C o m p a n y I d > - 
-             < U s e r N a m e > U s e r   N a m e < / U s e r N a m e > - 
-             < D a t e A n d T i m e > D a t e   a n d   T i m e < / D a t e A n d T i m e > - 
-             < L a n g u a g e > L a n g u a g e < / L a n g u a g e > - 
-             < F o r m a t R e g i o n > F o r m a t   R e g i o n < / F o r m a t R e g i o n > - 
-             < D a t e T i m e V a l u e s > - 
-                 < Y e a r > Y e a r < / Y e a r > - 
-                 < M o n t h N u m b e r > M o n t h   N u m b e r < / M o n t h N u m b e r > - 
-                 < D a y N u m b e r > D a y   N u m b e r < / D a y N u m b e r > - 
-                 < H o u r > H o u r < / H o u r > - 
-                 < M i n u t e > M i n u t e < / M i n u t e > - 
-             < / D a t e T i m e V a l u e s > - 
-         < / R e p o r t R e q u e s t > - 
-         < C o m p a n y M e t a d a t a > - 
-             < C o m p a n y N a m e > C o m p a n y   N a m e < / C o m p a n y N a m e > - 
-             < C o m p a n y D i s p l a y N a m e > C o m p a n y   D i s p l a y   N a m e < / C o m p a n y D i s p l a y N a m e > - 
-             < C o m p a n y A d d r e s s L i n e s > - 
-                 < C o m p a n y A d d r e s s L i n e 1 > C o m p a n y   A d d r e s s   L i n e   1 < / C o m p a n y A d d r e s s L i n e 1 > - 
-                 < C o m p a n y A d d r e s s L i n e 2 > C o m p a n y   A d d r e s s   L i n e   2 < / C o m p a n y A d d r e s s L i n e 2 > - 
-                 < C o m p a n y A d d r e s s L i n e 3 > C o m p a n y   A d d r e s s   L i n e   3 < / C o m p a n y A d d r e s s L i n e 3 > - 
-                 < C o m p a n y A d d r e s s L i n e 4 > C o m p a n y   A d d r e s s   L i n e   4 < / C o m p a n y A d d r e s s L i n e 4 > - 
-                 < C o m p a n y A d d r e s s L i n e 5 > C o m p a n y   A d d r e s s   L i n e   5 < / C o m p a n y A d d r e s s L i n e 5 > - 
-                 < C o m p a n y A d d r e s s L i n e 6 > C o m p a n y   A d d r e s s   L i n e   6 < / C o m p a n y A d d r e s s L i n e 6 > - 
-                 < C o m p a n y A d d r e s s L i n e 7 > C o m p a n y   A d d r e s s   L i n e   7 < / C o m p a n y A d d r e s s L i n e 7 > - 
-                 < C o m p a n y A d d r e s s L i n e 8 > C o m p a n y   A d d r e s s   L i n e   8 < / C o m p a n y A d d r e s s L i n e 8 > - 
-             < / C o m p a n y A d d r e s s L i n e s > - 
-             < C o m p a n y P h o n e > C o m p a n y   P h o n e < / C o m p a n y P h o n e > - 
-             < C o m p a n y P h o n e C a p t i o n > C o m p a n y   P h o n e   C a p t i o n < / C o m p a n y P h o n e C a p t i o n > - 
-             < C o m p a n y F a x N o > C o m p a n y   F a x   N o . < / C o m p a n y F a x N o > - 
-             < C o m p a n y F a x N o C a p t i o n > C o m p a n y   F a x   N o .   C a p t i o n < / C o m p a n y F a x N o C a p t i o n > - 
-             < C o m p a n y E m a i l > C o m p a n y   E m a i l < / C o m p a n y E m a i l > - 
-             < C o m p a n y E m a i l C a p t i o n > C o m p a n y   E m a i l   C a p t i o n < / C o m p a n y E m a i l C a p t i o n > - 
-             < C o m p a n y H o m e P a g e > C o m p a n y   H o m e   P a g e < / C o m p a n y H o m e P a g e > - 
-             < C o m p a n y H o m e P a g e C a p t i o n > C o m p a n y   H o m e   P a g e   C a p t i o n < / C o m p a n y H o m e P a g e C a p t i o n > - 
-             < C o m p a n y L o g o > C o m p a n y   L o g o < / C o m p a n y L o g o > - 
-             < C o m p a n y V A T R e g i s t r a t i o n N o > C o m p a n y   V A T   R e g i s t r a t i o n   N o . < / C o m p a n y V A T R e g i s t r a t i o n N o > - 
-             < C o m p a n y V A T R e g i s t r a t i o n N o C a p t i o n > C o m p a n y   V A T   R e g i s t r a t i o n   N o .   C a p t i o n < / C o m p a n y V A T R e g i s t r a t i o n N o C a p t i o n > - 
-             < C o m p a n y R e g i s t r a t i o n N o > C o m p a n y   R e g i s t r a t i o n   N o . < / C o m p a n y R e g i s t r a t i o n N o > - 
-             < C o m p a n y R e g i s t r a t i o n N o C a p t i o n > C o m p a n y   R e g i s t r a t i o n   N o .   C a p t i o n < / C o m p a n y R e g i s t r a t i o n N o C a p t i o n > - 
-             < C o m p a n y B a n k N a m e > C o m p a n y   B a n k   N a m e < / C o m p a n y B a n k N a m e > - 
-             < C o m p a n y B a n k N a m e C a p t i o n > C o m p a n y   B a n k   N a m e   C a p t i o n < / C o m p a n y B a n k N a m e C a p t i o n > - 
-             < C o m p a n y B a n k A c c o u n t N o > C o m p a n y   B a n k   A c c o u n t   N o . < / C o m p a n y B a n k A c c o u n t N o > - 
-             < C o m p a n y B a n k A c c o u n t N o C a p t i o n > C o m p a n y   B a n k   A c c o u n t   N o .   C a p t i o n < / C o m p a n y B a n k A c c o u n t N o C a p t i o n > - 
-             < C o m p a n y B a n k B r a n c h N o > C o m p a n y   B a n k   B r a n c h   N o . < / C o m p a n y B a n k B r a n c h N o > - 
-             < C o m p a n y B a n k B r a n c h N o C a p t i o n > C o m p a n y   B a n k   B r a n c h   N o .   C a p t i o n < / C o m p a n y B a n k B r a n c h N o C a p t i o n > - 
-             < C o m p a n y I B A N > C o m p a n y   I B A N < / C o m p a n y I B A N > - 
-             < C o m p a n y I B A N C a p t i o n > C o m p a n y   I B A N   C a p t i o n < / C o m p a n y I B A N C a p t i o n > - 
-             < C o m p a n y B a n k S W I F T > C o m p a n y   B a n k   S W I F T < / C o m p a n y B a n k S W I F T > - 
-             < C o m p a n y B a n k S W I F T C a p t i o n > C o m p a n y   B a n k   S W I F T   C a p t i o n < / C o m p a n y B a n k S W I F T C a p t i o n > - 
-             < C o m p a n y G i r o N o > C o m p a n y   G i r o   N o . < / C o m p a n y G i r o N o > - 
-             < C o m p a n y G i r o N o C a p t i o n > C o m p a n y   G i r o   N o .   C a p t i o n < / C o m p a n y G i r o N o C a p t i o n > - 
-         < / C o m p a n y M e t a d a t a > - 
-     < / B C R e p o r t I n f o r m a t i o n > - 
-     < L a b e l s > - 
-         < A b o u t T h e R e p o r t L a b e l > A b o u t T h e R e p o r t L a b e l < / A b o u t T h e R e p o r t L a b e l > - 
-         < A d j u s t e d P r o f i t C o m m i s s i o n L a b e l > A d j u s t e d P r o f i t C o m m i s s i o n L a b e l < / A d j u s t e d P r o f i t C o m m i s s i o n L a b e l > - 
-         < A d j u s t e d P r o f i t L a b e l > A d j u s t e d P r o f i t L a b e l < / A d j u s t e d P r o f i t L a b e l > - 
-         < A l l A m o u n t s A r e I n L C Y L a b e l > A l l A m o u n t s A r e I n L C Y L a b e l < / A l l A m o u n t s A r e I n L C Y L a b e l > - 
-         < C o m m i s s i o n P e r c e n t L a b e l > C o m m i s s i o n P e r c e n t L a b e l < / C o m m i s s i o n P e r c e n t L a b e l > - 
-         < C o m p a n y L a b e l > C o m p a n y L a b e l < / C o m p a n y L a b e l > - 
-         < C u s t o m e r N a m e L a b e l > C u s t o m e r N a m e L a b e l < / C u s t o m e r N a m e L a b e l > - 
-         < C u s t o m e r N o L a b e l > C u s t o m e r N o L a b e l < / C u s t o m e r N o L a b e l > - 
-         < D a t a R e t r i e v e d > D a t a R e t r i e v e d < / D a t a R e t r i e v e d > - 
-         < D o c u m e n t a t i o n L a b e l > D o c u m e n t a t i o n L a b e l < / D o c u m e n t a t i o n L a b e l > - 
-         < D o c u m e n t N o L a b e l > D o c u m e n t N o L a b e l < / D o c u m e n t N o L a b e l > - 
-         < E n v i r o n m e n t L a b e l > E n v i r o n m e n t L a b e l < / E n v i r o n m e n t L a b e l > - 
-         < P e r i o d C a p t i o n > P e r i o d C a p t i o n < / P e r i o d C a p t i o n > - 
-         < P o s t i n g D a t e L a b e l > P o s t i n g D a t e L a b e l < / P o s t i n g D a t e L a b e l > - 
-         < P r o f i t C o m m i s s i o n L a b e l > P r o f i t C o m m i s s i o n L a b e l < / P r o f i t C o m m i s s i o n L a b e l > - 
-         < P r o f i t L a b e l > P r o f i t L a b e l < / P r o f i t L a b e l > - 
-         < R e p o r t N a m e L a b e l > R e p o r t N a m e L a b e l < / R e p o r t N a m e L a b e l > - 
-         < R u n O n L a b e l > R u n O n L a b e l < / R u n O n L a b e l > - 
-         < S a l e s C o m m i s s i o n L a b e l > S a l e s C o m m i s s i o n L a b e l < / S a l e s C o m m i s s i o n L a b e l > - 
-         < S a l e s L a b e l > S a l e s L a b e l < / S a l e s L a b e l > - 
-         < S a l e s p e r s o n _ P u r c h a s e r _ _ N a m e C a p t i o n > S a l e s p e r s o n _ P u r c h a s e r _ _ N a m e C a p t i o n < / S a l e s p e r s o n _ P u r c h a s e r _ _ N a m e C a p t i o n > - 
-         < S a l e s p e r s o n C o m m i s s i o n A n a l y s i s > S a l e s p e r s o n C o m m i s s i o n A n a l y s i s < / S a l e s p e r s o n C o m m i s s i o n A n a l y s i s > - 
-         < S a l e s p e r s o n C o m m i s s i o n L a b e l > S a l e s p e r s o n C o m m i s s i o n L a b e l < / S a l e s p e r s o n C o m m i s s i o n L a b e l > - 
-         < S a l e s p e r s o n C o m m i s s i o n P r i n t > S a l e s p e r s o n C o m m i s s i o n P r i n t < / S a l e s p e r s o n C o m m i s s i o n P r i n t > - 
-         < S a l e s p e r s o n P u r c h a s e r _ C o d e C a p t i o n > S a l e s p e r s o n P u r c h a s e r _ C o d e C a p t i o n < / S a l e s p e r s o n P u r c h a s e r _ C o d e C a p t i o n > - 
-         < T o t a l s C a p t i o n > T o t a l s C a p t i o n < / T o t a l s C a p t i o n > - 
-         < U s e r L a b e l > U s e r L a b e l < / U s e r L a b e l > - 
-     < / L a b e l s > - 
-     < S a l e s p e r s o n _ P u r c h a s e r > - 
-         < A d j P r o f i t > A d j P r o f i t < / A d j P r o f i t > - 
-         < A d j P r o f i t C o m m i s s i o n A m t > A d j P r o f i t C o m m i s s i o n A m t < / A d j P r o f i t C o m m i s s i o n A m t > - 
-         < A d j P r o f i t C o m m i s s i o n A m t _ C o n t r o l 4 5 C a p t i o n > A d j P r o f i t C o m m i s s i o n A m t _ C o n t r o l 4 5 C a p t i o n < / A d j P r o f i t C o m m i s s i o n A m t _ C o n t r o l 4 5 C a p t i o n > - 
-         < A d j P r o f i t _ C o n t r o l 3 9 C a p t i o n > A d j P r o f i t _ C o n t r o l 3 9 C a p t i o n < / A d j P r o f i t _ C o n t r o l 3 9 C a p t i o n > - 
-         < A l l _ a m o u n t s _ a r e _ i n _ L C Y C a p t i o n > A l l _ a m o u n t s _ a r e _ i n _ L C Y C a p t i o n < / A l l _ a m o u n t s _ a r e _ i n _ L C Y C a p t i o n > - 
-         < C O M P A N Y N A M E > C O M P A N Y N A M E < / C O M P A N Y N A M E > - 
-         < C u r r R e p o r t _ P A G E N O C a p t i o n > C u r r R e p o r t _ P A G E N O C a p t i o n < / C u r r R e p o r t _ P A G E N O C a p t i o n > - 
-         < C u s t L e d g E n t r y F i l t e r > C u s t L e d g E n t r y F i l t e r < / C u s t L e d g E n t r y F i l t e r > - 
-         < C u s t _ _ L e d g e r _ E n t r y _ _ C u s t o m e r _ N o _ _ C a p t i o n > C u s t _ _ L e d g e r _ E n t r y _ _ C u s t o m e r _ N o _ _ C a p t i o n < / C u s t _ _ L e d g e r _ E n t r y _ _ C u s t o m e r _ N o _ _ C a p t i o n > - 
-         < C u s t _ _ L e d g e r _ E n t r y _ _ D o c u m e n t _ N o _ _ C a p t i o n > C u s t _ _ L e d g e r _ E n t r y _ _ D o c u m e n t _ N o _ _ C a p t i o n < / C u s t _ _ L e d g e r _ E n t r y _ _ D o c u m e n t _ N o _ _ C a p t i o n > - 
-         < C u s t _ _ L e d g e r _ E n t r y _ _ P o s t i n g _ D a t e _ C a p t i o n > C u s t _ _ L e d g e r _ E n t r y _ _ P o s t i n g _ D a t e _ C a p t i o n < / C u s t _ _ L e d g e r _ E n t r y _ _ P o s t i n g _ D a t e _ C a p t i o n > - 
-         < C u s t _ _ L e d g e r _ E n t r y _ _ P r o f i t _ _ L C Y _ _ C a p t i o n > C u s t _ _ L e d g e r _ E n t r y _ _ P r o f i t _ _ L C Y _ _ C a p t i o n < / C u s t _ _ L e d g e r _ E n t r y _ _ P r o f i t _ _ L C Y _ _ C a p t i o n > - 
-         < C u s t _ _ L e d g e r _ E n t r y _ _ S a l e s _ _ L C Y _ _ C a p t i o n > C u s t _ _ L e d g e r _ E n t r y _ _ S a l e s _ _ L C Y _ _ C a p t i o n < / C u s t _ _ L e d g e r _ E n t r y _ _ S a l e s _ _ L C Y _ _ C a p t i o n > - 
-         < C u s t _ _ L e d g e r _ E n t r y _ _ T A B L E C A P T I O N _ _ _ _ _ _ _ _ _ _ C u s t L e d g E n t r y F i l t e r > C u s t _ _ L e d g e r _ E n t r y _ _ T A B L E C A P T I O N _ _ _ _ _ _ _ _ _ _ C u s t L e d g E n t r y F i l t e r < / C u s t _ _ L e d g e r _ E n t r y _ _ T A B L E C A P T I O N _ _ _ _ _ _ _ _ _ _ C u s t L e d g E n t r y F i l t e r > - 
-         < C u s t _ _ L e d g e r _ E n t r y _ _ _ P r o f i t _ _ L C Y _ _ > C u s t _ _ L e d g e r _ E n t r y _ _ _ P r o f i t _ _ L C Y _ _ < / C u s t _ _ L e d g e r _ E n t r y _ _ _ P r o f i t _ _ L C Y _ _ > - 
-         < C u s t _ _ L e d g e r _ E n t r y _ _ _ S a l e s _ _ L C Y _ _ > C u s t _ _ L e d g e r _ E n t r y _ _ _ S a l e s _ _ L C Y _ _ < / C u s t _ _ L e d g e r _ E n t r y _ _ _ S a l e s _ _ L C Y _ _ > - 
-         < P a g e G r o u p N o > P a g e G r o u p N o < / P a g e G r o u p N o > - 
-         < P r o f i t C o m m i s s i o n A m t > P r o f i t C o m m i s s i o n A m t < / P r o f i t C o m m i s s i o n A m t > - 
-         < P r o f i t C o m m i s s i o n A m t _ C o n t r o l 3 3 C a p t i o n > P r o f i t C o m m i s s i o n A m t _ C o n t r o l 3 3 C a p t i o n < / P r o f i t C o m m i s s i o n A m t _ C o n t r o l 3 3 C a p t i o n > - 
-         < S a l e s C o m m i s s i o n A m t > S a l e s C o m m i s s i o n A m t < / S a l e s C o m m i s s i o n A m t > - 
-         < S a l e s C o m m i s s i o n A m t _ C o n t r o l 3 2 C a p t i o n > S a l e s C o m m i s s i o n A m t _ C o n t r o l 3 2 C a p t i o n < / S a l e s C o m m i s s i o n A m t _ C o n t r o l 3 2 C a p t i o n > - 
-         < S a l e s p e r s o n F i l t e r > S a l e s p e r s o n F i l t e r < / S a l e s p e r s o n F i l t e r > - 
-         < S a l e s p e r s o n _ P u r c h a s e r _ C o d e > S a l e s p e r s o n _ P u r c h a s e r _ C o d e < / S a l e s p e r s o n _ P u r c h a s e r _ C o d e > - 
-         < S a l e s p e r s o n _ P u r c h a s e r _ N a m e > S a l e s p e r s o n _ P u r c h a s e r _ N a m e < / S a l e s p e r s o n _ P u r c h a s e r _ N a m e > - 
-         < S a l e s p e r s o n _ P u r c h a s e r _ _ C o m m i s s i o n _ _ _ > S a l e s p e r s o n _ P u r c h a s e r _ _ C o m m i s s i o n _ _ _ < / S a l e s p e r s o n _ P u r c h a s e r _ _ C o m m i s s i o n _ _ _ > - 
-         < S a l e s p e r s o n _ P u r c h a s e r _ _ C o m m i s s i o n _ _ _ C a p t i o n > S a l e s p e r s o n _ P u r c h a s e r _ _ C o m m i s s i o n _ _ _ C a p t i o n < / S a l e s p e r s o n _ P u r c h a s e r _ _ C o m m i s s i o n _ _ _ C a p t i o n > - 
-         < S a l e s p e r s o n _ P u r c h a s e r _ _ T A B L E C A P T I O N _ _ _ _ _ _ _ _ _ _ S a l e s p e r s o n F i l t e r > S a l e s p e r s o n _ P u r c h a s e r _ _ T A B L E C A P T I O N _ _ _ _ _ _ _ _ _ _ S a l e s p e r s o n F i l t e r < / S a l e s p e r s o n _ P u r c h a s e r _ _ T A B L E C A P T I O N _ _ _ _ _ _ _ _ _ _ S a l e s p e r s o n F i l t e r > - 
-         < S a l e s p e r s o n _ _ _ C o m m i s s i o n C a p t i o n > S a l e s p e r s o n _ _ _ C o m m i s s i o n C a p t i o n < / S a l e s p e r s o n _ _ _ C o m m i s s i o n C a p t i o n > - 
-         < S T R S U B S T N O _ T e x t 0 0 0 _ P e r i o d T e x t _ > S T R S U B S T N O _ T e x t 0 0 0 _ P e r i o d T e x t _ < / S T R S U B S T N O _ T e x t 0 0 0 _ P e r i o d T e x t _ > - 
-         < T o t a l C a p t i o n > T o t a l C a p t i o n < / T o t a l C a p t i o n > - 
-         < C u s t _ L e d g e r _ E n t r y > - 
-             < A d j P r o f i t C o m m i s s i o n A m t _ C o n t r o l 4 5 > A d j P r o f i t C o m m i s s i o n A m t _ C o n t r o l 4 5 < / A d j P r o f i t C o m m i s s i o n A m t _ C o n t r o l 4 5 > - 
-             < A d j P r o f i t _ C o n t r o l 3 9 > A d j P r o f i t _ C o n t r o l 3 9 < / A d j P r o f i t _ C o n t r o l 3 9 > - 
-             < C u s t L e d g e r E n t r y _ C u s t o m e r N a m e > C u s t L e d g e r E n t r y _ C u s t o m e r N a m e < / C u s t L e d g e r E n t r y _ C u s t o m e r N a m e > - 
-             < C u s t _ _ L e d g e r _ E n t r y _ _ C u s t o m e r _ N o _ _ > C u s t _ _ L e d g e r _ E n t r y _ _ C u s t o m e r _ N o _ _ < / C u s t _ _ L e d g e r _ E n t r y _ _ C u s t o m e r _ N o _ _ > - 
-             < C u s t _ _ L e d g e r _ E n t r y _ _ D o c u m e n t _ N o _ _ > C u s t _ _ L e d g e r _ E n t r y _ _ D o c u m e n t _ N o _ _ < / C u s t _ _ L e d g e r _ E n t r y _ _ D o c u m e n t _ N o _ _ > - 
-             < C u s t _ _ L e d g e r _ E n t r y _ _ P o s t i n g _ D a t e _ > C u s t _ _ L e d g e r _ E n t r y _ _ P o s t i n g _ D a t e _ < / C u s t _ _ L e d g e r _ E n t r y _ _ P o s t i n g _ D a t e _ > - 
-             < C u s t _ _ L e d g e r _ E n t r y _ _ P r o f i t _ _ L C Y _ _ > C u s t _ _ L e d g e r _ E n t r y _ _ P r o f i t _ _ L C Y _ _ < / C u s t _ _ L e d g e r _ E n t r y _ _ P r o f i t _ _ L C Y _ _ > - 
-             < C u s t _ _ L e d g e r _ E n t r y _ _ S a l e s _ _ L C Y _ _ > C u s t _ _ L e d g e r _ E n t r y _ _ S a l e s _ _ L C Y _ _ < / C u s t _ _ L e d g e r _ E n t r y _ _ S a l e s _ _ L C Y _ _ > - 
-             < P r o f i t C o m m i s s i o n A m t _ C o n t r o l 3 3 > P r o f i t C o m m i s s i o n A m t _ C o n t r o l 3 3 < / P r o f i t C o m m i s s i o n A m t _ C o n t r o l 3 3 > - 
-             < S a l e s C o m m i s s i o n A m t _ C o n t r o l 3 2 > S a l e s C o m m i s s i o n A m t _ C o n t r o l 3 2 < / S a l e s C o m m i s s i o n A m t _ C o n t r o l 3 2 > - 
-             < S a l e s p e r s o n P u r c h a s e r _ C o d e > S a l e s p e r s o n P u r c h a s e r _ C o d e < / S a l e s p e r s o n P u r c h a s e r _ C o d e > - 
-             < S a l e s p e r s o n _ P u r c h a s e r _ _ N a m e > S a l e s p e r s o n _ P u r c h a s e r _ _ N a m e < / S a l e s p e r s o n _ P u r c h a s e r _ _ N a m e > - 
-         < / C u s t _ L e d g e r _ E n t r y > - 
-         < S u b t o t a l s > - 
-             < S u b t o t a l s _ A d j P r o f i t > S u b t o t a l s _ A d j P r o f i t < / S u b t o t a l s _ A d j P r o f i t > - 
-             < S u b t o t a l s _ A d j P r o f i t C o m m i s s i o n > S u b t o t a l s _ A d j P r o f i t C o m m i s s i o n < / S u b t o t a l s _ A d j P r o f i t C o m m i s s i o n > - 
-             < S u b t o t a l s _ P r o f i t > S u b t o t a l s _ P r o f i t < / S u b t o t a l s _ P r o f i t > - 
-             < S u b t o t a l s _ P r o f i t C o m m i s s i o n > S u b t o t a l s _ P r o f i t C o m m i s s i o n < / S u b t o t a l s _ P r o f i t C o m m i s s i o n > - 
-             < S u b t o t a l s _ S a l e s > S u b t o t a l s _ S a l e s < / S u b t o t a l s _ S a l e s > - 
-             < S u b t o t a l s _ S a l e s C o m m i s s i o n > S u b t o t a l s _ S a l e s C o m m i s s i o n < / S u b t o t a l s _ S a l e s C o m m i s s i o n > - 
-             < S u b t o t a l s _ S a l e s p e r s o n _ C o d e > S u b t o t a l s _ S a l e s p e r s o n _ C o d e < / S u b t o t a l s _ S a l e s p e r s o n _ C o d e > - 
-         < / S u b t o t a l s > - 
-     < / S a l e s p e r s o n _ P u r c h a s e r > - 
-     < T o t a l s > - 
-         < T o t a l s _ A d j P r o f i t > T o t a l s _ A d j P r o f i t < / T o t a l s _ A d j P r o f i t > - 
-         < T o t a l s _ A d j P r o f i t C o m m i s s i o n > T o t a l s _ A d j P r o f i t C o m m i s s i o n < / T o t a l s _ A d j P r o f i t C o m m i s s i o n > - 
-         < T o t a l s _ P r o f i t > T o t a l s _ P r o f i t < / T o t a l s _ P r o f i t > - 
-         < T o t a l s _ P r o f i t C o m m i s s i o n > T o t a l s _ P r o f i t C o m m i s s i o n < / T o t a l s _ P r o f i t C o m m i s s i o n > - 
-         < T o t a l s _ S a l e s > T o t a l s _ S a l e s < / T o t a l s _ S a l e s > - 
-         < T o t a l s _ S a l e s C o m m i s s i o n > T o t a l s _ S a l e s C o m m i s s i o n < / T o t a l s _ S a l e s C o m m i s s i o n > - 
-     < / T o t a l s > - 
- < / N a v W o r d R e p o r t X m l P a r t > 
-</file>
-
-<file path=customXml/item3.xml>��< ? x m l   v e r s i o n = " 1 . 0 "   e n c o d i n g = " u t f - 1 6 " ? > - 
- < N a v W o r d R e p o r t X m l P a r t   x m l n s = " u r n : m i c r o s o f t - d y n a m i c s - b u s i n e s s c e n t r a l / i n t e r n a l / e x t e n d e d / r e p o r t s / S a l e s p e r s o n _ C o m m i s s i o n / 1 1 5 / " > - 
-     < B C R e p o r t I n f o r m a t i o n > - 
-         < R e p o r t M e t a d a t a > - 
-             < E x t e n s i o n I d > E x t e n s i o n   I D < / E x t e n s i o n I d > - 
-             < E x t e n s i o n N a m e > E x t e n s i o n   N a m e < / E x t e n s i o n N a m e > - 
-             < E x t e n s i o n P u b l i s h e r > E x t e n s i o n   P u b l i s h e r < / E x t e n s i o n P u b l i s h e r > - 
-             < E x t e n s i o n V e r s i o n > E x t e n s i o n   V e r s i o n < / E x t e n s i o n V e r s i o n > - 
-             < R e p o r t I d > R e p o r t   I D < / R e p o r t I d > - 
-             < R e p o r t N a m e > R e p o r t   N a m e < / R e p o r t N a m e > - 
-             < R e p o r t C a p t i o n > R e p o r t   C a p t i o n < / R e p o r t C a p t i o n > - 
-             < A b o u t T h i s R e p o r t T i t l e > A b o u t   T h i s   R e p o r t   T i t l e < / A b o u t T h i s R e p o r t T i t l e > - 
-             < A b o u t T h i s R e p o r t T e x t > A b o u t   T h i s   R e p o r t   T e x t < / A b o u t T h i s R e p o r t T e x t > - 
-             < R e p o r t H e l p L i n k > R e p o r t   H e l p   L i n k < / R e p o r t H e l p L i n k > - 
-         < / R e p o r t M e t a d a t a > - 
-         < R e p o r t R e q u e s t > - 
-             < T e n a n t E n t r a I d > T e n a n t   E n t r a   I d < / T e n a n t E n t r a I d > - 
-             < E n v i r o n m e n t N a m e > E n v i r o n m e n t   N a m e < / E n v i r o n m e n t N a m e > - 
-             < E n v i r o n m e n t T y p e > E n v i r o n m e n t   T y p e < / E n v i r o n m e n t T y p e > - 
-             < C o m p a n y N a m e > C o m p a n y   N a m e < / C o m p a n y N a m e > - 
-             < C o m p a n y D i s p l a y N a m e > C o m p a n y   D i s p l a y   N a m e < / C o m p a n y D i s p l a y N a m e > - 
-             < C o m p a n y I d > C o m p a n y   I D < / C o m p a n y I d > - 
-             < U s e r N a m e > U s e r   N a m e < / U s e r N a m e > - 
-             < D a t e A n d T i m e > D a t e   a n d   T i m e < / D a t e A n d T i m e > - 
-             < L a n g u a g e > L a n g u a g e < / L a n g u a g e > - 
-             < F o r m a t R e g i o n > F o r m a t   R e g i o n < / F o r m a t R e g i o n > - 
-             < D a t e T i m e V a l u e s > - 
-                 < Y e a r > Y e a r < / Y e a r > - 
-                 < M o n t h N u m b e r > M o n t h   N u m b e r < / M o n t h N u m b e r > - 
-                 < D a y N u m b e r > D a y   N u m b e r < / D a y N u m b e r > - 
-                 < H o u r > H o u r < / H o u r > - 
-                 < M i n u t e > M i n u t e < / M i n u t e > - 
-             < / D a t e T i m e V a l u e s > - 
-         < / R e p o r t R e q u e s t > - 
-         < C o m p a n y M e t a d a t a > - 
-             < C o m p a n y N a m e > C o m p a n y   N a m e < / C o m p a n y N a m e > - 
-             < C o m p a n y D i s p l a y N a m e > C o m p a n y   D i s p l a y   N a m e < / C o m p a n y D i s p l a y N a m e > - 
-             < C o m p a n y A d d r e s s L i n e s > - 
-                 < C o m p a n y A d d r e s s L i n e 1 > C o m p a n y   A d d r e s s   L i n e   1 < / C o m p a n y A d d r e s s L i n e 1 > - 
-                 < C o m p a n y A d d r e s s L i n e 2 > C o m p a n y   A d d r e s s   L i n e   2 < / C o m p a n y A d d r e s s L i n e 2 > - 
-                 < C o m p a n y A d d r e s s L i n e 3 > C o m p a n y   A d d r e s s   L i n e   3 < / C o m p a n y A d d r e s s L i n e 3 > - 
-                 < C o m p a n y A d d r e s s L i n e 4 > C o m p a n y   A d d r e s s   L i n e   4 < / C o m p a n y A d d r e s s L i n e 4 > - 
-                 < C o m p a n y A d d r e s s L i n e 5 > C o m p a n y   A d d r e s s   L i n e   5 < / C o m p a n y A d d r e s s L i n e 5 > - 
-                 < C o m p a n y A d d r e s s L i n e 6 > C o m p a n y   A d d r e s s   L i n e   6 < / C o m p a n y A d d r e s s L i n e 6 > - 
-                 < C o m p a n y A d d r e s s L i n e 7 > C o m p a n y   A d d r e s s   L i n e   7 < / C o m p a n y A d d r e s s L i n e 7 > - 
-                 < C o m p a n y A d d r e s s L i n e 8 > C o m p a n y   A d d r e s s   L i n e   8 < / C o m p a n y A d d r e s s L i n e 8 > - 
-             < / C o m p a n y A d d r e s s L i n e s > - 
-             < C o m p a n y P h o n e > C o m p a n y   P h o n e < / C o m p a n y P h o n e > - 
-             < C o m p a n y P h o n e C a p t i o n > C o m p a n y   P h o n e   C a p t i o n < / C o m p a n y P h o n e C a p t i o n > - 
-             < C o m p a n y F a x N o > C o m p a n y   F a x   N o . < / C o m p a n y F a x N o > - 
-             < C o m p a n y F a x N o C a p t i o n > C o m p a n y   F a x   N o .   C a p t i o n < / C o m p a n y F a x N o C a p t i o n > - 
-             < C o m p a n y E m a i l > C o m p a n y   E m a i l < / C o m p a n y E m a i l > - 
-             < C o m p a n y E m a i l C a p t i o n > C o m p a n y   E m a i l   C a p t i o n < / C o m p a n y E m a i l C a p t i o n > - 
-             < C o m p a n y H o m e P a g e > C o m p a n y   H o m e   P a g e < / C o m p a n y H o m e P a g e > - 
-             < C o m p a n y H o m e P a g e C a p t i o n > C o m p a n y   H o m e   P a g e   C a p t i o n < / C o m p a n y H o m e P a g e C a p t i o n > - 
-             < C o m p a n y L o g o > C o m p a n y   L o g o < / C o m p a n y L o g o > - 
-             < C o m p a n y V A T R e g i s t r a t i o n N o > C o m p a n y   V A T   R e g i s t r a t i o n   N o . < / C o m p a n y V A T R e g i s t r a t i o n N o > - 
-             < C o m p a n y V A T R e g i s t r a t i o n N o C a p t i o n > C o m p a n y   V A T   R e g i s t r a t i o n   N o .   C a p t i o n < / C o m p a n y V A T R e g i s t r a t i o n N o C a p t i o n > - 
-             < C o m p a n y R e g i s t r a t i o n N o > C o m p a n y   R e g i s t r a t i o n   N o . < / C o m p a n y R e g i s t r a t i o n N o > - 
-             < C o m p a n y R e g i s t r a t i o n N o C a p t i o n > C o m p a n y   R e g i s t r a t i o n   N o .   C a p t i o n < / C o m p a n y R e g i s t r a t i o n N o C a p t i o n > - 
-             < C o m p a n y B a n k N a m e > C o m p a n y   B a n k   N a m e < / C o m p a n y B a n k N a m e > - 
-             < C o m p a n y B a n k N a m e C a p t i o n > C o m p a n y   B a n k   N a m e   C a p t i o n < / C o m p a n y B a n k N a m e C a p t i o n > - 
-             < C o m p a n y B a n k A c c o u n t N o > C o m p a n y   B a n k   A c c o u n t   N o . < / C o m p a n y B a n k A c c o u n t N o > - 
-             < C o m p a n y B a n k A c c o u n t N o C a p t i o n > C o m p a n y   B a n k   A c c o u n t   N o .   C a p t i o n < / C o m p a n y B a n k A c c o u n t N o C a p t i o n > - 
-             < C o m p a n y B a n k B r a n c h N o > C o m p a n y   B a n k   B r a n c h   N o . < / C o m p a n y B a n k B r a n c h N o > - 
-             < C o m p a n y B a n k B r a n c h N o C a p t i o n > C o m p a n y   B a n k   B r a n c h   N o .   C a p t i o n < / C o m p a n y B a n k B r a n c h N o C a p t i o n > - 
-             < C o m p a n y I B A N > C o m p a n y   I B A N < / C o m p a n y I B A N > - 
-             < C o m p a n y I B A N C a p t i o n > C o m p a n y   I B A N   C a p t i o n < / C o m p a n y I B A N C a p t i o n > - 
-             < C o m p a n y B a n k S W I F T > C o m p a n y   B a n k   S W I F T < / C o m p a n y B a n k S W I F T > - 
-             < C o m p a n y B a n k S W I F T C a p t i o n > C o m p a n y   B a n k   S W I F T   C a p t i o n < / C o m p a n y B a n k S W I F T C a p t i o n > - 
-             < C o m p a n y G i r o N o > C o m p a n y   G i r o   N o . < / C o m p a n y G i r o N o > - 
-             < C o m p a n y G i r o N o C a p t i o n > C o m p a n y   G i r o   N o .   C a p t i o n < / C o m p a n y G i r o N o C a p t i o n > - 
-         < / C o m p a n y M e t a d a t a > - 
-     < / B C R e p o r t I n f o r m a t i o n > - 
-     < L a b e l s > - 
-         < A b o u t T h e R e p o r t L a b e l   E l e m e n t T y p e = " P a r a m e t e r "   E l e m e n t I d = " 1 6 7 7 9 2 0 0 1 "   D a t a T y p e = " S t r i n g " > A b o u t T h e R e p o r t L a b e l < / A b o u t T h e R e p o r t L a b e l > - 
-         < A d j u s t e d P r o f i t C o m m i s s i o n L a b e l   E l e m e n t T y p e = " P a r a m e t e r "   E l e m e n t I d = " 9 1 5 5 5 7 0 2 0 "   D a t a T y p e = " S t r i n g " > A d j u s t e d P r o f i t C o m m i s s i o n L a b e l < / A d j u s t e d P r o f i t C o m m i s s i o n L a b e l > - 
-         < A d j u s t e d P r o f i t L a b e l   E l e m e n t T y p e = " P a r a m e t e r "   E l e m e n t I d = " 1 6 1 5 2 8 3 0 4 7 "   D a t a T y p e = " S t r i n g " > A d j u s t e d P r o f i t L a b e l < / A d j u s t e d P r o f i t L a b e l > - 
-         < A l l A m o u n t s A r e I n L C Y L a b e l   E l e m e n t T y p e = " P a r a m e t e r "   E l e m e n t I d = " 5 6 3 5 1 4 3 1 8 "   D a t a T y p e = " S t r i n g " > A l l A m o u n t s A r e I n L C Y L a b e l < / A l l A m o u n t s A r e I n L C Y L a b e l > - 
-         < C o m m i s s i o n P e r c e n t L a b e l   E l e m e n t T y p e = " P a r a m e t e r "   E l e m e n t I d = " 8 3 9 2 6 3 7 6 5 "   D a t a T y p e = " S t r i n g " > C o m m i s s i o n P e r c e n t L a b e l < / C o m m i s s i o n P e r c e n t L a b e l > - 
-         < C o m p a n y L a b e l   E l e m e n t T y p e = " P a r a m e t e r "   E l e m e n t I d = " 3 4 6 7 6 0 3 4 8 "   D a t a T y p e = " S t r i n g " > C o m p a n y L a b e l < / C o m p a n y L a b e l > - 
-         < C u s t o m e r N a m e L a b e l   E l e m e n t T y p e = " P a r a m e t e r "   E l e m e n t I d = " 1 1 1 8 7 9 0 8 8 "   D a t a T y p e = " S t r i n g " > C u s t o m e r N a m e L a b e l < / C u s t o m e r N a m e L a b e l > - 
-         < C u s t o m e r N o L a b e l   E l e m e n t T y p e = " P a r a m e t e r "   E l e m e n t I d = " 3 8 7 4 7 8 0 3 4 "   D a t a T y p e = " S t r i n g " > C u s t o m e r N o L a b e l < / C u s t o m e r N o L a b e l > - 
-         < D a t a R e t r i e v e d   E l e m e n t T y p e = " P a r a m e t e r "   E l e m e n t I d = " 2 9 1 9 1 1 8 0 7 "   D a t a T y p e = " S t r i n g " > D a t a R e t r i e v e d < / D a t a R e t r i e v e d > - 
-         < D o c u m e n t a t i o n L a b e l   E l e m e n t T y p e = " P a r a m e t e r "   E l e m e n t I d = " 1 7 3 8 9 2 4 8 1 5 "   D a t a T y p e = " S t r i n g " > D o c u m e n t a t i o n L a b e l < / D o c u m e n t a t i o n L a b e l > - 
-         < D o c u m e n t N o L a b e l   E l e m e n t T y p e = " P a r a m e t e r "   E l e m e n t I d = " 1 1 4 6 4 3 5 8 0 3 "   D a t a T y p e = " S t r i n g " > D o c u m e n t N o L a b e l < / D o c u m e n t N o L a b e l > - 
-         < E n v i r o n m e n t L a b e l   E l e m e n t T y p e = " P a r a m e t e r "   E l e m e n t I d = " 8 1 8 8 1 6 5 9 0 "   D a t a T y p e = " S t r i n g " > E n v i r o n m e n t L a b e l < / E n v i r o n m e n t L a b e l > - 
-         < P e r i o d C a p t i o n   E l e m e n t T y p e = " P a r a m e t e r "   E l e m e n t I d = " 1 4 7 8 2 5 3 4 2 2 "   D a t a T y p e = " S t r i n g " > P e r i o d C a p t i o n < / P e r i o d C a p t i o n > - 
-         < P o s t i n g D a t e L a b e l   E l e m e n t T y p e = " P a r a m e t e r "   E l e m e n t I d = " 1 7 7 5 7 9 4 2 4 9 "   D a t a T y p e = " S t r i n g " > P o s t i n g D a t e L a b e l < / P o s t i n g D a t e L a b e l > - 
-         < P r o f i t C o m m i s s i o n L a b e l   E l e m e n t T y p e = " P a r a m e t e r "   E l e m e n t I d = " 8 3 2 7 0 6 3 9 2 "   D a t a T y p e = " S t r i n g " > P r o f i t C o m m i s s i o n L a b e l < / P r o f i t C o m m i s s i o n L a b e l > - 
-         < P r o f i t L a b e l   E l e m e n t T y p e = " P a r a m e t e r "   E l e m e n t I d = " 2 5 4 6 3 3 6 4 5 "   D a t a T y p e = " S t r i n g " > P r o f i t L a b e l < / P r o f i t L a b e l > - 
-         < R e p o r t N a m e L a b e l   E l e m e n t T y p e = " P a r a m e t e r "   E l e m e n t I d = " 1 0 2 2 2 9 2 9 8 2 "   D a t a T y p e = " S t r i n g " > R e p o r t N a m e L a b e l < / R e p o r t N a m e L a b e l > - 
-         < R u n O n L a b e l   E l e m e n t T y p e = " P a r a m e t e r "   E l e m e n t I d = " 1 1 1 9 0 3 7 5 9 5 "   D a t a T y p e = " S t r i n g " > R u n O n L a b e l < / R u n O n L a b e l > - 
-         < S a l e s C o m m i s s i o n L a b e l   E l e m e n t T y p e = " P a r a m e t e r "   E l e m e n t I d = " 1 0 1 8 2 6 8 7 7 0 "   D a t a T y p e = " S t r i n g " > S a l e s C o m m i s s i o n L a b e l < / S a l e s C o m m i s s i o n L a b e l > - 
-         < S a l e s L a b e l   E l e m e n t T y p e = " P a r a m e t e r "   E l e m e n t I d = " 1 7 9 5 4 4 8 0 0 5 "   D a t a T y p e = " S t r i n g " > S a l e s L a b e l < / S a l e s L a b e l > - 
-         < S a l e s p e r s o n _ P u r c h a s e r _ _ N a m e C a p t i o n   E l e m e n t T y p e = " P a r a m e t e r "   E l e m e n t I d = " 1 1 9 5 8 7 9 8 7 3 "   D a t a T y p e = " S t r i n g " > S a l e s p e r s o n _ P u r c h a s e r _ _ N a m e C a p t i o n < / S a l e s p e r s o n _ P u r c h a s e r _ _ N a m e C a p t i o n > - 
-         < S a l e s p e r s o n C o m m i s s i o n A n a l y s i s   E l e m e n t T y p e = " P a r a m e t e r "   E l e m e n t I d = " 7 1 5 8 7 1 2 4 7 "   D a t a T y p e = " S t r i n g " > S a l e s p e r s o n C o m m i s s i o n A n a l y s i s < / S a l e s p e r s o n C o m m i s s i o n A n a l y s i s > - 
-         < S a l e s p e r s o n C o m m i s s i o n L a b e l   E l e m e n t T y p e = " P a r a m e t e r "   E l e m e n t I d = " 3 0 0 0 9 6 0 5 1 "   D a t a T y p e = " S t r i n g " > S a l e s p e r s o n C o m m i s s i o n L a b e l < / S a l e s p e r s o n C o m m i s s i o n L a b e l > - 
-         < S a l e s p e r s o n C o m m i s s i o n P r i n t   E l e m e n t T y p e = " P a r a m e t e r "   E l e m e n t I d = " 1 3 1 6 0 2 8 6 0 "   D a t a T y p e = " S t r i n g " > S a l e s p e r s o n C o m m i s s i o n P r i n t < / S a l e s p e r s o n C o m m i s s i o n P r i n t > - 
-         < S a l e s p e r s o n P u r c h a s e r _ C o d e C a p t i o n   E l e m e n t T y p e = " P a r a m e t e r "   E l e m e n t I d = " 1 2 2 1 2 1 9 2 4 5 "   D a t a T y p e = " S t r i n g " > S a l e s p e r s o n P u r c h a s e r _ C o d e C a p t i o n < / S a l e s p e r s o n P u r c h a s e r _ C o d e C a p t i o n > - 
-         < T o t a l s C a p t i o n   E l e m e n t T y p e = " P a r a m e t e r "   E l e m e n t I d = " 2 3 5 4 5 9 0 6 "   D a t a T y p e = " S t r i n g " > T o t a l s C a p t i o n < / T o t a l s C a p t i o n > - 
-         < U s e r L a b e l   E l e m e n t T y p e = " P a r a m e t e r "   E l e m e n t I d = " 8 4 8 8 1 6 7 9 4 "   D a t a T y p e = " S t r i n g " > U s e r L a b e l < / U s e r L a b e l > - 
-     < / L a b e l s > - 
-     < T o o l t i p s > - 
-         < T o o l t i p   c o l u m n = " S a l e s p e r s o n _ P u r c h a s e r _ C o d e "   E l e m e n t I d = " 1 3 8 8 0 3 1 6 5 2 " > - 
-             < T o o l t i p T e x t   l a n g = " e n - U S " > S p e c i f i e s   a   c o d e   f o r   t h e   s a l e s p e r s o n   o r   p u r c h a s e r . < / T o o l t i p T e x t > - 
-         < / T o o l t i p > - 
-         < T o o l t i p   c o l u m n = " S a l e s p e r s o n _ P u r c h a s e r _ N a m e "   E l e m e n t I d = " 1 3 4 8 2 2 8 4 6 2 " > - 
-             < T o o l t i p T e x t   l a n g = " e n - U S " > S p e c i f i e s   t h e   n a m e   o f   t h e   s a l e s p e r s o n   o r   p u r c h a s e r . < / T o o l t i p T e x t > - 
-         < / T o o l t i p > - 
-         < T o o l t i p   c o l u m n = " S a l e s p e r s o n _ P u r c h a s e r _ _ C o m m i s s i o n _ _ _ "   E l e m e n t I d = " 1 5 9 0 6 8 9 0 0 4 " > - 
-             < T o o l t i p T e x t   l a n g = " e n - U S " > S p e c i f i e s   t h e   p e r c e n t a g e   t o   u s e   t o   c a l c u l a t e   t h e   s a l e s p e r s o n ' s   c o m m i s s i o n . < / T o o l t i p T e x t > - 
-         < / T o o l t i p > - 
-         < T o o l t i p   c o l u m n = " C u s t _ _ L e d g e r _ E n t r y _ _ _ S a l e s _ _ L C Y _ _ "   E l e m e n t I d = " 3 4 8 7 9 4 9 4 9 " > - 
-             < T o o l t i p T e x t   l a n g = " e n - U S " > S p e c i f i e s   t h e   t o t a l   s a l e s   a m o u n t   e x c l .   V A T   t o   t h e   c u s t o m e r   i n   L C Y . < / T o o l t i p T e x t > - 
-         < / T o o l t i p > - 
-         < T o o l t i p   c o l u m n = " C u s t _ _ L e d g e r _ E n t r y _ _ D o c u m e n t _ N o _ _ "   E l e m e n t I d = " 8 5 2 6 1 1 1 8 1 " > - 
-             < T o o l t i p T e x t   l a n g = " e n - U S " > S p e c i f i e s   t h e   e n t r y ' s   d o c u m e n t   n u m b e r . < / T o o l t i p T e x t > - 
-         < / T o o l t i p > - 
-         < T o o l t i p   c o l u m n = " C u s t _ _ L e d g e r _ E n t r y _ _ C u s t o m e r _ N o _ _ "   E l e m e n t I d = " 1 0 0 9 0 1 6 8 0 8 " > - 
-             < T o o l t i p T e x t   l a n g = " e n - U S " > S p e c i f i e s   t h e   c u s t o m e r   a c c o u n t   n u m b e r   t h a t   t h e   e n t r y   i s   l i n k e d   t o . < / T o o l t i p T e x t > - 
-         < / T o o l t i p > - 
-         < T o o l t i p   c o l u m n = " C u s t _ _ L e d g e r _ E n t r y _ _ S a l e s _ _ L C Y _ _ "   E l e m e n t I d = " 8 1 9 5 1 7 4 8 " > - 
-             < T o o l t i p T e x t   l a n g = " e n - U S " > S p e c i f i e s   t h e   t o t a l   s a l e s   a m o u n t   e x c l .   V A T   t o   t h e   c u s t o m e r   i n   L C Y . < / T o o l t i p T e x t > - 
-         < / T o o l t i p > - 
-         < T o o l t i p   c o l u m n = " C u s t L e d g e r E n t r y _ C u s t o m e r N a m e "   E l e m e n t I d = " 2 0 9 1 8 9 3 2 7 9 " > - 
-             < T o o l t i p T e x t   l a n g = " e n - U S " > S p e c i f i e s   t h e   c u s t o m e r   n a m e   t h a t   t h e   e n t r y   i s   l i n k e d   t o . < / T o o l t i p T e x t > - 
-         < / T o o l t i p > - 
-         < T o o l t i p   c o l u m n = " S a l e s p e r s o n P u r c h a s e r _ C o d e "   E l e m e n t I d = " 1 2 2 1 2 1 9 2 4 5 " > - 
-             < T o o l t i p T e x t   l a n g = " e n - U S " > S p e c i f i e s   a   c o d e   f o r   t h e   s a l e s p e r s o n   o r   p u r c h a s e r . < / T o o l t i p T e x t > - 
-         < / T o o l t i p > - 
-         < T o o l t i p   c o l u m n = " S a l e s p e r s o n _ P u r c h a s e r _ _ N a m e "   E l e m e n t I d = " 1 1 9 5 8 7 9 8 7 3 " > - 
-             < T o o l t i p T e x t   l a n g = " e n - U S " > S p e c i f i e s   t h e   n a m e   o f   t h e   s a l e s p e r s o n   o r   p u r c h a s e r . < / T o o l t i p T e x t > - 
-         < / T o o l t i p > - 
-         < T o o l t i p   c o l u m n = " S u b t o t a l s _ S a l e s p e r s o n _ C o d e "   E l e m e n t I d = " 1 1 9 8 5 9 4 2 7 2 " > - 
-             < T o o l t i p T e x t   l a n g = " e n - U S " > S p e c i f i e s   a   c o d e   f o r   t h e   s a l e s p e r s o n   o r   p u r c h a s e r . < / T o o l t i p T e x t > - 
-         < / T o o l t i p > - 
-     < / T o o l t i p s > - 
-     < S a l e s p e r s o n _ P u r c h a s e r   E l e m e n t T y p e = " D a t a I t e m "   E l e m e n t I d = " 7 1 5 0 0 7 1 9 8 " > - 
-         < A d j P r o f i t   E l e m e n t T y p e = " C o l u m n "   E l e m e n t I d = " 6 6 6 3 9 3 8 5 2 "   D a t a T y p e = " D e c i m a l "   O b s o l e t e S t a t e = " P e n d i n g " > A d j P r o f i t < / A d j P r o f i t > - 
-         < A d j P r o f i t C o m m i s s i o n A m t   E l e m e n t T y p e = " C o l u m n "   E l e m e n t I d = " 1 5 8 1 4 8 8 5 9 9 "   D a t a T y p e = " D e c i m a l "   O b s o l e t e S t a t e = " P e n d i n g " > A d j P r o f i t C o m m i s s i o n A m t < / A d j P r o f i t C o m m i s s i o n A m t > - 
-         < A d j P r o f i t C o m m i s s i o n A m t _ C o n t r o l 4 5 C a p t i o n   E l e m e n t T y p e = " C o l u m n "   E l e m e n t I d = " 6 2 1 2 7 7 8 5 4 "   D a t a T y p e = " L a b e l "   O b s o l e t e S t a t e = " P e n d i n g " > A d j P r o f i t C o m m i s s i o n A m t _ C o n t r o l 4 5 C a p t i o n < / A d j P r o f i t C o m m i s s i o n A m t _ C o n t r o l 4 5 C a p t i o n > - 
-         < A d j P r o f i t _ C o n t r o l 3 9 C a p t i o n   E l e m e n t T y p e = " C o l u m n "   E l e m e n t I d = " 2 1 3 3 9 8 4 3 2 "   D a t a T y p e = " L a b e l "   O b s o l e t e S t a t e = " P e n d i n g " > A d j P r o f i t _ C o n t r o l 3 9 C a p t i o n < / A d j P r o f i t _ C o n t r o l 3 9 C a p t i o n > - 
-         < A l l _ a m o u n t s _ a r e _ i n _ L C Y C a p t i o n   E l e m e n t T y p e = " C o l u m n "   E l e m e n t I d = " 6 9 7 4 8 4 8 0 2 "   D a t a T y p e = " L a b e l "   O b s o l e t e S t a t e = " P e n d i n g " > A l l _ a m o u n t s _ a r e _ i n _ L C Y C a p t i o n < / A l l _ a m o u n t s _ a r e _ i n _ L C Y C a p t i o n > - 
-         < C O M P A N Y N A M E   E l e m e n t T y p e = " C o l u m n "   E l e m e n t I d = " 1 7 5 3 0 1 5 1 5 5 "   D a t a T y p e = " S t r i n g "   O b s o l e t e S t a t e = " P e n d i n g " > C O M P A N Y N A M E < / C O M P A N Y N A M E > - 
-         < C u r r R e p o r t _ P A G E N O C a p t i o n   E l e m e n t T y p e = " C o l u m n "   E l e m e n t I d = " 1 8 4 6 2 6 2 1 5 8 "   D a t a T y p e = " L a b e l "   O b s o l e t e S t a t e = " P e n d i n g " > C u r r R e p o r t _ P A G E N O C a p t i o n < / C u r r R e p o r t _ P A G E N O C a p t i o n > - 
-         < C u s t L e d g E n t r y F i l t e r   E l e m e n t T y p e = " C o l u m n "   E l e m e n t I d = " 1 1 7 3 5 3 2 6 6 6 "   D a t a T y p e = " T e x t "   O b s o l e t e S t a t e = " P e n d i n g " > C u s t L e d g E n t r y F i l t e r < / C u s t L e d g E n t r y F i l t e r > - 
-         < C u s t _ _ L e d g e r _ E n t r y _ _ C u s t o m e r _ N o _ _ C a p t i o n   E l e m e n t T y p e = " C o l u m n "   E l e m e n t I d = " 1 2 2 3 8 5 6 2 7 8 "   D a t a T y p e = " S t r i n g "   O b s o l e t e S t a t e = " P e n d i n g " > C u s t _ _ L e d g e r _ E n t r y _ _ C u s t o m e r _ N o _ _ C a p t i o n < / C u s t _ _ L e d g e r _ E n t r y _ _ C u s t o m e r _ N o _ _ C a p t i o n > - 
-         < C u s t _ _ L e d g e r _ E n t r y _ _ D o c u m e n t _ N o _ _ C a p t i o n   E l e m e n t T y p e = " C o l u m n "   E l e m e n t I d = " 4 8 8 8 0 6 5 1 7 "   D a t a T y p e = " S t r i n g "   O b s o l e t e S t a t e = " P e n d i n g " > C u s t _ _ L e d g e r _ E n t r y _ _ D o c u m e n t _ N o _ _ C a p t i o n < / C u s t _ _ L e d g e r _ E n t r y _ _ D o c u m e n t _ N o _ _ C a p t i o n > - 
-         < C u s t _ _ L e d g e r _ E n t r y _ _ P o s t i n g _ D a t e _ C a p t i o n   E l e m e n t T y p e = " C o l u m n "   E l e m e n t I d = " 2 0 7 9 4 3 8 7 1 2 "   D a t a T y p e = " L a b e l "   O b s o l e t e S t a t e = " P e n d i n g " > C u s t _ _ L e d g e r _ E n t r y _ _ P o s t i n g _ D a t e _ C a p t i o n < / C u s t _ _ L e d g e r _ E n t r y _ _ P o s t i n g _ D a t e _ C a p t i o n > - 
-         < C u s t _ _ L e d g e r _ E n t r y _ _ P r o f i t _ _ L C Y _ _ C a p t i o n   E l e m e n t T y p e = " C o l u m n "   E l e m e n t I d = " 1 9 9 4 3 8 8 4 7 6 "   D a t a T y p e = " S t r i n g "   O b s o l e t e S t a t e = " P e n d i n g " > C u s t _ _ L e d g e r _ E n t r y _ _ P r o f i t _ _ L C Y _ _ C a p t i o n < / C u s t _ _ L e d g e r _ E n t r y _ _ P r o f i t _ _ L C Y _ _ C a p t i o n > - 
-         < C u s t _ _ L e d g e r _ E n t r y _ _ S a l e s _ _ L C Y _ _ C a p t i o n   E l e m e n t T y p e = " C o l u m n "   E l e m e n t I d = " 1 0 5 6 9 2 6 5 4 6 "   D a t a T y p e = " S t r i n g "   O b s o l e t e S t a t e = " P e n d i n g " > C u s t _ _ L e d g e r _ E n t r y _ _ S a l e s _ _ L C Y _ _ C a p t i o n < / C u s t _ _ L e d g e r _ E n t r y _ _ S a l e s _ _ L C Y _ _ C a p t i o n > - 
-         < C u s t _ _ L e d g e r _ E n t r y _ _ T A B L E C A P T I O N _ _ _ _ _ _ _ _ _ _ C u s t L e d g E n t r y F i l t e r   E l e m e n t T y p e = " C o l u m n "   E l e m e n t I d = " 7 1 0 6 3 3 9 1 7 "   D a t a T y p e = " T e x t " > C u s t _ _ L e d g e r _ E n t r y _ _ T A B L E C A P T I O N _ _ _ _ _ _ _ _ _ _ C u s t L e d g E n t r y F i l t e r < / C u s t _ _ L e d g e r _ E n t r y _ _ T A B L E C A P T I O N _ _ _ _ _ _ _ _ _ _ C u s t L e d g E n t r y F i l t e r > - 
-         < C u s t _ _ L e d g e r _ E n t r y _ _ _ P r o f i t _ _ L C Y _ _   E l e m e n t T y p e = " C o l u m n "   E l e m e n t I d = " 1 6 1 5 1 3 7 4 4 3 "   D a t a T y p e = " D e c i m a l "   O b s o l e t e S t a t e = " P e n d i n g " > C u s t _ _ L e d g e r _ E n t r y _ _ _ P r o f i t _ _ L C Y _ _ < / C u s t _ _ L e d g e r _ E n t r y _ _ _ P r o f i t _ _ L C Y _ _ > - 
-         < C u s t _ _ L e d g e r _ E n t r y _ _ _ S a l e s _ _ L C Y _ _   E l e m e n t T y p e = " C o l u m n "   E l e m e n t I d = " 3 4 8 7 9 4 9 4 9 "   D a t a T y p e = " D e c i m a l "   O b s o l e t e S t a t e = " P e n d i n g " > C u s t _ _ L e d g e r _ E n t r y _ _ _ S a l e s _ _ L C Y _ _ < / C u s t _ _ L e d g e r _ E n t r y _ _ _ S a l e s _ _ L C Y _ _ > - 
-         < P a g e G r o u p N o   E l e m e n t T y p e = " C o l u m n "   E l e m e n t I d = " 6 4 9 1 8 0 1 4 4 "   D a t a T y p e = " I n t e g e r "   O b s o l e t e S t a t e = " P e n d i n g " > P a g e G r o u p N o < / P a g e G r o u p N o > - 
-         < P r o f i t C o m m i s s i o n A m t   E l e m e n t T y p e = " C o l u m n "   E l e m e n t I d = " 4 1 6 2 2 4 2 0 6 "   D a t a T y p e = " D e c i m a l "   O b s o l e t e S t a t e = " P e n d i n g " > P r o f i t C o m m i s s i o n A m t < / P r o f i t C o m m i s s i o n A m t > - 
-         < P r o f i t C o m m i s s i o n A m t _ C o n t r o l 3 3 C a p t i o n   E l e m e n t T y p e = " C o l u m n "   E l e m e n t I d = " 4 6 5 8 1 2 5 3 6 "   D a t a T y p e = " L a b e l "   O b s o l e t e S t a t e = " P e n d i n g " > P r o f i t C o m m i s s i o n A m t _ C o n t r o l 3 3 C a p t i o n < / P r o f i t C o m m i s s i o n A m t _ C o n t r o l 3 3 C a p t i o n > - 
-         < S a l e s C o m m i s s i o n A m t   E l e m e n t T y p e = " C o l u m n "   E l e m e n t I d = " 1 6 5 6 6 7 5 0 1 6 "   D a t a T y p e = " D e c i m a l "   O b s o l e t e S t a t e = " P e n d i n g " > S a l e s C o m m i s s i o n A m t < / S a l e s C o m m i s s i o n A m t > - 
-         < S a l e s C o m m i s s i o n A m t _ C o n t r o l 3 2 C a p t i o n   E l e m e n t T y p e = " C o l u m n "   E l e m e n t I d = " 1 2 7 2 6 4 2 0 6 5 "   D a t a T y p e = " L a b e l "   O b s o l e t e S t a t e = " P e n d i n g " > S a l e s C o m m i s s i o n A m t _ C o n t r o l 3 2 C a p t i o n < / S a l e s C o m m i s s i o n A m t _ C o n t r o l 3 2 C a p t i o n > - 
-         < S a l e s p e r s o n F i l t e r   E l e m e n t T y p e = " C o l u m n "   E l e m e n t I d = " 1 2 4 2 2 8 3 2 5 6 "   D a t a T y p e = " T e x t "   O b s o l e t e S t a t e = " P e n d i n g " > S a l e s p e r s o n F i l t e r < / S a l e s p e r s o n F i l t e r > - 
-         < S a l e s p e r s o n _ P u r c h a s e r _ C o d e   E l e m e n t T y p e = " C o l u m n "   E l e m e n t I d = " 1 3 8 8 0 3 1 6 5 2 "   D a t a T y p e = " C o d e " > S a l e s p e r s o n _ P u r c h a s e r _ C o d e < / S a l e s p e r s o n _ P u r c h a s e r _ C o d e > - 
-         < S a l e s p e r s o n _ P u r c h a s e r _ N a m e   E l e m e n t T y p e = " C o l u m n "   E l e m e n t I d = " 1 3 4 8 2 2 8 4 6 2 "   D a t a T y p e = " T e x t " > S a l e s p e r s o n _ P u r c h a s e r _ N a m e < / S a l e s p e r s o n _ P u r c h a s e r _ N a m e > - 
-         < S a l e s p e r s o n _ P u r c h a s e r _ _ C o m m i s s i o n _ _ _   E l e m e n t T y p e = " C o l u m n "   E l e m e n t I d = " 1 5 9 0 6 8 9 0 0 4 "   D a t a T y p e = " D e c i m a l " > S a l e s p e r s o n _ P u r c h a s e r _ _ C o m m i s s i o n _ _ _ < / S a l e s p e r s o n _ P u r c h a s e r _ _ C o m m i s s i o n _ _ _ > - 
-         < S a l e s p e r s o n _ P u r c h a s e r _ _ C o m m i s s i o n _ _ _ C a p t i o n   E l e m e n t T y p e = " C o l u m n "   E l e m e n t I d = " 4 9 9 4 6 3 1 7 0 "   D a t a T y p e = " S t r i n g "   O b s o l e t e S t a t e = " P e n d i n g " > S a l e s p e r s o n _ P u r c h a s e r _ _ C o m m i s s i o n _ _ _ C a p t i o n < / S a l e s p e r s o n _ P u r c h a s e r _ _ C o m m i s s i o n _ _ _ C a p t i o n > - 
-         < S a l e s p e r s o n _ P u r c h a s e r _ _ T A B L E C A P T I O N _ _ _ _ _ _ _ _ _ _ S a l e s p e r s o n F i l t e r   E l e m e n t T y p e = " C o l u m n "   E l e m e n t I d = " 1 0 1 6 0 4 1 6 9 9 "   D a t a T y p e = " T e x t " > S a l e s p e r s o n _ P u r c h a s e r _ _ T A B L E C A P T I O N _ _ _ _ _ _ _ _ _ _ S a l e s p e r s o n F i l t e r < / S a l e s p e r s o n _ P u r c h a s e r _ _ T A B L E C A P T I O N _ _ _ _ _ _ _ _ _ _ S a l e s p e r s o n F i l t e r > - 
-         < S a l e s p e r s o n _ _ _ C o m m i s s i o n C a p t i o n   E l e m e n t T y p e = " C o l u m n "   E l e m e n t I d = " 1 7 6 9 4 7 1 9 4 8 "   D a t a T y p e = " L a b e l "   O b s o l e t e S t a t e = " P e n d i n g " > S a l e s p e r s o n _ _ _ C o m m i s s i o n C a p t i o n < / S a l e s p e r s o n _ _ _ C o m m i s s i o n C a p t i o n > - 
-         < S T R S U B S T N O _ T e x t 0 0 0 _ P e r i o d T e x t _   E l e m e n t T y p e = " C o l u m n "   E l e m e n t I d = " 7 2 2 9 9 1 7 0 4 "   D a t a T y p e = " S t r i n g " > S T R S U B S T N O _ T e x t 0 0 0 _ P e r i o d T e x t _ < / S T R S U B S T N O _ T e x t 0 0 0 _ P e r i o d T e x t _ > - 
-         < T o t a l C a p t i o n   E l e m e n t T y p e = " C o l u m n "   E l e m e n t I d = " 7 0 7 1 0 2 6 9 5 "   D a t a T y p e = " L a b e l "   O b s o l e t e S t a t e = " P e n d i n g " > T o t a l C a p t i o n < / T o t a l C a p t i o n > - 
-         < C u s t _ L e d g e r _ E n t r y   E l e m e n t T y p e = " D a t a I t e m "   E l e m e n t I d = " 1 6 3 9 1 4 6 4 4 5 " > - 
-             < A d j P r o f i t C o m m i s s i o n A m t _ C o n t r o l 4 5   E l e m e n t T y p e = " C o l u m n "   E l e m e n t I d = " 8 0 5 8 9 6 4 0 0 "   D a t a T y p e = " D e c i m a l " > A d j P r o f i t C o m m i s s i o n A m t _ C o n t r o l 4 5 < / A d j P r o f i t C o m m i s s i o n A m t _ C o n t r o l 4 5 > - 
-             < A d j P r o f i t _ C o n t r o l 3 9   E l e m e n t T y p e = " C o l u m n "   E l e m e n t I d = " 2 0 2 4 1 9 6 5 4 2 "   D a t a T y p e = " D e c i m a l " > A d j P r o f i t _ C o n t r o l 3 9 < / A d j P r o f i t _ C o n t r o l 3 9 > - 
-             < C u s t L e d g e r E n t r y _ C u s t o m e r N a m e   E l e m e n t T y p e = " C o l u m n "   E l e m e n t I d = " 2 0 9 1 8 9 3 2 7 9 "   D a t a T y p e = " T e x t " > C u s t L e d g e r E n t r y _ C u s t o m e r N a m e < / C u s t L e d g e r E n t r y _ C u s t o m e r N a m e > - 
-             < C u s t _ _ L e d g e r _ E n t r y _ _ C u s t o m e r _ N o _ _   E l e m e n t T y p e = " C o l u m n "   E l e m e n t I d = " 1 0 0 9 0 1 6 8 0 8 "   D a t a T y p e = " C o d e " > C u s t _ _ L e d g e r _ E n t r y _ _ C u s t o m e r _ N o _ _ < / C u s t _ _ L e d g e r _ E n t r y _ _ C u s t o m e r _ N o _ _ > - 
-             < C u s t _ _ L e d g e r _ E n t r y _ _ D o c u m e n t _ N o _ _   E l e m e n t T y p e = " C o l u m n "   E l e m e n t I d = " 8 5 2 6 1 1 1 8 1 "   D a t a T y p e = " C o d e " > C u s t _ _ L e d g e r _ E n t r y _ _ D o c u m e n t _ N o _ _ < / C u s t _ _ L e d g e r _ E n t r y _ _ D o c u m e n t _ N o _ _ > - 
-             < C u s t _ _ L e d g e r _ E n t r y _ _ P o s t i n g _ D a t e _   E l e m e n t T y p e = " C o l u m n "   E l e m e n t I d = " 2 1 4 2 6 5 7 1 6 2 "   D a t a T y p e = " S t r i n g " > C u s t _ _ L e d g e r _ E n t r y _ _ P o s t i n g _ D a t e _ < / C u s t _ _ L e d g e r _ E n t r y _ _ P o s t i n g _ D a t e _ > - 
-             < C u s t _ _ L e d g e r _ E n t r y _ _ P r o f i t _ _ L C Y _ _   E l e m e n t T y p e = " C o l u m n "   E l e m e n t I d = " 5 1 9 3 4 1 8 2 6 "   D a t a T y p e = " D e c i m a l " > C u s t _ _ L e d g e r _ E n t r y _ _ P r o f i t _ _ L C Y _ _ < / C u s t _ _ L e d g e r _ E n t r y _ _ P r o f i t _ _ L C Y _ _ > - 
-             < C u s t _ _ L e d g e r _ E n t r y _ _ S a l e s _ _ L C Y _ _   E l e m e n t T y p e = " C o l u m n "   E l e m e n t I d = " 8 1 9 5 1 7 4 8 "   D a t a T y p e = " D e c i m a l " > C u s t _ _ L e d g e r _ E n t r y _ _ S a l e s _ _ L C Y _ _ < / C u s t _ _ L e d g e r _ E n t r y _ _ S a l e s _ _ L C Y _ _ > - 
-             < P r o f i t C o m m i s s i o n A m t _ C o n t r o l 3 3   E l e m e n t T y p e = " C o l u m n "   E l e m e n t I d = " 3 1 2 1 8 6 8 2 6 "   D a t a T y p e = " D e c i m a l " > P r o f i t C o m m i s s i o n A m t _ C o n t r o l 3 3 < / P r o f i t C o m m i s s i o n A m t _ C o n t r o l 3 3 > - 
-             < S a l e s C o m m i s s i o n A m t _ C o n t r o l 3 2   E l e m e n t T y p e = " C o l u m n "   E l e m e n t I d = " 1 4 6 2 3 9 0 1 5 3 "   D a t a T y p e = " D e c i m a l " > S a l e s C o m m i s s i o n A m t _ C o n t r o l 3 2 < / S a l e s C o m m i s s i o n A m t _ C o n t r o l 3 2 > - 
-             < S a l e s p e r s o n P u r c h a s e r _ C o d e   E l e m e n t T y p e = " C o l u m n "   E l e m e n t I d = " 1 2 2 1 2 1 9 2 4 5 "   D a t a T y p e = " C o d e " > S a l e s p e r s o n P u r c h a s e r _ C o d e < / S a l e s p e r s o n P u r c h a s e r _ C o d e > - 
-             < S a l e s p e r s o n _ P u r c h a s e r _ _ N a m e   E l e m e n t T y p e = " C o l u m n "   E l e m e n t I d = " 1 1 9 5 8 7 9 8 7 3 "   D a t a T y p e = " T e x t " > S a l e s p e r s o n _ P u r c h a s e r _ _ N a m e < / S a l e s p e r s o n _ P u r c h a s e r _ _ N a m e > - 
-         < / C u s t _ L e d g e r _ E n t r y > - 
-         < S u b t o t a l s   E l e m e n t T y p e = " D a t a I t e m "   E l e m e n t I d = " 8 3 8 6 9 3 5 6 0 " > - 
-             < S u b t o t a l s _ A d j P r o f i t   E l e m e n t T y p e = " C o l u m n "   E l e m e n t I d = " 5 6 1 3 6 6 8 2 2 "   D a t a T y p e = " D e c i m a l " > S u b t o t a l s _ A d j P r o f i t < / S u b t o t a l s _ A d j P r o f i t > - 
-             < S u b t o t a l s _ A d j P r o f i t C o m m i s s i o n   E l e m e n t T y p e = " C o l u m n "   E l e m e n t I d = " 1 4 1 8 9 7 1 8 3 5 "   D a t a T y p e = " D e c i m a l " > S u b t o t a l s _ A d j P r o f i t C o m m i s s i o n < / S u b t o t a l s _ A d j P r o f i t C o m m i s s i o n > - 
-             < S u b t o t a l s _ P r o f i t   E l e m e n t T y p e = " C o l u m n "   E l e m e n t I d = " 2 4 1 5 0 0 6 9 7 "   D a t a T y p e = " D e c i m a l " > S u b t o t a l s _ P r o f i t < / S u b t o t a l s _ P r o f i t > - 
-             < S u b t o t a l s _ P r o f i t C o m m i s s i o n   E l e m e n t T y p e = " C o l u m n "   E l e m e n t I d = " 1 4 9 6 3 3 2 1 7 2 "   D a t a T y p e = " D e c i m a l " > S u b t o t a l s _ P r o f i t C o m m i s s i o n < / S u b t o t a l s _ P r o f i t C o m m i s s i o n > - 
-             < S u b t o t a l s _ S a l e s   E l e m e n t T y p e = " C o l u m n "   E l e m e n t I d = " 1 9 7 8 7 7 5 0 3 "   D a t a T y p e = " D e c i m a l " > S u b t o t a l s _ S a l e s < / S u b t o t a l s _ S a l e s > - 
-             < S u b t o t a l s _ S a l e s C o m m i s s i o n   E l e m e n t T y p e = " C o l u m n "   E l e m e n t I d = " 1 4 7 6 0 7 2 5 9 0 "   D a t a T y p e = " D e c i m a l " > S u b t o t a l s _ S a l e s C o m m i s s i o n < / S u b t o t a l s _ S a l e s C o m m i s s i o n > - 
-             < S u b t o t a l s _ S a l e s p e r s o n _ C o d e   E l e m e n t T y p e = " C o l u m n "   E l e m e n t I d = " 1 1 9 8 5 9 4 2 7 2 "   D a t a T y p e = " C o d e " > S u b t o t a l s _ S a l e s p e r s o n _ C o d e < / S u b t o t a l s _ S a l e s p e r s o n _ C o d e > - 
-         < / S u b t o t a l s > - 
-     < / S a l e s p e r s o n _ P u r c h a s e r > - 
-     < T o t a l s   E l e m e n t T y p e = " D a t a I t e m "   E l e m e n t I d = " 1 8 2 3 9 5 0 0 4 4 " > - 
-         < T o t a l s _ A d j P r o f i t   E l e m e n t T y p e = " C o l u m n "   E l e m e n t I d = " 1 9 0 9 5 0 1 3 6 2 "   D a t a T y p e = " D e c i m a l " > T o t a l s _ A d j P r o f i t < / T o t a l s _ A d j P r o f i t > - 
-         < T o t a l s _ A d j P r o f i t C o m m i s s i o n   E l e m e n t T y p e = " C o l u m n "   E l e m e n t I d = " 9 4 6 1 0 3 7 5 9 "   D a t a T y p e = " D e c i m a l " > T o t a l s _ A d j P r o f i t C o m m i s s i o n < / T o t a l s _ A d j P r o f i t C o m m i s s i o n > - 
-         < T o t a l s _ P r o f i t   E l e m e n t T y p e = " C o l u m n "   E l e m e n t I d = " 6 4 6 2 9 5 2 1 9 "   D a t a T y p e = " D e c i m a l " > T o t a l s _ P r o f i t < / T o t a l s _ P r o f i t > - 
-         < T o t a l s _ P r o f i t C o m m i s s i o n   E l e m e n t T y p e = " C o l u m n "   E l e m e n t I d = " 3 6 7 7 9 1 3 9 2 "   D a t a T y p e = " D e c i m a l " > T o t a l s _ P r o f i t C o m m i s s i o n < / T o t a l s _ P r o f i t C o m m i s s i o n > - 
-         < T o t a l s _ S a l e s   E l e m e n t T y p e = " C o l u m n "   E l e m e n t I d = " 1 3 9 9 9 8 5 1 0 9 "   D a t a T y p e = " D e c i m a l " > T o t a l s _ S a l e s < / T o t a l s _ S a l e s > - 
-         < T o t a l s _ S a l e s C o m m i s s i o n   E l e m e n t T y p e = " C o l u m n "   E l e m e n t I d = " 4 6 4 8 2 3 3 9 8 "   D a t a T y p e = " D e c i m a l " > T o t a l s _ S a l e s C o m m i s s i o n < / T o t a l s _ S a l e s C o m m i s s i o n > - 
-     < / T o t a l s > - 
- < / N a v W o r d R e p o r t X m l P a r t > 
+<file path=customXml/item2.xml><?xml version="1.0" encoding="utf-8"?>
+<NavWordReportXmlPart xmlns="urn:microsoft-dynamics-nav/reports/Salesperson_Commission/115/">
+  <BCReportInformation>
+    <ReportMetadata>
+      <ExtensionId>Extension ID</ExtensionId>
+      <ExtensionName>Extension Name</ExtensionName>
+      <ExtensionPublisher>Extension Publisher</ExtensionPublisher>
+      <ExtensionVersion>Extension Version</ExtensionVersion>
+      <ReportId>Report ID</ReportId>
+      <ReportName>Report Name</ReportName>
+      <AboutThisReportTitle>About This Report Title</AboutThisReportTitle>
+      <AboutThisReportText>About This Report Text</AboutThisReportText>
+      <ReportHelpLink>Report Help Link</ReportHelpLink>
+    </ReportMetadata>
+    <ReportRequest>
+      <TenantEntraId>Tenant Entra Id</TenantEntraId>
+      <EnvironmentName>Environment Name</EnvironmentName>
+      <EnvironmentType>Environment Type</EnvironmentType>
+      <CompanyName>Company Name</CompanyName>
+      <CompanyDisplayName>Company Display Name</CompanyDisplayName>
+      <CompanyId>Company ID</CompanyId>
+      <UserName>User Name</UserName>
+      <DateAndTime>Date and Time</DateAndTime>
+      <Language>Language</Language>
+      <FormatRegion>Format Region</FormatRegion>
+      <DateTimeValues>
+        <Year>Year</Year>
+        <MonthNumber>Month Number</MonthNumber>
+        <DayNumber>Day Number</DayNumber>
+        <Hour>Hour</Hour>
+        <Minute>Minute</Minute>
+      </DateTimeValues>
+    </ReportRequest>
+  </BCReportInformation>
+  <Labels>
+    <AboutTheReportLabel>AboutTheReportLabel</AboutTheReportLabel>
+    <AdjustedProfitCommissionLabel>AdjustedProfitCommissionLabel</AdjustedProfitCommissionLabel>
+    <AdjustedProfitLabel>AdjustedProfitLabel</AdjustedProfitLabel>
+    <AllAmountsAreInLCYLabel>AllAmountsAreInLCYLabel</AllAmountsAreInLCYLabel>
+    <CommissionPercentLabel>CommissionPercentLabel</CommissionPercentLabel>
+    <CompanyLabel>CompanyLabel</CompanyLabel>
+    <CustomerNameLabel>CustomerNameLabel</CustomerNameLabel>
+    <CustomerNoLabel>CustomerNoLabel</CustomerNoLabel>
+    <DataRetrieved>DataRetrieved</DataRetrieved>
+    <DocumentationLabel>DocumentationLabel</DocumentationLabel>
+    <DocumentNoLabel>DocumentNoLabel</DocumentNoLabel>
+    <EnvironmentLabel>EnvironmentLabel</EnvironmentLabel>
+    <PeriodCaption>PeriodCaption</PeriodCaption>
+    <PostingDateLabel>PostingDateLabel</PostingDateLabel>
+    <ProfitCommissionLabel>ProfitCommissionLabel</ProfitCommissionLabel>
+    <ProfitLabel>ProfitLabel</ProfitLabel>
+    <ReportNameLabel>ReportNameLabel</ReportNameLabel>
+    <RunOnLabel>RunOnLabel</RunOnLabel>
+    <SalesCommissionLabel>SalesCommissionLabel</SalesCommissionLabel>
+    <SalesLabel>SalesLabel</SalesLabel>
+    <Salesperson_Purchaser__NameCaption>Salesperson_Purchaser__NameCaption</Salesperson_Purchaser__NameCaption>
+    <SalespersonCommissionAnalysis>SalespersonCommissionAnalysis</SalespersonCommissionAnalysis>
+    <SalespersonCommissionLabel>SalespersonCommissionLabel</SalespersonCommissionLabel>
+    <SalespersonCommissionPrint>SalespersonCommissionPrint</SalespersonCommissionPrint>
+    <SalespersonPurchaser_CodeCaption>SalespersonPurchaser_CodeCaption</SalespersonPurchaser_CodeCaption>
+    <TotalsCaption>TotalsCaption</TotalsCaption>
+    <UserLabel>UserLabel</UserLabel>
+  </Labels>
+  <Salesperson_Purchaser>
+    <AdjProfit>AdjProfit</AdjProfit>
+    <AdjProfitCommissionAmt>AdjProfitCommissionAmt</AdjProfitCommissionAmt>
+    <AdjProfitCommissionAmt_Control45Caption>AdjProfitCommissionAmt_Control45Caption</AdjProfitCommissionAmt_Control45Caption>
+    <AdjProfit_Control39Caption>AdjProfit_Control39Caption</AdjProfit_Control39Caption>
+    <All_amounts_are_in_LCYCaption>All_amounts_are_in_LCYCaption</All_amounts_are_in_LCYCaption>
+    <COMPANYNAME>COMPANYNAME</COMPANYNAME>
+    <CurrReport_PAGENOCaption>CurrReport_PAGENOCaption</CurrReport_PAGENOCaption>
+    <CustLedgEntryFilter>CustLedgEntryFilter</CustLedgEntryFilter>
+    <Cust__Ledger_Entry__Customer_No__Caption>Cust__Ledger_Entry__Customer_No__Caption</Cust__Ledger_Entry__Customer_No__Caption>
+    <Cust__Ledger_Entry__Document_No__Caption>Cust__Ledger_Entry__Document_No__Caption</Cust__Ledger_Entry__Document_No__Caption>
+    <Cust__Ledger_Entry__Posting_Date_Caption>Cust__Ledger_Entry__Posting_Date_Caption</Cust__Ledger_Entry__Posting_Date_Caption>
+    <Cust__Ledger_Entry__Profit__LCY__Caption>Cust__Ledger_Entry__Profit__LCY__Caption</Cust__Ledger_Entry__Profit__LCY__Caption>
+    <Cust__Ledger_Entry__Sales__LCY__Caption>Cust__Ledger_Entry__Sales__LCY__Caption</Cust__Ledger_Entry__Sales__LCY__Caption>
+    <Cust__Ledger_Entry__TABLECAPTION__________CustLedgEntryFilter>Cust__Ledger_Entry__TABLECAPTION__________CustLedgEntryFilter</Cust__Ledger_Entry__TABLECAPTION__________CustLedgEntryFilter>
+    <Cust__Ledger_Entry___Profit__LCY__>Cust__Ledger_Entry___Profit__LCY__</Cust__Ledger_Entry___Profit__LCY__>
+    <Cust__Ledger_Entry___Sales__LCY__>Cust__Ledger_Entry___Sales__LCY__</Cust__Ledger_Entry___Sales__LCY__>
+    <PageGroupNo>PageGroupNo</PageGroupNo>
+    <ProfitCommissionAmt>ProfitCommissionAmt</ProfitCommissionAmt>
+    <ProfitCommissionAmt_Control33Caption>ProfitCommissionAmt_Control33Caption</ProfitCommissionAmt_Control33Caption>
+    <SalesCommissionAmt>SalesCommissionAmt</SalesCommissionAmt>
+    <SalesCommissionAmt_Control32Caption>SalesCommissionAmt_Control32Caption</SalesCommissionAmt_Control32Caption>
+    <SalespersonFilter>SalespersonFilter</SalespersonFilter>
+    <Salesperson_Purchaser_Code>Salesperson_Purchaser_Code</Salesperson_Purchaser_Code>
+    <Salesperson_Purchaser_Name>Salesperson_Purchaser_Name</Salesperson_Purchaser_Name>
+    <Salesperson_Purchaser__Commission___>Salesperson_Purchaser__Commission___</Salesperson_Purchaser__Commission___>
+    <Salesperson_Purchaser__Commission___Caption>Salesperson_Purchaser__Commission___Caption</Salesperson_Purchaser__Commission___Caption>
+    <Salesperson_Purchaser__TABLECAPTION__________SalespersonFilter>Salesperson_Purchaser__TABLECAPTION__________SalespersonFilter</Salesperson_Purchaser__TABLECAPTION__________SalespersonFilter>
+    <Salesperson___CommissionCaption>Salesperson___CommissionCaption</Salesperson___CommissionCaption>
+    <STRSUBSTNO_Text000_PeriodText_>STRSUBSTNO_Text000_PeriodText_</STRSUBSTNO_Text000_PeriodText_>
+    <TotalCaption>TotalCaption</TotalCaption>
+    <Cust_Ledger_Entry>
+      <AdjProfitCommissionAmt_Control45>AdjProfitCommissionAmt_Control45</AdjProfitCommissionAmt_Control45>
+      <AdjProfit_Control39>AdjProfit_Control39</AdjProfit_Control39>
+      <CustLedgerEntry_CustomerName>CustLedgerEntry_CustomerName</CustLedgerEntry_CustomerName>
+      <Cust__Ledger_Entry__Customer_No__>Cust__Ledger_Entry__Customer_No__</Cust__Ledger_Entry__Customer_No__>
+      <Cust__Ledger_Entry__Document_No__>Cust__Ledger_Entry__Document_No__</Cust__Ledger_Entry__Document_No__>
+      <Cust__Ledger_Entry__Posting_Date_>Cust__Ledger_Entry__Posting_Date_</Cust__Ledger_Entry__Posting_Date_>
+      <Cust__Ledger_Entry__Profit__LCY__>Cust__Ledger_Entry__Profit__LCY__</Cust__Ledger_Entry__Profit__LCY__>
+      <Cust__Ledger_Entry__Sales__LCY__>Cust__Ledger_Entry__Sales__LCY__</Cust__Ledger_Entry__Sales__LCY__>
+      <ProfitCommissionAmt_Control33>ProfitCommissionAmt_Control33</ProfitCommissionAmt_Control33>
+      <SalesCommissionAmt_Control32>SalesCommissionAmt_Control32</SalesCommissionAmt_Control32>
+      <SalespersonPurchaser_Code>SalespersonPurchaser_Code</SalespersonPurchaser_Code>
+      <Salesperson_Purchaser__Name>Salesperson_Purchaser__Name</Salesperson_Purchaser__Name>
+    </Cust_Ledger_Entry>
+    <Subtotals>
+      <Subtotals_AdjProfit>Subtotals_AdjProfit</Subtotals_AdjProfit>
+      <Subtotals_AdjProfitCommission>Subtotals_AdjProfitCommission</Subtotals_AdjProfitCommission>
+      <Subtotals_Profit>Subtotals_Profit</Subtotals_Profit>
+      <Subtotals_ProfitCommission>Subtotals_ProfitCommission</Subtotals_ProfitCommission>
+      <Subtotals_Sales>Subtotals_Sales</Subtotals_Sales>
+      <Subtotals_SalesCommission>Subtotals_SalesCommission</Subtotals_SalesCommission>
+      <Subtotals_Salesperson_Code>Subtotals_Salesperson_Code</Subtotals_Salesperson_Code>
+    </Subtotals>
+  </Salesperson_Purchaser>
+  <Totals>
+    <Totals_AdjProfit>Totals_AdjProfit</Totals_AdjProfit>
+    <Totals_AdjProfitCommission>Totals_AdjProfitCommission</Totals_AdjProfitCommission>
+    <Totals_Profit>Totals_Profit</Totals_Profit>
+    <Totals_ProfitCommission>Totals_ProfitCommission</Totals_ProfitCommission>
+    <Totals_Sales>Totals_Sales</Totals_Sales>
+    <Totals_SalesCommission>Totals_SalesCommission</Totals_SalesCommission>
+  </Totals>
+</NavWordReportXmlPart>
 </file>
 
 <file path=docMetadata/LabelInfo.xml><?xml version="1.0" encoding="utf-8"?>

--- a/src/Layers/W1/BaseApp/Sales/Reports/SalespersonCommission.docx
+++ b/src/Layers/W1/BaseApp/Sales/Reports/SalespersonCommission.docx
@@ -5427,133 +5427,744 @@
 </we:webextension>
 </file>
 
-<file path=customXml/item2.xml><?xml version="1.0" encoding="utf-8"?>
-<NavWordReportXmlPart xmlns="urn:microsoft-dynamics-nav/reports/Salesperson_Commission/115/">
-  <BCReportInformation>
-    <ReportMetadata>
-      <ExtensionId>Extension ID</ExtensionId>
-      <ExtensionName>Extension Name</ExtensionName>
-      <ExtensionPublisher>Extension Publisher</ExtensionPublisher>
-      <ExtensionVersion>Extension Version</ExtensionVersion>
-      <ReportId>Report ID</ReportId>
-      <ReportName>Report Name</ReportName>
-      <AboutThisReportTitle>About This Report Title</AboutThisReportTitle>
-      <AboutThisReportText>About This Report Text</AboutThisReportText>
-      <ReportHelpLink>Report Help Link</ReportHelpLink>
-    </ReportMetadata>
-    <ReportRequest>
-      <TenantEntraId>Tenant Entra Id</TenantEntraId>
-      <EnvironmentName>Environment Name</EnvironmentName>
-      <EnvironmentType>Environment Type</EnvironmentType>
-      <CompanyName>Company Name</CompanyName>
-      <CompanyDisplayName>Company Display Name</CompanyDisplayName>
-      <CompanyId>Company ID</CompanyId>
-      <UserName>User Name</UserName>
-      <DateAndTime>Date and Time</DateAndTime>
-      <Language>Language</Language>
-      <FormatRegion>Format Region</FormatRegion>
-      <DateTimeValues>
-        <Year>Year</Year>
-        <MonthNumber>Month Number</MonthNumber>
-        <DayNumber>Day Number</DayNumber>
-        <Hour>Hour</Hour>
-        <Minute>Minute</Minute>
-      </DateTimeValues>
-    </ReportRequest>
-  </BCReportInformation>
-  <Labels>
-    <AboutTheReportLabel>AboutTheReportLabel</AboutTheReportLabel>
-    <AdjustedProfitCommissionLabel>AdjustedProfitCommissionLabel</AdjustedProfitCommissionLabel>
-    <AdjustedProfitLabel>AdjustedProfitLabel</AdjustedProfitLabel>
-    <AllAmountsAreInLCYLabel>AllAmountsAreInLCYLabel</AllAmountsAreInLCYLabel>
-    <CommissionPercentLabel>CommissionPercentLabel</CommissionPercentLabel>
-    <CompanyLabel>CompanyLabel</CompanyLabel>
-    <CustomerNameLabel>CustomerNameLabel</CustomerNameLabel>
-    <CustomerNoLabel>CustomerNoLabel</CustomerNoLabel>
-    <DataRetrieved>DataRetrieved</DataRetrieved>
-    <DocumentationLabel>DocumentationLabel</DocumentationLabel>
-    <DocumentNoLabel>DocumentNoLabel</DocumentNoLabel>
-    <EnvironmentLabel>EnvironmentLabel</EnvironmentLabel>
-    <PeriodCaption>PeriodCaption</PeriodCaption>
-    <PostingDateLabel>PostingDateLabel</PostingDateLabel>
-    <ProfitCommissionLabel>ProfitCommissionLabel</ProfitCommissionLabel>
-    <ProfitLabel>ProfitLabel</ProfitLabel>
-    <ReportNameLabel>ReportNameLabel</ReportNameLabel>
-    <RunOnLabel>RunOnLabel</RunOnLabel>
-    <SalesCommissionLabel>SalesCommissionLabel</SalesCommissionLabel>
-    <SalesLabel>SalesLabel</SalesLabel>
-    <Salesperson_Purchaser__NameCaption>Salesperson_Purchaser__NameCaption</Salesperson_Purchaser__NameCaption>
-    <SalespersonCommissionAnalysis>SalespersonCommissionAnalysis</SalespersonCommissionAnalysis>
-    <SalespersonCommissionLabel>SalespersonCommissionLabel</SalespersonCommissionLabel>
-    <SalespersonCommissionPrint>SalespersonCommissionPrint</SalespersonCommissionPrint>
-    <SalespersonPurchaser_CodeCaption>SalespersonPurchaser_CodeCaption</SalespersonPurchaser_CodeCaption>
-    <TotalsCaption>TotalsCaption</TotalsCaption>
-    <UserLabel>UserLabel</UserLabel>
-  </Labels>
-  <Salesperson_Purchaser>
-    <AdjProfit>AdjProfit</AdjProfit>
-    <AdjProfitCommissionAmt>AdjProfitCommissionAmt</AdjProfitCommissionAmt>
-    <AdjProfitCommissionAmt_Control45Caption>AdjProfitCommissionAmt_Control45Caption</AdjProfitCommissionAmt_Control45Caption>
-    <AdjProfit_Control39Caption>AdjProfit_Control39Caption</AdjProfit_Control39Caption>
-    <All_amounts_are_in_LCYCaption>All_amounts_are_in_LCYCaption</All_amounts_are_in_LCYCaption>
-    <COMPANYNAME>COMPANYNAME</COMPANYNAME>
-    <CurrReport_PAGENOCaption>CurrReport_PAGENOCaption</CurrReport_PAGENOCaption>
-    <CustLedgEntryFilter>CustLedgEntryFilter</CustLedgEntryFilter>
-    <Cust__Ledger_Entry__Customer_No__Caption>Cust__Ledger_Entry__Customer_No__Caption</Cust__Ledger_Entry__Customer_No__Caption>
-    <Cust__Ledger_Entry__Document_No__Caption>Cust__Ledger_Entry__Document_No__Caption</Cust__Ledger_Entry__Document_No__Caption>
-    <Cust__Ledger_Entry__Posting_Date_Caption>Cust__Ledger_Entry__Posting_Date_Caption</Cust__Ledger_Entry__Posting_Date_Caption>
-    <Cust__Ledger_Entry__Profit__LCY__Caption>Cust__Ledger_Entry__Profit__LCY__Caption</Cust__Ledger_Entry__Profit__LCY__Caption>
-    <Cust__Ledger_Entry__Sales__LCY__Caption>Cust__Ledger_Entry__Sales__LCY__Caption</Cust__Ledger_Entry__Sales__LCY__Caption>
-    <Cust__Ledger_Entry__TABLECAPTION__________CustLedgEntryFilter>Cust__Ledger_Entry__TABLECAPTION__________CustLedgEntryFilter</Cust__Ledger_Entry__TABLECAPTION__________CustLedgEntryFilter>
-    <Cust__Ledger_Entry___Profit__LCY__>Cust__Ledger_Entry___Profit__LCY__</Cust__Ledger_Entry___Profit__LCY__>
-    <Cust__Ledger_Entry___Sales__LCY__>Cust__Ledger_Entry___Sales__LCY__</Cust__Ledger_Entry___Sales__LCY__>
-    <PageGroupNo>PageGroupNo</PageGroupNo>
-    <ProfitCommissionAmt>ProfitCommissionAmt</ProfitCommissionAmt>
-    <ProfitCommissionAmt_Control33Caption>ProfitCommissionAmt_Control33Caption</ProfitCommissionAmt_Control33Caption>
-    <SalesCommissionAmt>SalesCommissionAmt</SalesCommissionAmt>
-    <SalesCommissionAmt_Control32Caption>SalesCommissionAmt_Control32Caption</SalesCommissionAmt_Control32Caption>
-    <SalespersonFilter>SalespersonFilter</SalespersonFilter>
-    <Salesperson_Purchaser_Code>Salesperson_Purchaser_Code</Salesperson_Purchaser_Code>
-    <Salesperson_Purchaser_Name>Salesperson_Purchaser_Name</Salesperson_Purchaser_Name>
-    <Salesperson_Purchaser__Commission___>Salesperson_Purchaser__Commission___</Salesperson_Purchaser__Commission___>
-    <Salesperson_Purchaser__Commission___Caption>Salesperson_Purchaser__Commission___Caption</Salesperson_Purchaser__Commission___Caption>
-    <Salesperson_Purchaser__TABLECAPTION__________SalespersonFilter>Salesperson_Purchaser__TABLECAPTION__________SalespersonFilter</Salesperson_Purchaser__TABLECAPTION__________SalespersonFilter>
-    <Salesperson___CommissionCaption>Salesperson___CommissionCaption</Salesperson___CommissionCaption>
-    <STRSUBSTNO_Text000_PeriodText_>STRSUBSTNO_Text000_PeriodText_</STRSUBSTNO_Text000_PeriodText_>
-    <TotalCaption>TotalCaption</TotalCaption>
-    <Cust_Ledger_Entry>
-      <AdjProfitCommissionAmt_Control45>AdjProfitCommissionAmt_Control45</AdjProfitCommissionAmt_Control45>
-      <AdjProfit_Control39>AdjProfit_Control39</AdjProfit_Control39>
-      <CustLedgerEntry_CustomerName>CustLedgerEntry_CustomerName</CustLedgerEntry_CustomerName>
-      <Cust__Ledger_Entry__Customer_No__>Cust__Ledger_Entry__Customer_No__</Cust__Ledger_Entry__Customer_No__>
-      <Cust__Ledger_Entry__Document_No__>Cust__Ledger_Entry__Document_No__</Cust__Ledger_Entry__Document_No__>
-      <Cust__Ledger_Entry__Posting_Date_>Cust__Ledger_Entry__Posting_Date_</Cust__Ledger_Entry__Posting_Date_>
-      <Cust__Ledger_Entry__Profit__LCY__>Cust__Ledger_Entry__Profit__LCY__</Cust__Ledger_Entry__Profit__LCY__>
-      <Cust__Ledger_Entry__Sales__LCY__>Cust__Ledger_Entry__Sales__LCY__</Cust__Ledger_Entry__Sales__LCY__>
-      <ProfitCommissionAmt_Control33>ProfitCommissionAmt_Control33</ProfitCommissionAmt_Control33>
-      <SalesCommissionAmt_Control32>SalesCommissionAmt_Control32</SalesCommissionAmt_Control32>
-      <SalespersonPurchaser_Code>SalespersonPurchaser_Code</SalespersonPurchaser_Code>
-      <Salesperson_Purchaser__Name>Salesperson_Purchaser__Name</Salesperson_Purchaser__Name>
-    </Cust_Ledger_Entry>
-    <Subtotals>
-      <Subtotals_AdjProfit>Subtotals_AdjProfit</Subtotals_AdjProfit>
-      <Subtotals_AdjProfitCommission>Subtotals_AdjProfitCommission</Subtotals_AdjProfitCommission>
-      <Subtotals_Profit>Subtotals_Profit</Subtotals_Profit>
-      <Subtotals_ProfitCommission>Subtotals_ProfitCommission</Subtotals_ProfitCommission>
-      <Subtotals_Sales>Subtotals_Sales</Subtotals_Sales>
-      <Subtotals_SalesCommission>Subtotals_SalesCommission</Subtotals_SalesCommission>
-      <Subtotals_Salesperson_Code>Subtotals_Salesperson_Code</Subtotals_Salesperson_Code>
-    </Subtotals>
-  </Salesperson_Purchaser>
-  <Totals>
-    <Totals_AdjProfit>Totals_AdjProfit</Totals_AdjProfit>
-    <Totals_AdjProfitCommission>Totals_AdjProfitCommission</Totals_AdjProfitCommission>
-    <Totals_Profit>Totals_Profit</Totals_Profit>
-    <Totals_ProfitCommission>Totals_ProfitCommission</Totals_ProfitCommission>
-    <Totals_Sales>Totals_Sales</Totals_Sales>
-    <Totals_SalesCommission>Totals_SalesCommission</Totals_SalesCommission>
-  </Totals>
-</NavWordReportXmlPart>
+<file path=customXml/item2.xml>��< ? x m l   v e r s i o n = " 1 . 0 "   e n c o d i n g = " u t f - 1 6 " ? > + 
+ < N a v W o r d R e p o r t X m l P a r t   x m l n s = " u r n : m i c r o s o f t - d y n a m i c s - n a v / r e p o r t s / S a l e s p e r s o n _ C o m m i s s i o n / 1 1 5 / " > + 
+     < B C R e p o r t I n f o r m a t i o n > + 
+         < R e p o r t M e t a d a t a > + 
+             < E x t e n s i o n I d > E x t e n s i o n   I D < / E x t e n s i o n I d > + 
+             < E x t e n s i o n N a m e > E x t e n s i o n   N a m e < / E x t e n s i o n N a m e > + 
+             < E x t e n s i o n P u b l i s h e r > E x t e n s i o n   P u b l i s h e r < / E x t e n s i o n P u b l i s h e r > + 
+             < E x t e n s i o n V e r s i o n > E x t e n s i o n   V e r s i o n < / E x t e n s i o n V e r s i o n > + 
+             < R e p o r t I d > R e p o r t   I D < / R e p o r t I d > + 
+             < R e p o r t N a m e > R e p o r t   N a m e < / R e p o r t N a m e > + 
+             < R e p o r t C a p t i o n > R e p o r t   C a p t i o n < / R e p o r t C a p t i o n > + 
+             < A b o u t T h i s R e p o r t T i t l e > A b o u t   T h i s   R e p o r t   T i t l e < / A b o u t T h i s R e p o r t T i t l e > + 
+             < A b o u t T h i s R e p o r t T e x t > A b o u t   T h i s   R e p o r t   T e x t < / A b o u t T h i s R e p o r t T e x t > + 
+             < R e p o r t H e l p L i n k > R e p o r t   H e l p   L i n k < / R e p o r t H e l p L i n k > + 
+         < / R e p o r t M e t a d a t a > + 
+         < R e p o r t R e q u e s t > + 
+             < T e n a n t E n t r a I d > T e n a n t   E n t r a   I d < / T e n a n t E n t r a I d > + 
+             < E n v i r o n m e n t N a m e > E n v i r o n m e n t   N a m e < / E n v i r o n m e n t N a m e > + 
+             < E n v i r o n m e n t T y p e > E n v i r o n m e n t   T y p e < / E n v i r o n m e n t T y p e > + 
+             < C o m p a n y N a m e > C o m p a n y   N a m e < / C o m p a n y N a m e > + 
+             < C o m p a n y D i s p l a y N a m e > C o m p a n y   D i s p l a y   N a m e < / C o m p a n y D i s p l a y N a m e > + 
+             < C o m p a n y I d > C o m p a n y   I D < / C o m p a n y I d > + 
+             < U s e r N a m e > U s e r   N a m e < / U s e r N a m e > + 
+             < D a t e A n d T i m e > D a t e   a n d   T i m e < / D a t e A n d T i m e > + 
+             < L a n g u a g e > L a n g u a g e < / L a n g u a g e > + 
+             < F o r m a t R e g i o n > F o r m a t   R e g i o n < / F o r m a t R e g i o n > + 
+             < D a t e T i m e V a l u e s > + 
+                 < Y e a r > Y e a r < / Y e a r > + 
+                 < M o n t h N u m b e r > M o n t h   N u m b e r < / M o n t h N u m b e r > + 
+                 < D a y N u m b e r > D a y   N u m b e r < / D a y N u m b e r > + 
+                 < H o u r > H o u r < / H o u r > + 
+                 < M i n u t e > M i n u t e < / M i n u t e > + 
+             < / D a t e T i m e V a l u e s > + 
+         < / R e p o r t R e q u e s t > + 
+         < C o m p a n y M e t a d a t a > + 
+             < C o m p a n y N a m e > C o m p a n y   N a m e < / C o m p a n y N a m e > + 
+             < C o m p a n y D i s p l a y N a m e > C o m p a n y   D i s p l a y   N a m e < / C o m p a n y D i s p l a y N a m e > + 
+             < C o m p a n y A d d r e s s L i n e s > + 
+                 < C o m p a n y A d d r e s s L i n e 1 > C o m p a n y   A d d r e s s   L i n e   1 < / C o m p a n y A d d r e s s L i n e 1 > + 
+                 < C o m p a n y A d d r e s s L i n e 2 > C o m p a n y   A d d r e s s   L i n e   2 < / C o m p a n y A d d r e s s L i n e 2 > + 
+                 < C o m p a n y A d d r e s s L i n e 3 > C o m p a n y   A d d r e s s   L i n e   3 < / C o m p a n y A d d r e s s L i n e 3 > + 
+                 < C o m p a n y A d d r e s s L i n e 4 > C o m p a n y   A d d r e s s   L i n e   4 < / C o m p a n y A d d r e s s L i n e 4 > + 
+                 < C o m p a n y A d d r e s s L i n e 5 > C o m p a n y   A d d r e s s   L i n e   5 < / C o m p a n y A d d r e s s L i n e 5 > + 
+                 < C o m p a n y A d d r e s s L i n e 6 > C o m p a n y   A d d r e s s   L i n e   6 < / C o m p a n y A d d r e s s L i n e 6 > + 
+                 < C o m p a n y A d d r e s s L i n e 7 > C o m p a n y   A d d r e s s   L i n e   7 < / C o m p a n y A d d r e s s L i n e 7 > + 
+                 < C o m p a n y A d d r e s s L i n e 8 > C o m p a n y   A d d r e s s   L i n e   8 < / C o m p a n y A d d r e s s L i n e 8 > + 
+             < / C o m p a n y A d d r e s s L i n e s > + 
+             < C o m p a n y P h o n e > C o m p a n y   P h o n e < / C o m p a n y P h o n e > + 
+             < C o m p a n y P h o n e C a p t i o n > C o m p a n y   P h o n e   C a p t i o n < / C o m p a n y P h o n e C a p t i o n > + 
+             < C o m p a n y F a x N o > C o m p a n y   F a x   N o . < / C o m p a n y F a x N o > + 
+             < C o m p a n y F a x N o C a p t i o n > C o m p a n y   F a x   N o .   C a p t i o n < / C o m p a n y F a x N o C a p t i o n > + 
+             < C o m p a n y E m a i l > C o m p a n y   E m a i l < / C o m p a n y E m a i l > + 
+             < C o m p a n y E m a i l C a p t i o n > C o m p a n y   E m a i l   C a p t i o n < / C o m p a n y E m a i l C a p t i o n > + 
+             < C o m p a n y H o m e P a g e > C o m p a n y   H o m e   P a g e < / C o m p a n y H o m e P a g e > + 
+             < C o m p a n y H o m e P a g e C a p t i o n > C o m p a n y   H o m e   P a g e   C a p t i o n < / C o m p a n y H o m e P a g e C a p t i o n > + 
+             < C o m p a n y L o g o > C o m p a n y   L o g o < / C o m p a n y L o g o > + 
+             < C o m p a n y V A T R e g i s t r a t i o n N o > C o m p a n y   V A T   R e g i s t r a t i o n   N o . < / C o m p a n y V A T R e g i s t r a t i o n N o > + 
+             < C o m p a n y V A T R e g i s t r a t i o n N o C a p t i o n > C o m p a n y   V A T   R e g i s t r a t i o n   N o .   C a p t i o n < / C o m p a n y V A T R e g i s t r a t i o n N o C a p t i o n > + 
+             < C o m p a n y R e g i s t r a t i o n N o > C o m p a n y   R e g i s t r a t i o n   N o . < / C o m p a n y R e g i s t r a t i o n N o > + 
+             < C o m p a n y R e g i s t r a t i o n N o C a p t i o n > C o m p a n y   R e g i s t r a t i o n   N o .   C a p t i o n < / C o m p a n y R e g i s t r a t i o n N o C a p t i o n > + 
+             < C o m p a n y B a n k N a m e > C o m p a n y   B a n k   N a m e < / C o m p a n y B a n k N a m e > + 
+             < C o m p a n y B a n k N a m e C a p t i o n > C o m p a n y   B a n k   N a m e   C a p t i o n < / C o m p a n y B a n k N a m e C a p t i o n > + 
+             < C o m p a n y B a n k A c c o u n t N o > C o m p a n y   B a n k   A c c o u n t   N o . < / C o m p a n y B a n k A c c o u n t N o > + 
+             < C o m p a n y B a n k A c c o u n t N o C a p t i o n > C o m p a n y   B a n k   A c c o u n t   N o .   C a p t i o n < / C o m p a n y B a n k A c c o u n t N o C a p t i o n > + 
+             < C o m p a n y B a n k B r a n c h N o > C o m p a n y   B a n k   B r a n c h   N o . < / C o m p a n y B a n k B r a n c h N o > + 
+             < C o m p a n y B a n k B r a n c h N o C a p t i o n > C o m p a n y   B a n k   B r a n c h   N o .   C a p t i o n < / C o m p a n y B a n k B r a n c h N o C a p t i o n > + 
+             < C o m p a n y I B A N > C o m p a n y   I B A N < / C o m p a n y I B A N > + 
+             < C o m p a n y I B A N C a p t i o n > C o m p a n y   I B A N   C a p t i o n < / C o m p a n y I B A N C a p t i o n > + 
+             < C o m p a n y B a n k S W I F T > C o m p a n y   B a n k   S W I F T < / C o m p a n y B a n k S W I F T > + 
+             < C o m p a n y B a n k S W I F T C a p t i o n > C o m p a n y   B a n k   S W I F T   C a p t i o n < / C o m p a n y B a n k S W I F T C a p t i o n > + 
+             < C o m p a n y G i r o N o > C o m p a n y   G i r o   N o . < / C o m p a n y G i r o N o > + 
+             < C o m p a n y G i r o N o C a p t i o n > C o m p a n y   G i r o   N o .   C a p t i o n < / C o m p a n y G i r o N o C a p t i o n > + 
+         < / C o m p a n y M e t a d a t a > + 
+     < / B C R e p o r t I n f o r m a t i o n > + 
+     < L a b e l s > + 
+         < A b o u t T h e R e p o r t L a b e l > A b o u t T h e R e p o r t L a b e l < / A b o u t T h e R e p o r t L a b e l > + 
+         < A d j u s t e d P r o f i t C o m m i s s i o n L a b e l > A d j u s t e d P r o f i t C o m m i s s i o n L a b e l < / A d j u s t e d P r o f i t C o m m i s s i o n L a b e l > + 
+         < A d j u s t e d P r o f i t L a b e l > A d j u s t e d P r o f i t L a b e l < / A d j u s t e d P r o f i t L a b e l > + 
+         < A l l A m o u n t s A r e I n L C Y L a b e l > A l l A m o u n t s A r e I n L C Y L a b e l < / A l l A m o u n t s A r e I n L C Y L a b e l > + 
+         < C o m m i s s i o n P e r c e n t L a b e l > C o m m i s s i o n P e r c e n t L a b e l < / C o m m i s s i o n P e r c e n t L a b e l > + 
+         < C o m p a n y L a b e l > C o m p a n y L a b e l < / C o m p a n y L a b e l > + 
+         < C u s t o m e r N a m e L a b e l > C u s t o m e r N a m e L a b e l < / C u s t o m e r N a m e L a b e l > + 
+         < C u s t o m e r N o L a b e l > C u s t o m e r N o L a b e l < / C u s t o m e r N o L a b e l > + 
+         < D a t a R e t r i e v e d > D a t a R e t r i e v e d < / D a t a R e t r i e v e d > + 
+         < D o c u m e n t a t i o n L a b e l > D o c u m e n t a t i o n L a b e l < / D o c u m e n t a t i o n L a b e l > + 
+         < D o c u m e n t N o L a b e l > D o c u m e n t N o L a b e l < / D o c u m e n t N o L a b e l > + 
+         < E n v i r o n m e n t L a b e l > E n v i r o n m e n t L a b e l < / E n v i r o n m e n t L a b e l > + 
+         < P e r i o d C a p t i o n > P e r i o d C a p t i o n < / P e r i o d C a p t i o n > + 
+         < P o s t i n g D a t e L a b e l > P o s t i n g D a t e L a b e l < / P o s t i n g D a t e L a b e l > + 
+         < P r o f i t C o m m i s s i o n L a b e l > P r o f i t C o m m i s s i o n L a b e l < / P r o f i t C o m m i s s i o n L a b e l > + 
+         < P r o f i t L a b e l > P r o f i t L a b e l < / P r o f i t L a b e l > + 
+         < R e p o r t N a m e L a b e l > R e p o r t N a m e L a b e l < / R e p o r t N a m e L a b e l > + 
+         < R u n O n L a b e l > R u n O n L a b e l < / R u n O n L a b e l > + 
+         < S a l e s C o m m i s s i o n L a b e l > S a l e s C o m m i s s i o n L a b e l < / S a l e s C o m m i s s i o n L a b e l > + 
+         < S a l e s L a b e l > S a l e s L a b e l < / S a l e s L a b e l > + 
+         < S a l e s p e r s o n _ P u r c h a s e r _ _ N a m e C a p t i o n > S a l e s p e r s o n _ P u r c h a s e r _ _ N a m e C a p t i o n < / S a l e s p e r s o n _ P u r c h a s e r _ _ N a m e C a p t i o n > + 
+         < S a l e s p e r s o n C o m m i s s i o n A n a l y s i s > S a l e s p e r s o n C o m m i s s i o n A n a l y s i s < / S a l e s p e r s o n C o m m i s s i o n A n a l y s i s > + 
+         < S a l e s p e r s o n C o m m i s s i o n L a b e l > S a l e s p e r s o n C o m m i s s i o n L a b e l < / S a l e s p e r s o n C o m m i s s i o n L a b e l > + 
+         < S a l e s p e r s o n C o m m i s s i o n P r i n t > S a l e s p e r s o n C o m m i s s i o n P r i n t < / S a l e s p e r s o n C o m m i s s i o n P r i n t > + 
+         < S a l e s p e r s o n P u r c h a s e r _ C o d e C a p t i o n > S a l e s p e r s o n P u r c h a s e r _ C o d e C a p t i o n < / S a l e s p e r s o n P u r c h a s e r _ C o d e C a p t i o n > + 
+         < T o t a l s C a p t i o n > T o t a l s C a p t i o n < / T o t a l s C a p t i o n > + 
+         < U s e r L a b e l > U s e r L a b e l < / U s e r L a b e l > + 
+     < / L a b e l s > + 
+     < S a l e s p e r s o n _ P u r c h a s e r > + 
+         < A d j P r o f i t > A d j P r o f i t < / A d j P r o f i t > + 
+         < A d j P r o f i t C o m m i s s i o n A m t > A d j P r o f i t C o m m i s s i o n A m t < / A d j P r o f i t C o m m i s s i o n A m t > + 
+         < A d j P r o f i t C o m m i s s i o n A m t _ C o n t r o l 4 5 C a p t i o n > A d j P r o f i t C o m m i s s i o n A m t _ C o n t r o l 4 5 C a p t i o n < / A d j P r o f i t C o m m i s s i o n A m t _ C o n t r o l 4 5 C a p t i o n > + 
+         < A d j P r o f i t _ C o n t r o l 3 9 C a p t i o n > A d j P r o f i t _ C o n t r o l 3 9 C a p t i o n < / A d j P r o f i t _ C o n t r o l 3 9 C a p t i o n > + 
+         < A l l _ a m o u n t s _ a r e _ i n _ L C Y C a p t i o n > A l l _ a m o u n t s _ a r e _ i n _ L C Y C a p t i o n < / A l l _ a m o u n t s _ a r e _ i n _ L C Y C a p t i o n > + 
+         < C O M P A N Y N A M E > C O M P A N Y N A M E < / C O M P A N Y N A M E > + 
+         < C u r r R e p o r t _ P A G E N O C a p t i o n > C u r r R e p o r t _ P A G E N O C a p t i o n < / C u r r R e p o r t _ P A G E N O C a p t i o n > + 
+         < C u s t L e d g E n t r y F i l t e r > C u s t L e d g E n t r y F i l t e r < / C u s t L e d g E n t r y F i l t e r > + 
+         < C u s t _ _ L e d g e r _ E n t r y _ _ C u s t o m e r _ N o _ _ C a p t i o n > C u s t _ _ L e d g e r _ E n t r y _ _ C u s t o m e r _ N o _ _ C a p t i o n < / C u s t _ _ L e d g e r _ E n t r y _ _ C u s t o m e r _ N o _ _ C a p t i o n > + 
+         < C u s t _ _ L e d g e r _ E n t r y _ _ D o c u m e n t _ N o _ _ C a p t i o n > C u s t _ _ L e d g e r _ E n t r y _ _ D o c u m e n t _ N o _ _ C a p t i o n < / C u s t _ _ L e d g e r _ E n t r y _ _ D o c u m e n t _ N o _ _ C a p t i o n > + 
+         < C u s t _ _ L e d g e r _ E n t r y _ _ P o s t i n g _ D a t e _ C a p t i o n > C u s t _ _ L e d g e r _ E n t r y _ _ P o s t i n g _ D a t e _ C a p t i o n < / C u s t _ _ L e d g e r _ E n t r y _ _ P o s t i n g _ D a t e _ C a p t i o n > + 
+         < C u s t _ _ L e d g e r _ E n t r y _ _ P r o f i t _ _ L C Y _ _ C a p t i o n > C u s t _ _ L e d g e r _ E n t r y _ _ P r o f i t _ _ L C Y _ _ C a p t i o n < / C u s t _ _ L e d g e r _ E n t r y _ _ P r o f i t _ _ L C Y _ _ C a p t i o n > + 
+         < C u s t _ _ L e d g e r _ E n t r y _ _ S a l e s _ _ L C Y _ _ C a p t i o n > C u s t _ _ L e d g e r _ E n t r y _ _ S a l e s _ _ L C Y _ _ C a p t i o n < / C u s t _ _ L e d g e r _ E n t r y _ _ S a l e s _ _ L C Y _ _ C a p t i o n > + 
+         < C u s t _ _ L e d g e r _ E n t r y _ _ T A B L E C A P T I O N _ _ _ _ _ _ _ _ _ _ C u s t L e d g E n t r y F i l t e r > C u s t _ _ L e d g e r _ E n t r y _ _ T A B L E C A P T I O N _ _ _ _ _ _ _ _ _ _ C u s t L e d g E n t r y F i l t e r < / C u s t _ _ L e d g e r _ E n t r y _ _ T A B L E C A P T I O N _ _ _ _ _ _ _ _ _ _ C u s t L e d g E n t r y F i l t e r > + 
+         < C u s t _ _ L e d g e r _ E n t r y _ _ _ P r o f i t _ _ L C Y _ _ > C u s t _ _ L e d g e r _ E n t r y _ _ _ P r o f i t _ _ L C Y _ _ < / C u s t _ _ L e d g e r _ E n t r y _ _ _ P r o f i t _ _ L C Y _ _ > + 
+         < C u s t _ _ L e d g e r _ E n t r y _ _ _ S a l e s _ _ L C Y _ _ > C u s t _ _ L e d g e r _ E n t r y _ _ _ S a l e s _ _ L C Y _ _ < / C u s t _ _ L e d g e r _ E n t r y _ _ _ S a l e s _ _ L C Y _ _ > + 
+         < P a g e G r o u p N o > P a g e G r o u p N o < / P a g e G r o u p N o > + 
+         < P r o f i t C o m m i s s i o n A m t > P r o f i t C o m m i s s i o n A m t < / P r o f i t C o m m i s s i o n A m t > + 
+         < P r o f i t C o m m i s s i o n A m t _ C o n t r o l 3 3 C a p t i o n > P r o f i t C o m m i s s i o n A m t _ C o n t r o l 3 3 C a p t i o n < / P r o f i t C o m m i s s i o n A m t _ C o n t r o l 3 3 C a p t i o n > + 
+         < S a l e s C o m m i s s i o n A m t > S a l e s C o m m i s s i o n A m t < / S a l e s C o m m i s s i o n A m t > + 
+         < S a l e s C o m m i s s i o n A m t _ C o n t r o l 3 2 C a p t i o n > S a l e s C o m m i s s i o n A m t _ C o n t r o l 3 2 C a p t i o n < / S a l e s C o m m i s s i o n A m t _ C o n t r o l 3 2 C a p t i o n > + 
+         < S a l e s p e r s o n F i l t e r > S a l e s p e r s o n F i l t e r < / S a l e s p e r s o n F i l t e r > + 
+         < S a l e s p e r s o n _ P u r c h a s e r _ C o d e > S a l e s p e r s o n _ P u r c h a s e r _ C o d e < / S a l e s p e r s o n _ P u r c h a s e r _ C o d e > + 
+         < S a l e s p e r s o n _ P u r c h a s e r _ N a m e > S a l e s p e r s o n _ P u r c h a s e r _ N a m e < / S a l e s p e r s o n _ P u r c h a s e r _ N a m e > + 
+         < S a l e s p e r s o n _ P u r c h a s e r _ _ C o m m i s s i o n _ _ _ > S a l e s p e r s o n _ P u r c h a s e r _ _ C o m m i s s i o n _ _ _ < / S a l e s p e r s o n _ P u r c h a s e r _ _ C o m m i s s i o n _ _ _ > + 
+         < S a l e s p e r s o n _ P u r c h a s e r _ _ C o m m i s s i o n _ _ _ C a p t i o n > S a l e s p e r s o n _ P u r c h a s e r _ _ C o m m i s s i o n _ _ _ C a p t i o n < / S a l e s p e r s o n _ P u r c h a s e r _ _ C o m m i s s i o n _ _ _ C a p t i o n > + 
+         < S a l e s p e r s o n _ P u r c h a s e r _ _ T A B L E C A P T I O N _ _ _ _ _ _ _ _ _ _ S a l e s p e r s o n F i l t e r > S a l e s p e r s o n _ P u r c h a s e r _ _ T A B L E C A P T I O N _ _ _ _ _ _ _ _ _ _ S a l e s p e r s o n F i l t e r < / S a l e s p e r s o n _ P u r c h a s e r _ _ T A B L E C A P T I O N _ _ _ _ _ _ _ _ _ _ S a l e s p e r s o n F i l t e r > + 
+         < S a l e s p e r s o n _ _ _ C o m m i s s i o n C a p t i o n > S a l e s p e r s o n _ _ _ C o m m i s s i o n C a p t i o n < / S a l e s p e r s o n _ _ _ C o m m i s s i o n C a p t i o n > + 
+         < S T R S U B S T N O _ T e x t 0 0 0 _ P e r i o d T e x t _ > S T R S U B S T N O _ T e x t 0 0 0 _ P e r i o d T e x t _ < / S T R S U B S T N O _ T e x t 0 0 0 _ P e r i o d T e x t _ > + 
+         < T o t a l C a p t i o n > T o t a l C a p t i o n < / T o t a l C a p t i o n > + 
+         < C u s t _ L e d g e r _ E n t r y > + 
+             < A d j P r o f i t C o m m i s s i o n A m t _ C o n t r o l 4 5 > A d j P r o f i t C o m m i s s i o n A m t _ C o n t r o l 4 5 < / A d j P r o f i t C o m m i s s i o n A m t _ C o n t r o l 4 5 > + 
+             < A d j P r o f i t _ C o n t r o l 3 9 > A d j P r o f i t _ C o n t r o l 3 9 < / A d j P r o f i t _ C o n t r o l 3 9 > + 
+             < C u s t L e d g e r E n t r y _ C u s t o m e r N a m e > C u s t L e d g e r E n t r y _ C u s t o m e r N a m e < / C u s t L e d g e r E n t r y _ C u s t o m e r N a m e > + 
+             < C u s t _ _ L e d g e r _ E n t r y _ _ C u s t o m e r _ N o _ _ > C u s t _ _ L e d g e r _ E n t r y _ _ C u s t o m e r _ N o _ _ < / C u s t _ _ L e d g e r _ E n t r y _ _ C u s t o m e r _ N o _ _ > + 
+             < C u s t _ _ L e d g e r _ E n t r y _ _ D o c u m e n t _ N o _ _ > C u s t _ _ L e d g e r _ E n t r y _ _ D o c u m e n t _ N o _ _ < / C u s t _ _ L e d g e r _ E n t r y _ _ D o c u m e n t _ N o _ _ > + 
+             < C u s t _ _ L e d g e r _ E n t r y _ _ P o s t i n g _ D a t e _ > C u s t _ _ L e d g e r _ E n t r y _ _ P o s t i n g _ D a t e _ < / C u s t _ _ L e d g e r _ E n t r y _ _ P o s t i n g _ D a t e _ > + 
+             < C u s t _ _ L e d g e r _ E n t r y _ _ P r o f i t _ _ L C Y _ _ > C u s t _ _ L e d g e r _ E n t r y _ _ P r o f i t _ _ L C Y _ _ < / C u s t _ _ L e d g e r _ E n t r y _ _ P r o f i t _ _ L C Y _ _ > + 
+             < C u s t _ _ L e d g e r _ E n t r y _ _ S a l e s _ _ L C Y _ _ > C u s t _ _ L e d g e r _ E n t r y _ _ S a l e s _ _ L C Y _ _ < / C u s t _ _ L e d g e r _ E n t r y _ _ S a l e s _ _ L C Y _ _ > + 
+             < P r o f i t C o m m i s s i o n A m t _ C o n t r o l 3 3 > P r o f i t C o m m i s s i o n A m t _ C o n t r o l 3 3 < / P r o f i t C o m m i s s i o n A m t _ C o n t r o l 3 3 > + 
+             < S a l e s C o m m i s s i o n A m t _ C o n t r o l 3 2 > S a l e s C o m m i s s i o n A m t _ C o n t r o l 3 2 < / S a l e s C o m m i s s i o n A m t _ C o n t r o l 3 2 > + 
+             < S a l e s p e r s o n P u r c h a s e r _ C o d e > S a l e s p e r s o n P u r c h a s e r _ C o d e < / S a l e s p e r s o n P u r c h a s e r _ C o d e > + 
+             < S a l e s p e r s o n _ P u r c h a s e r _ _ N a m e > S a l e s p e r s o n _ P u r c h a s e r _ _ N a m e < / S a l e s p e r s o n _ P u r c h a s e r _ _ N a m e > + 
+         < / C u s t _ L e d g e r _ E n t r y > + 
+         < S u b t o t a l s > + 
+             < S u b t o t a l s _ A d j P r o f i t > S u b t o t a l s _ A d j P r o f i t < / S u b t o t a l s _ A d j P r o f i t > + 
+             < S u b t o t a l s _ A d j P r o f i t C o m m i s s i o n > S u b t o t a l s _ A d j P r o f i t C o m m i s s i o n < / S u b t o t a l s _ A d j P r o f i t C o m m i s s i o n > + 
+             < S u b t o t a l s _ P r o f i t > S u b t o t a l s _ P r o f i t < / S u b t o t a l s _ P r o f i t > + 
+             < S u b t o t a l s _ P r o f i t C o m m i s s i o n > S u b t o t a l s _ P r o f i t C o m m i s s i o n < / S u b t o t a l s _ P r o f i t C o m m i s s i o n > + 
+             < S u b t o t a l s _ S a l e s > S u b t o t a l s _ S a l e s < / S u b t o t a l s _ S a l e s > + 
+             < S u b t o t a l s _ S a l e s C o m m i s s i o n > S u b t o t a l s _ S a l e s C o m m i s s i o n < / S u b t o t a l s _ S a l e s C o m m i s s i o n > + 
+             < S u b t o t a l s _ S a l e s p e r s o n _ C o d e > S u b t o t a l s _ S a l e s p e r s o n _ C o d e < / S u b t o t a l s _ S a l e s p e r s o n _ C o d e > + 
+         < / S u b t o t a l s > + 
+     < / S a l e s p e r s o n _ P u r c h a s e r > + 
+     < T o t a l s > + 
+         < T o t a l s _ A d j P r o f i t > T o t a l s _ A d j P r o f i t < / T o t a l s _ A d j P r o f i t > + 
+         < T o t a l s _ A d j P r o f i t C o m m i s s i o n > T o t a l s _ A d j P r o f i t C o m m i s s i o n < / T o t a l s _ A d j P r o f i t C o m m i s s i o n > + 
+         < T o t a l s _ P r o f i t > T o t a l s _ P r o f i t < / T o t a l s _ P r o f i t > + 
+         < T o t a l s _ P r o f i t C o m m i s s i o n > T o t a l s _ P r o f i t C o m m i s s i o n < / T o t a l s _ P r o f i t C o m m i s s i o n > + 
+         < T o t a l s _ S a l e s > T o t a l s _ S a l e s < / T o t a l s _ S a l e s > + 
+         < T o t a l s _ S a l e s C o m m i s s i o n > T o t a l s _ S a l e s C o m m i s s i o n < / T o t a l s _ S a l e s C o m m i s s i o n > + 
+     < / T o t a l s > + 
+ < / N a v W o r d R e p o r t X m l P a r t > 
+</file>
+
+<file path=customXml/item3.xml>��< ? x m l   v e r s i o n = " 1 . 0 "   e n c o d i n g = " u t f - 1 6 " ? > + 
+ < N a v W o r d R e p o r t X m l P a r t   x m l n s = " u r n : m i c r o s o f t - d y n a m i c s - b u s i n e s s c e n t r a l / i n t e r n a l / e x t e n d e d / r e p o r t s / S a l e s p e r s o n _ C o m m i s s i o n / 1 1 5 / " > + 
+     < B C R e p o r t I n f o r m a t i o n > + 
+         < R e p o r t M e t a d a t a > + 
+             < E x t e n s i o n I d > E x t e n s i o n   I D < / E x t e n s i o n I d > + 
+             < E x t e n s i o n N a m e > E x t e n s i o n   N a m e < / E x t e n s i o n N a m e > + 
+             < E x t e n s i o n P u b l i s h e r > E x t e n s i o n   P u b l i s h e r < / E x t e n s i o n P u b l i s h e r > + 
+             < E x t e n s i o n V e r s i o n > E x t e n s i o n   V e r s i o n < / E x t e n s i o n V e r s i o n > + 
+             < R e p o r t I d > R e p o r t   I D < / R e p o r t I d > + 
+             < R e p o r t N a m e > R e p o r t   N a m e < / R e p o r t N a m e > + 
+             < R e p o r t C a p t i o n > R e p o r t   C a p t i o n < / R e p o r t C a p t i o n > + 
+             < A b o u t T h i s R e p o r t T i t l e > A b o u t   T h i s   R e p o r t   T i t l e < / A b o u t T h i s R e p o r t T i t l e > + 
+             < A b o u t T h i s R e p o r t T e x t > A b o u t   T h i s   R e p o r t   T e x t < / A b o u t T h i s R e p o r t T e x t > + 
+             < R e p o r t H e l p L i n k > R e p o r t   H e l p   L i n k < / R e p o r t H e l p L i n k > + 
+         < / R e p o r t M e t a d a t a > + 
+         < R e p o r t R e q u e s t > + 
+             < T e n a n t E n t r a I d > T e n a n t   E n t r a   I d < / T e n a n t E n t r a I d > + 
+             < E n v i r o n m e n t N a m e > E n v i r o n m e n t   N a m e < / E n v i r o n m e n t N a m e > + 
+             < E n v i r o n m e n t T y p e > E n v i r o n m e n t   T y p e < / E n v i r o n m e n t T y p e > + 
+             < C o m p a n y N a m e > C o m p a n y   N a m e < / C o m p a n y N a m e > + 
+             < C o m p a n y D i s p l a y N a m e > C o m p a n y   D i s p l a y   N a m e < / C o m p a n y D i s p l a y N a m e > + 
+             < C o m p a n y I d > C o m p a n y   I D < / C o m p a n y I d > + 
+             < U s e r N a m e > U s e r   N a m e < / U s e r N a m e > + 
+             < D a t e A n d T i m e > D a t e   a n d   T i m e < / D a t e A n d T i m e > + 
+             < L a n g u a g e > L a n g u a g e < / L a n g u a g e > + 
+             < F o r m a t R e g i o n > F o r m a t   R e g i o n < / F o r m a t R e g i o n > + 
+             < D a t e T i m e V a l u e s > + 
+                 < Y e a r > Y e a r < / Y e a r > + 
+                 < M o n t h N u m b e r > M o n t h   N u m b e r < / M o n t h N u m b e r > + 
+                 < D a y N u m b e r > D a y   N u m b e r < / D a y N u m b e r > + 
+                 < H o u r > H o u r < / H o u r > + 
+                 < M i n u t e > M i n u t e < / M i n u t e > + 
+             < / D a t e T i m e V a l u e s > + 
+         < / R e p o r t R e q u e s t > + 
+         < C o m p a n y M e t a d a t a > + 
+             < C o m p a n y N a m e > C o m p a n y   N a m e < / C o m p a n y N a m e > + 
+             < C o m p a n y D i s p l a y N a m e > C o m p a n y   D i s p l a y   N a m e < / C o m p a n y D i s p l a y N a m e > + 
+             < C o m p a n y A d d r e s s L i n e s > + 
+                 < C o m p a n y A d d r e s s L i n e 1 > C o m p a n y   A d d r e s s   L i n e   1 < / C o m p a n y A d d r e s s L i n e 1 > + 
+                 < C o m p a n y A d d r e s s L i n e 2 > C o m p a n y   A d d r e s s   L i n e   2 < / C o m p a n y A d d r e s s L i n e 2 > + 
+                 < C o m p a n y A d d r e s s L i n e 3 > C o m p a n y   A d d r e s s   L i n e   3 < / C o m p a n y A d d r e s s L i n e 3 > + 
+                 < C o m p a n y A d d r e s s L i n e 4 > C o m p a n y   A d d r e s s   L i n e   4 < / C o m p a n y A d d r e s s L i n e 4 > + 
+                 < C o m p a n y A d d r e s s L i n e 5 > C o m p a n y   A d d r e s s   L i n e   5 < / C o m p a n y A d d r e s s L i n e 5 > + 
+                 < C o m p a n y A d d r e s s L i n e 6 > C o m p a n y   A d d r e s s   L i n e   6 < / C o m p a n y A d d r e s s L i n e 6 > + 
+                 < C o m p a n y A d d r e s s L i n e 7 > C o m p a n y   A d d r e s s   L i n e   7 < / C o m p a n y A d d r e s s L i n e 7 > + 
+                 < C o m p a n y A d d r e s s L i n e 8 > C o m p a n y   A d d r e s s   L i n e   8 < / C o m p a n y A d d r e s s L i n e 8 > + 
+             < / C o m p a n y A d d r e s s L i n e s > + 
+             < C o m p a n y P h o n e > C o m p a n y   P h o n e < / C o m p a n y P h o n e > + 
+             < C o m p a n y P h o n e C a p t i o n > C o m p a n y   P h o n e   C a p t i o n < / C o m p a n y P h o n e C a p t i o n > + 
+             < C o m p a n y F a x N o > C o m p a n y   F a x   N o . < / C o m p a n y F a x N o > + 
+             < C o m p a n y F a x N o C a p t i o n > C o m p a n y   F a x   N o .   C a p t i o n < / C o m p a n y F a x N o C a p t i o n > + 
+             < C o m p a n y E m a i l > C o m p a n y   E m a i l < / C o m p a n y E m a i l > + 
+             < C o m p a n y E m a i l C a p t i o n > C o m p a n y   E m a i l   C a p t i o n < / C o m p a n y E m a i l C a p t i o n > + 
+             < C o m p a n y H o m e P a g e > C o m p a n y   H o m e   P a g e < / C o m p a n y H o m e P a g e > + 
+             < C o m p a n y H o m e P a g e C a p t i o n > C o m p a n y   H o m e   P a g e   C a p t i o n < / C o m p a n y H o m e P a g e C a p t i o n > + 
+             < C o m p a n y L o g o > C o m p a n y   L o g o < / C o m p a n y L o g o > + 
+             < C o m p a n y V A T R e g i s t r a t i o n N o > C o m p a n y   V A T   R e g i s t r a t i o n   N o . < / C o m p a n y V A T R e g i s t r a t i o n N o > + 
+             < C o m p a n y V A T R e g i s t r a t i o n N o C a p t i o n > C o m p a n y   V A T   R e g i s t r a t i o n   N o .   C a p t i o n < / C o m p a n y V A T R e g i s t r a t i o n N o C a p t i o n > + 
+             < C o m p a n y R e g i s t r a t i o n N o > C o m p a n y   R e g i s t r a t i o n   N o . < / C o m p a n y R e g i s t r a t i o n N o > + 
+             < C o m p a n y R e g i s t r a t i o n N o C a p t i o n > C o m p a n y   R e g i s t r a t i o n   N o .   C a p t i o n < / C o m p a n y R e g i s t r a t i o n N o C a p t i o n > + 
+             < C o m p a n y B a n k N a m e > C o m p a n y   B a n k   N a m e < / C o m p a n y B a n k N a m e > + 
+             < C o m p a n y B a n k N a m e C a p t i o n > C o m p a n y   B a n k   N a m e   C a p t i o n < / C o m p a n y B a n k N a m e C a p t i o n > + 
+             < C o m p a n y B a n k A c c o u n t N o > C o m p a n y   B a n k   A c c o u n t   N o . < / C o m p a n y B a n k A c c o u n t N o > + 
+             < C o m p a n y B a n k A c c o u n t N o C a p t i o n > C o m p a n y   B a n k   A c c o u n t   N o .   C a p t i o n < / C o m p a n y B a n k A c c o u n t N o C a p t i o n > + 
+             < C o m p a n y B a n k B r a n c h N o > C o m p a n y   B a n k   B r a n c h   N o . < / C o m p a n y B a n k B r a n c h N o > + 
+             < C o m p a n y B a n k B r a n c h N o C a p t i o n > C o m p a n y   B a n k   B r a n c h   N o .   C a p t i o n < / C o m p a n y B a n k B r a n c h N o C a p t i o n > + 
+             < C o m p a n y I B A N > C o m p a n y   I B A N < / C o m p a n y I B A N > + 
+             < C o m p a n y I B A N C a p t i o n > C o m p a n y   I B A N   C a p t i o n < / C o m p a n y I B A N C a p t i o n > + 
+             < C o m p a n y B a n k S W I F T > C o m p a n y   B a n k   S W I F T < / C o m p a n y B a n k S W I F T > + 
+             < C o m p a n y B a n k S W I F T C a p t i o n > C o m p a n y   B a n k   S W I F T   C a p t i o n < / C o m p a n y B a n k S W I F T C a p t i o n > + 
+             < C o m p a n y G i r o N o > C o m p a n y   G i r o   N o . < / C o m p a n y G i r o N o > + 
+             < C o m p a n y G i r o N o C a p t i o n > C o m p a n y   G i r o   N o .   C a p t i o n < / C o m p a n y G i r o N o C a p t i o n > + 
+         < / C o m p a n y M e t a d a t a > + 
+     < / B C R e p o r t I n f o r m a t i o n > + 
+     < L a b e l s > + 
+         < A b o u t T h e R e p o r t L a b e l   E l e m e n t T y p e = " P a r a m e t e r "   E l e m e n t I d = " 1 6 7 7 9 2 0 0 1 "   D a t a T y p e = " S t r i n g " > A b o u t T h e R e p o r t L a b e l < / A b o u t T h e R e p o r t L a b e l > + 
+         < A d j u s t e d P r o f i t C o m m i s s i o n L a b e l   E l e m e n t T y p e = " P a r a m e t e r "   E l e m e n t I d = " 9 1 5 5 5 7 0 2 0 "   D a t a T y p e = " S t r i n g " > A d j u s t e d P r o f i t C o m m i s s i o n L a b e l < / A d j u s t e d P r o f i t C o m m i s s i o n L a b e l > + 
+         < A d j u s t e d P r o f i t L a b e l   E l e m e n t T y p e = " P a r a m e t e r "   E l e m e n t I d = " 1 6 1 5 2 8 3 0 4 7 "   D a t a T y p e = " S t r i n g " > A d j u s t e d P r o f i t L a b e l < / A d j u s t e d P r o f i t L a b e l > + 
+         < A l l A m o u n t s A r e I n L C Y L a b e l   E l e m e n t T y p e = " P a r a m e t e r "   E l e m e n t I d = " 5 6 3 5 1 4 3 1 8 "   D a t a T y p e = " S t r i n g " > A l l A m o u n t s A r e I n L C Y L a b e l < / A l l A m o u n t s A r e I n L C Y L a b e l > + 
+         < C o m m i s s i o n P e r c e n t L a b e l   E l e m e n t T y p e = " P a r a m e t e r "   E l e m e n t I d = " 8 3 9 2 6 3 7 6 5 "   D a t a T y p e = " S t r i n g " > C o m m i s s i o n P e r c e n t L a b e l < / C o m m i s s i o n P e r c e n t L a b e l > + 
+         < C o m p a n y L a b e l   E l e m e n t T y p e = " P a r a m e t e r "   E l e m e n t I d = " 3 4 6 7 6 0 3 4 8 "   D a t a T y p e = " S t r i n g " > C o m p a n y L a b e l < / C o m p a n y L a b e l > + 
+         < C u s t o m e r N a m e L a b e l   E l e m e n t T y p e = " P a r a m e t e r "   E l e m e n t I d = " 1 1 1 8 7 9 0 8 8 "   D a t a T y p e = " S t r i n g " > C u s t o m e r N a m e L a b e l < / C u s t o m e r N a m e L a b e l > + 
+         < C u s t o m e r N o L a b e l   E l e m e n t T y p e = " P a r a m e t e r "   E l e m e n t I d = " 3 8 7 4 7 8 0 3 4 "   D a t a T y p e = " S t r i n g " > C u s t o m e r N o L a b e l < / C u s t o m e r N o L a b e l > + 
+         < D a t a R e t r i e v e d   E l e m e n t T y p e = " P a r a m e t e r "   E l e m e n t I d = " 2 9 1 9 1 1 8 0 7 "   D a t a T y p e = " S t r i n g " > D a t a R e t r i e v e d < / D a t a R e t r i e v e d > + 
+         < D o c u m e n t a t i o n L a b e l   E l e m e n t T y p e = " P a r a m e t e r "   E l e m e n t I d = " 1 7 3 8 9 2 4 8 1 5 "   D a t a T y p e = " S t r i n g " > D o c u m e n t a t i o n L a b e l < / D o c u m e n t a t i o n L a b e l > + 
+         < D o c u m e n t N o L a b e l   E l e m e n t T y p e = " P a r a m e t e r "   E l e m e n t I d = " 1 1 4 6 4 3 5 8 0 3 "   D a t a T y p e = " S t r i n g " > D o c u m e n t N o L a b e l < / D o c u m e n t N o L a b e l > + 
+         < E n v i r o n m e n t L a b e l   E l e m e n t T y p e = " P a r a m e t e r "   E l e m e n t I d = " 8 1 8 8 1 6 5 9 0 "   D a t a T y p e = " S t r i n g " > E n v i r o n m e n t L a b e l < / E n v i r o n m e n t L a b e l > + 
+         < P e r i o d C a p t i o n   E l e m e n t T y p e = " P a r a m e t e r "   E l e m e n t I d = " 1 4 7 8 2 5 3 4 2 2 "   D a t a T y p e = " S t r i n g " > P e r i o d C a p t i o n < / P e r i o d C a p t i o n > + 
+         < P o s t i n g D a t e L a b e l   E l e m e n t T y p e = " P a r a m e t e r "   E l e m e n t I d = " 1 7 7 5 7 9 4 2 4 9 "   D a t a T y p e = " S t r i n g " > P o s t i n g D a t e L a b e l < / P o s t i n g D a t e L a b e l > + 
+         < P r o f i t C o m m i s s i o n L a b e l   E l e m e n t T y p e = " P a r a m e t e r "   E l e m e n t I d = " 8 3 2 7 0 6 3 9 2 "   D a t a T y p e = " S t r i n g " > P r o f i t C o m m i s s i o n L a b e l < / P r o f i t C o m m i s s i o n L a b e l > + 
+         < P r o f i t L a b e l   E l e m e n t T y p e = " P a r a m e t e r "   E l e m e n t I d = " 2 5 4 6 3 3 6 4 5 "   D a t a T y p e = " S t r i n g " > P r o f i t L a b e l < / P r o f i t L a b e l > + 
+         < R e p o r t N a m e L a b e l   E l e m e n t T y p e = " P a r a m e t e r "   E l e m e n t I d = " 1 0 2 2 2 9 2 9 8 2 "   D a t a T y p e = " S t r i n g " > R e p o r t N a m e L a b e l < / R e p o r t N a m e L a b e l > + 
+         < R u n O n L a b e l   E l e m e n t T y p e = " P a r a m e t e r "   E l e m e n t I d = " 1 1 1 9 0 3 7 5 9 5 "   D a t a T y p e = " S t r i n g " > R u n O n L a b e l < / R u n O n L a b e l > + 
+         < S a l e s C o m m i s s i o n L a b e l   E l e m e n t T y p e = " P a r a m e t e r "   E l e m e n t I d = " 1 0 1 8 2 6 8 7 7 0 "   D a t a T y p e = " S t r i n g " > S a l e s C o m m i s s i o n L a b e l < / S a l e s C o m m i s s i o n L a b e l > + 
+         < S a l e s L a b e l   E l e m e n t T y p e = " P a r a m e t e r "   E l e m e n t I d = " 1 7 9 5 4 4 8 0 0 5 "   D a t a T y p e = " S t r i n g " > S a l e s L a b e l < / S a l e s L a b e l > + 
+         < S a l e s p e r s o n _ P u r c h a s e r _ _ N a m e C a p t i o n   E l e m e n t T y p e = " P a r a m e t e r "   E l e m e n t I d = " 1 1 9 5 8 7 9 8 7 3 "   D a t a T y p e = " S t r i n g " > S a l e s p e r s o n _ P u r c h a s e r _ _ N a m e C a p t i o n < / S a l e s p e r s o n _ P u r c h a s e r _ _ N a m e C a p t i o n > + 
+         < S a l e s p e r s o n C o m m i s s i o n A n a l y s i s   E l e m e n t T y p e = " P a r a m e t e r "   E l e m e n t I d = " 7 1 5 8 7 1 2 4 7 "   D a t a T y p e = " S t r i n g " > S a l e s p e r s o n C o m m i s s i o n A n a l y s i s < / S a l e s p e r s o n C o m m i s s i o n A n a l y s i s > + 
+         < S a l e s p e r s o n C o m m i s s i o n L a b e l   E l e m e n t T y p e = " P a r a m e t e r "   E l e m e n t I d = " 3 0 0 0 9 6 0 5 1 "   D a t a T y p e = " S t r i n g " > S a l e s p e r s o n C o m m i s s i o n L a b e l < / S a l e s p e r s o n C o m m i s s i o n L a b e l > + 
+         < S a l e s p e r s o n C o m m i s s i o n P r i n t   E l e m e n t T y p e = " P a r a m e t e r "   E l e m e n t I d = " 1 3 1 6 0 2 8 6 0 "   D a t a T y p e = " S t r i n g " > S a l e s p e r s o n C o m m i s s i o n P r i n t < / S a l e s p e r s o n C o m m i s s i o n P r i n t > + 
+         < S a l e s p e r s o n P u r c h a s e r _ C o d e C a p t i o n   E l e m e n t T y p e = " P a r a m e t e r "   E l e m e n t I d = " 1 2 2 1 2 1 9 2 4 5 "   D a t a T y p e = " S t r i n g " > S a l e s p e r s o n P u r c h a s e r _ C o d e C a p t i o n < / S a l e s p e r s o n P u r c h a s e r _ C o d e C a p t i o n > + 
+         < T o t a l s C a p t i o n   E l e m e n t T y p e = " P a r a m e t e r "   E l e m e n t I d = " 2 3 5 4 5 9 0 6 "   D a t a T y p e = " S t r i n g " > T o t a l s C a p t i o n < / T o t a l s C a p t i o n > + 
+         < U s e r L a b e l   E l e m e n t T y p e = " P a r a m e t e r "   E l e m e n t I d = " 8 4 8 8 1 6 7 9 4 "   D a t a T y p e = " S t r i n g " > U s e r L a b e l < / U s e r L a b e l > + 
+     < / L a b e l s > + 
+     < T o o l t i p s > + 
+         < T o o l t i p   c o l u m n = " S a l e s p e r s o n _ P u r c h a s e r _ C o d e "   E l e m e n t I d = " 1 3 8 8 0 3 1 6 5 2 " > + 
+             < T o o l t i p T e x t   l a n g = " e n - U S " > S p e c i f i e s   a   c o d e   f o r   t h e   s a l e s p e r s o n   o r   p u r c h a s e r . < / T o o l t i p T e x t > + 
+         < / T o o l t i p > + 
+         < T o o l t i p   c o l u m n = " S a l e s p e r s o n _ P u r c h a s e r _ N a m e "   E l e m e n t I d = " 1 3 4 8 2 2 8 4 6 2 " > + 
+             < T o o l t i p T e x t   l a n g = " e n - U S " > S p e c i f i e s   t h e   n a m e   o f   t h e   s a l e s p e r s o n   o r   p u r c h a s e r . < / T o o l t i p T e x t > + 
+         < / T o o l t i p > + 
+         < T o o l t i p   c o l u m n = " S a l e s p e r s o n _ P u r c h a s e r _ _ C o m m i s s i o n _ _ _ "   E l e m e n t I d = " 1 5 9 0 6 8 9 0 0 4 " > + 
+             < T o o l t i p T e x t   l a n g = " e n - U S " > S p e c i f i e s   t h e   p e r c e n t a g e   t o   u s e   t o   c a l c u l a t e   t h e   s a l e s p e r s o n ' s   c o m m i s s i o n . < / T o o l t i p T e x t > + 
+         < / T o o l t i p > + 
+         < T o o l t i p   c o l u m n = " C u s t _ _ L e d g e r _ E n t r y _ _ _ S a l e s _ _ L C Y _ _ "   E l e m e n t I d = " 3 4 8 7 9 4 9 4 9 " > + 
+             < T o o l t i p T e x t   l a n g = " e n - U S " > S p e c i f i e s   t h e   t o t a l   s a l e s   a m o u n t   e x c l .   V A T   t o   t h e   c u s t o m e r   i n   L C Y . < / T o o l t i p T e x t > + 
+         < / T o o l t i p > + 
+         < T o o l t i p   c o l u m n = " C u s t _ _ L e d g e r _ E n t r y _ _ D o c u m e n t _ N o _ _ "   E l e m e n t I d = " 8 5 2 6 1 1 1 8 1 " > + 
+             < T o o l t i p T e x t   l a n g = " e n - U S " > S p e c i f i e s   t h e   e n t r y ' s   d o c u m e n t   n u m b e r . < / T o o l t i p T e x t > + 
+         < / T o o l t i p > + 
+         < T o o l t i p   c o l u m n = " C u s t _ _ L e d g e r _ E n t r y _ _ C u s t o m e r _ N o _ _ "   E l e m e n t I d = " 1 0 0 9 0 1 6 8 0 8 " > + 
+             < T o o l t i p T e x t   l a n g = " e n - U S " > S p e c i f i e s   t h e   c u s t o m e r   a c c o u n t   n u m b e r   t h a t   t h e   e n t r y   i s   l i n k e d   t o . < / T o o l t i p T e x t > + 
+         < / T o o l t i p > + 
+         < T o o l t i p   c o l u m n = " C u s t _ _ L e d g e r _ E n t r y _ _ S a l e s _ _ L C Y _ _ "   E l e m e n t I d = " 8 1 9 5 1 7 4 8 " > + 
+             < T o o l t i p T e x t   l a n g = " e n - U S " > S p e c i f i e s   t h e   t o t a l   s a l e s   a m o u n t   e x c l .   V A T   t o   t h e   c u s t o m e r   i n   L C Y . < / T o o l t i p T e x t > + 
+         < / T o o l t i p > + 
+         < T o o l t i p   c o l u m n = " C u s t L e d g e r E n t r y _ C u s t o m e r N a m e "   E l e m e n t I d = " 2 0 9 1 8 9 3 2 7 9 " > + 
+             < T o o l t i p T e x t   l a n g = " e n - U S " > S p e c i f i e s   t h e   c u s t o m e r   n a m e   t h a t   t h e   e n t r y   i s   l i n k e d   t o . < / T o o l t i p T e x t > + 
+         < / T o o l t i p > + 
+         < T o o l t i p   c o l u m n = " S a l e s p e r s o n P u r c h a s e r _ C o d e "   E l e m e n t I d = " 1 2 2 1 2 1 9 2 4 5 " > + 
+             < T o o l t i p T e x t   l a n g = " e n - U S " > S p e c i f i e s   a   c o d e   f o r   t h e   s a l e s p e r s o n   o r   p u r c h a s e r . < / T o o l t i p T e x t > + 
+         < / T o o l t i p > + 
+         < T o o l t i p   c o l u m n = " S a l e s p e r s o n _ P u r c h a s e r _ _ N a m e "   E l e m e n t I d = " 1 1 9 5 8 7 9 8 7 3 " > + 
+             < T o o l t i p T e x t   l a n g = " e n - U S " > S p e c i f i e s   t h e   n a m e   o f   t h e   s a l e s p e r s o n   o r   p u r c h a s e r . < / T o o l t i p T e x t > + 
+         < / T o o l t i p > + 
+         < T o o l t i p   c o l u m n = " S u b t o t a l s _ S a l e s p e r s o n _ C o d e "   E l e m e n t I d = " 1 1 9 8 5 9 4 2 7 2 " > + 
+             < T o o l t i p T e x t   l a n g = " e n - U S " > S p e c i f i e s   a   c o d e   f o r   t h e   s a l e s p e r s o n   o r   p u r c h a s e r . < / T o o l t i p T e x t > + 
+         < / T o o l t i p > + 
+     < / T o o l t i p s > + 
+     < S a l e s p e r s o n _ P u r c h a s e r   E l e m e n t T y p e = " D a t a I t e m "   E l e m e n t I d = " 7 1 5 0 0 7 1 9 8 " > + 
+         < A d j P r o f i t   E l e m e n t T y p e = " C o l u m n "   E l e m e n t I d = " 6 6 6 3 9 3 8 5 2 "   D a t a T y p e = " D e c i m a l "   O b s o l e t e S t a t e = " P e n d i n g " > A d j P r o f i t < / A d j P r o f i t > + 
+         < A d j P r o f i t C o m m i s s i o n A m t   E l e m e n t T y p e = " C o l u m n "   E l e m e n t I d = " 1 5 8 1 4 8 8 5 9 9 "   D a t a T y p e = " D e c i m a l "   O b s o l e t e S t a t e = " P e n d i n g " > A d j P r o f i t C o m m i s s i o n A m t < / A d j P r o f i t C o m m i s s i o n A m t > + 
+         < A d j P r o f i t C o m m i s s i o n A m t _ C o n t r o l 4 5 C a p t i o n   E l e m e n t T y p e = " C o l u m n "   E l e m e n t I d = " 6 2 1 2 7 7 8 5 4 "   D a t a T y p e = " L a b e l "   O b s o l e t e S t a t e = " P e n d i n g " > A d j P r o f i t C o m m i s s i o n A m t _ C o n t r o l 4 5 C a p t i o n < / A d j P r o f i t C o m m i s s i o n A m t _ C o n t r o l 4 5 C a p t i o n > + 
+         < A d j P r o f i t _ C o n t r o l 3 9 C a p t i o n   E l e m e n t T y p e = " C o l u m n "   E l e m e n t I d = " 2 1 3 3 9 8 4 3 2 "   D a t a T y p e = " L a b e l "   O b s o l e t e S t a t e = " P e n d i n g " > A d j P r o f i t _ C o n t r o l 3 9 C a p t i o n < / A d j P r o f i t _ C o n t r o l 3 9 C a p t i o n > + 
+         < A l l _ a m o u n t s _ a r e _ i n _ L C Y C a p t i o n   E l e m e n t T y p e = " C o l u m n "   E l e m e n t I d = " 6 9 7 4 8 4 8 0 2 "   D a t a T y p e = " L a b e l "   O b s o l e t e S t a t e = " P e n d i n g " > A l l _ a m o u n t s _ a r e _ i n _ L C Y C a p t i o n < / A l l _ a m o u n t s _ a r e _ i n _ L C Y C a p t i o n > + 
+         < C O M P A N Y N A M E   E l e m e n t T y p e = " C o l u m n "   E l e m e n t I d = " 1 7 5 3 0 1 5 1 5 5 "   D a t a T y p e = " S t r i n g "   O b s o l e t e S t a t e = " P e n d i n g " > C O M P A N Y N A M E < / C O M P A N Y N A M E > + 
+         < C u r r R e p o r t _ P A G E N O C a p t i o n   E l e m e n t T y p e = " C o l u m n "   E l e m e n t I d = " 1 8 4 6 2 6 2 1 5 8 "   D a t a T y p e = " L a b e l "   O b s o l e t e S t a t e = " P e n d i n g " > C u r r R e p o r t _ P A G E N O C a p t i o n < / C u r r R e p o r t _ P A G E N O C a p t i o n > + 
+         < C u s t L e d g E n t r y F i l t e r   E l e m e n t T y p e = " C o l u m n "   E l e m e n t I d = " 1 1 7 3 5 3 2 6 6 6 "   D a t a T y p e = " T e x t "   O b s o l e t e S t a t e = " P e n d i n g " > C u s t L e d g E n t r y F i l t e r < / C u s t L e d g E n t r y F i l t e r > + 
+         < C u s t _ _ L e d g e r _ E n t r y _ _ C u s t o m e r _ N o _ _ C a p t i o n   E l e m e n t T y p e = " C o l u m n "   E l e m e n t I d = " 1 2 2 3 8 5 6 2 7 8 "   D a t a T y p e = " S t r i n g "   O b s o l e t e S t a t e = " P e n d i n g " > C u s t _ _ L e d g e r _ E n t r y _ _ C u s t o m e r _ N o _ _ C a p t i o n < / C u s t _ _ L e d g e r _ E n t r y _ _ C u s t o m e r _ N o _ _ C a p t i o n > + 
+         < C u s t _ _ L e d g e r _ E n t r y _ _ D o c u m e n t _ N o _ _ C a p t i o n   E l e m e n t T y p e = " C o l u m n "   E l e m e n t I d = " 4 8 8 8 0 6 5 1 7 "   D a t a T y p e = " S t r i n g "   O b s o l e t e S t a t e = " P e n d i n g " > C u s t _ _ L e d g e r _ E n t r y _ _ D o c u m e n t _ N o _ _ C a p t i o n < / C u s t _ _ L e d g e r _ E n t r y _ _ D o c u m e n t _ N o _ _ C a p t i o n > + 
+         < C u s t _ _ L e d g e r _ E n t r y _ _ P o s t i n g _ D a t e _ C a p t i o n   E l e m e n t T y p e = " C o l u m n "   E l e m e n t I d = " 2 0 7 9 4 3 8 7 1 2 "   D a t a T y p e = " L a b e l "   O b s o l e t e S t a t e = " P e n d i n g " > C u s t _ _ L e d g e r _ E n t r y _ _ P o s t i n g _ D a t e _ C a p t i o n < / C u s t _ _ L e d g e r _ E n t r y _ _ P o s t i n g _ D a t e _ C a p t i o n > + 
+         < C u s t _ _ L e d g e r _ E n t r y _ _ P r o f i t _ _ L C Y _ _ C a p t i o n   E l e m e n t T y p e = " C o l u m n "   E l e m e n t I d = " 1 9 9 4 3 8 8 4 7 6 "   D a t a T y p e = " S t r i n g "   O b s o l e t e S t a t e = " P e n d i n g " > C u s t _ _ L e d g e r _ E n t r y _ _ P r o f i t _ _ L C Y _ _ C a p t i o n < / C u s t _ _ L e d g e r _ E n t r y _ _ P r o f i t _ _ L C Y _ _ C a p t i o n > + 
+         < C u s t _ _ L e d g e r _ E n t r y _ _ S a l e s _ _ L C Y _ _ C a p t i o n   E l e m e n t T y p e = " C o l u m n "   E l e m e n t I d = " 1 0 5 6 9 2 6 5 4 6 "   D a t a T y p e = " S t r i n g "   O b s o l e t e S t a t e = " P e n d i n g " > C u s t _ _ L e d g e r _ E n t r y _ _ S a l e s _ _ L C Y _ _ C a p t i o n < / C u s t _ _ L e d g e r _ E n t r y _ _ S a l e s _ _ L C Y _ _ C a p t i o n > + 
+         < C u s t _ _ L e d g e r _ E n t r y _ _ T A B L E C A P T I O N _ _ _ _ _ _ _ _ _ _ C u s t L e d g E n t r y F i l t e r   E l e m e n t T y p e = " C o l u m n "   E l e m e n t I d = " 7 1 0 6 3 3 9 1 7 "   D a t a T y p e = " T e x t " > C u s t _ _ L e d g e r _ E n t r y _ _ T A B L E C A P T I O N _ _ _ _ _ _ _ _ _ _ C u s t L e d g E n t r y F i l t e r < / C u s t _ _ L e d g e r _ E n t r y _ _ T A B L E C A P T I O N _ _ _ _ _ _ _ _ _ _ C u s t L e d g E n t r y F i l t e r > + 
+         < C u s t _ _ L e d g e r _ E n t r y _ _ _ P r o f i t _ _ L C Y _ _   E l e m e n t T y p e = " C o l u m n "   E l e m e n t I d = " 1 6 1 5 1 3 7 4 4 3 "   D a t a T y p e = " D e c i m a l "   O b s o l e t e S t a t e = " P e n d i n g " > C u s t _ _ L e d g e r _ E n t r y _ _ _ P r o f i t _ _ L C Y _ _ < / C u s t _ _ L e d g e r _ E n t r y _ _ _ P r o f i t _ _ L C Y _ _ > + 
+         < C u s t _ _ L e d g e r _ E n t r y _ _ _ S a l e s _ _ L C Y _ _   E l e m e n t T y p e = " C o l u m n "   E l e m e n t I d = " 3 4 8 7 9 4 9 4 9 "   D a t a T y p e = " D e c i m a l "   O b s o l e t e S t a t e = " P e n d i n g " > C u s t _ _ L e d g e r _ E n t r y _ _ _ S a l e s _ _ L C Y _ _ < / C u s t _ _ L e d g e r _ E n t r y _ _ _ S a l e s _ _ L C Y _ _ > + 
+         < P a g e G r o u p N o   E l e m e n t T y p e = " C o l u m n "   E l e m e n t I d = " 6 4 9 1 8 0 1 4 4 "   D a t a T y p e = " I n t e g e r "   O b s o l e t e S t a t e = " P e n d i n g " > P a g e G r o u p N o < / P a g e G r o u p N o > + 
+         < P r o f i t C o m m i s s i o n A m t   E l e m e n t T y p e = " C o l u m n "   E l e m e n t I d = " 4 1 6 2 2 4 2 0 6 "   D a t a T y p e = " D e c i m a l "   O b s o l e t e S t a t e = " P e n d i n g " > P r o f i t C o m m i s s i o n A m t < / P r o f i t C o m m i s s i o n A m t > + 
+         < P r o f i t C o m m i s s i o n A m t _ C o n t r o l 3 3 C a p t i o n   E l e m e n t T y p e = " C o l u m n "   E l e m e n t I d = " 4 6 5 8 1 2 5 3 6 "   D a t a T y p e = " L a b e l "   O b s o l e t e S t a t e = " P e n d i n g " > P r o f i t C o m m i s s i o n A m t _ C o n t r o l 3 3 C a p t i o n < / P r o f i t C o m m i s s i o n A m t _ C o n t r o l 3 3 C a p t i o n > + 
+         < S a l e s C o m m i s s i o n A m t   E l e m e n t T y p e = " C o l u m n "   E l e m e n t I d = " 1 6 5 6 6 7 5 0 1 6 "   D a t a T y p e = " D e c i m a l "   O b s o l e t e S t a t e = " P e n d i n g " > S a l e s C o m m i s s i o n A m t < / S a l e s C o m m i s s i o n A m t > + 
+         < S a l e s C o m m i s s i o n A m t _ C o n t r o l 3 2 C a p t i o n   E l e m e n t T y p e = " C o l u m n "   E l e m e n t I d = " 1 2 7 2 6 4 2 0 6 5 "   D a t a T y p e = " L a b e l "   O b s o l e t e S t a t e = " P e n d i n g " > S a l e s C o m m i s s i o n A m t _ C o n t r o l 3 2 C a p t i o n < / S a l e s C o m m i s s i o n A m t _ C o n t r o l 3 2 C a p t i o n > + 
+         < S a l e s p e r s o n F i l t e r   E l e m e n t T y p e = " C o l u m n "   E l e m e n t I d = " 1 2 4 2 2 8 3 2 5 6 "   D a t a T y p e = " T e x t "   O b s o l e t e S t a t e = " P e n d i n g " > S a l e s p e r s o n F i l t e r < / S a l e s p e r s o n F i l t e r > + 
+         < S a l e s p e r s o n _ P u r c h a s e r _ C o d e   E l e m e n t T y p e = " C o l u m n "   E l e m e n t I d = " 1 3 8 8 0 3 1 6 5 2 "   D a t a T y p e = " C o d e " > S a l e s p e r s o n _ P u r c h a s e r _ C o d e < / S a l e s p e r s o n _ P u r c h a s e r _ C o d e > + 
+         < S a l e s p e r s o n _ P u r c h a s e r _ N a m e   E l e m e n t T y p e = " C o l u m n "   E l e m e n t I d = " 1 3 4 8 2 2 8 4 6 2 "   D a t a T y p e = " T e x t " > S a l e s p e r s o n _ P u r c h a s e r _ N a m e < / S a l e s p e r s o n _ P u r c h a s e r _ N a m e > + 
+         < S a l e s p e r s o n _ P u r c h a s e r _ _ C o m m i s s i o n _ _ _   E l e m e n t T y p e = " C o l u m n "   E l e m e n t I d = " 1 5 9 0 6 8 9 0 0 4 "   D a t a T y p e = " D e c i m a l " > S a l e s p e r s o n _ P u r c h a s e r _ _ C o m m i s s i o n _ _ _ < / S a l e s p e r s o n _ P u r c h a s e r _ _ C o m m i s s i o n _ _ _ > + 
+         < S a l e s p e r s o n _ P u r c h a s e r _ _ C o m m i s s i o n _ _ _ C a p t i o n   E l e m e n t T y p e = " C o l u m n "   E l e m e n t I d = " 4 9 9 4 6 3 1 7 0 "   D a t a T y p e = " S t r i n g "   O b s o l e t e S t a t e = " P e n d i n g " > S a l e s p e r s o n _ P u r c h a s e r _ _ C o m m i s s i o n _ _ _ C a p t i o n < / S a l e s p e r s o n _ P u r c h a s e r _ _ C o m m i s s i o n _ _ _ C a p t i o n > + 
+         < S a l e s p e r s o n _ P u r c h a s e r _ _ T A B L E C A P T I O N _ _ _ _ _ _ _ _ _ _ S a l e s p e r s o n F i l t e r   E l e m e n t T y p e = " C o l u m n "   E l e m e n t I d = " 1 0 1 6 0 4 1 6 9 9 "   D a t a T y p e = " T e x t " > S a l e s p e r s o n _ P u r c h a s e r _ _ T A B L E C A P T I O N _ _ _ _ _ _ _ _ _ _ S a l e s p e r s o n F i l t e r < / S a l e s p e r s o n _ P u r c h a s e r _ _ T A B L E C A P T I O N _ _ _ _ _ _ _ _ _ _ S a l e s p e r s o n F i l t e r > + 
+         < S a l e s p e r s o n _ _ _ C o m m i s s i o n C a p t i o n   E l e m e n t T y p e = " C o l u m n "   E l e m e n t I d = " 1 7 6 9 4 7 1 9 4 8 "   D a t a T y p e = " L a b e l "   O b s o l e t e S t a t e = " P e n d i n g " > S a l e s p e r s o n _ _ _ C o m m i s s i o n C a p t i o n < / S a l e s p e r s o n _ _ _ C o m m i s s i o n C a p t i o n > + 
+         < S T R S U B S T N O _ T e x t 0 0 0 _ P e r i o d T e x t _   E l e m e n t T y p e = " C o l u m n "   E l e m e n t I d = " 7 2 2 9 9 1 7 0 4 "   D a t a T y p e = " S t r i n g " > S T R S U B S T N O _ T e x t 0 0 0 _ P e r i o d T e x t _ < / S T R S U B S T N O _ T e x t 0 0 0 _ P e r i o d T e x t _ > + 
+         < T o t a l C a p t i o n   E l e m e n t T y p e = " C o l u m n "   E l e m e n t I d = " 7 0 7 1 0 2 6 9 5 "   D a t a T y p e = " L a b e l "   O b s o l e t e S t a t e = " P e n d i n g " > T o t a l C a p t i o n < / T o t a l C a p t i o n > + 
+         < C u s t _ L e d g e r _ E n t r y   E l e m e n t T y p e = " D a t a I t e m "   E l e m e n t I d = " 1 6 3 9 1 4 6 4 4 5 " > + 
+             < A d j P r o f i t C o m m i s s i o n A m t _ C o n t r o l 4 5   E l e m e n t T y p e = " C o l u m n "   E l e m e n t I d = " 8 0 5 8 9 6 4 0 0 "   D a t a T y p e = " D e c i m a l " > A d j P r o f i t C o m m i s s i o n A m t _ C o n t r o l 4 5 < / A d j P r o f i t C o m m i s s i o n A m t _ C o n t r o l 4 5 > + 
+             < A d j P r o f i t _ C o n t r o l 3 9   E l e m e n t T y p e = " C o l u m n "   E l e m e n t I d = " 2 0 2 4 1 9 6 5 4 2 "   D a t a T y p e = " D e c i m a l " > A d j P r o f i t _ C o n t r o l 3 9 < / A d j P r o f i t _ C o n t r o l 3 9 > + 
+             < C u s t L e d g e r E n t r y _ C u s t o m e r N a m e   E l e m e n t T y p e = " C o l u m n "   E l e m e n t I d = " 2 0 9 1 8 9 3 2 7 9 "   D a t a T y p e = " T e x t " > C u s t L e d g e r E n t r y _ C u s t o m e r N a m e < / C u s t L e d g e r E n t r y _ C u s t o m e r N a m e > + 
+             < C u s t _ _ L e d g e r _ E n t r y _ _ C u s t o m e r _ N o _ _   E l e m e n t T y p e = " C o l u m n "   E l e m e n t I d = " 1 0 0 9 0 1 6 8 0 8 "   D a t a T y p e = " C o d e " > C u s t _ _ L e d g e r _ E n t r y _ _ C u s t o m e r _ N o _ _ < / C u s t _ _ L e d g e r _ E n t r y _ _ C u s t o m e r _ N o _ _ > + 
+             < C u s t _ _ L e d g e r _ E n t r y _ _ D o c u m e n t _ N o _ _   E l e m e n t T y p e = " C o l u m n "   E l e m e n t I d = " 8 5 2 6 1 1 1 8 1 "   D a t a T y p e = " C o d e " > C u s t _ _ L e d g e r _ E n t r y _ _ D o c u m e n t _ N o _ _ < / C u s t _ _ L e d g e r _ E n t r y _ _ D o c u m e n t _ N o _ _ > + 
+             < C u s t _ _ L e d g e r _ E n t r y _ _ P o s t i n g _ D a t e _   E l e m e n t T y p e = " C o l u m n "   E l e m e n t I d = " 2 1 4 2 6 5 7 1 6 2 "   D a t a T y p e = " S t r i n g " > C u s t _ _ L e d g e r _ E n t r y _ _ P o s t i n g _ D a t e _ < / C u s t _ _ L e d g e r _ E n t r y _ _ P o s t i n g _ D a t e _ > + 
+             < C u s t _ _ L e d g e r _ E n t r y _ _ P r o f i t _ _ L C Y _ _   E l e m e n t T y p e = " C o l u m n "   E l e m e n t I d = " 5 1 9 3 4 1 8 2 6 "   D a t a T y p e = " D e c i m a l " > C u s t _ _ L e d g e r _ E n t r y _ _ P r o f i t _ _ L C Y _ _ < / C u s t _ _ L e d g e r _ E n t r y _ _ P r o f i t _ _ L C Y _ _ > + 
+             < C u s t _ _ L e d g e r _ E n t r y _ _ S a l e s _ _ L C Y _ _   E l e m e n t T y p e = " C o l u m n "   E l e m e n t I d = " 8 1 9 5 1 7 4 8 "   D a t a T y p e = " D e c i m a l " > C u s t _ _ L e d g e r _ E n t r y _ _ S a l e s _ _ L C Y _ _ < / C u s t _ _ L e d g e r _ E n t r y _ _ S a l e s _ _ L C Y _ _ > + 
+             < P r o f i t C o m m i s s i o n A m t _ C o n t r o l 3 3   E l e m e n t T y p e = " C o l u m n "   E l e m e n t I d = " 3 1 2 1 8 6 8 2 6 "   D a t a T y p e = " D e c i m a l " > P r o f i t C o m m i s s i o n A m t _ C o n t r o l 3 3 < / P r o f i t C o m m i s s i o n A m t _ C o n t r o l 3 3 > + 
+             < S a l e s C o m m i s s i o n A m t _ C o n t r o l 3 2   E l e m e n t T y p e = " C o l u m n "   E l e m e n t I d = " 1 4 6 2 3 9 0 1 5 3 "   D a t a T y p e = " D e c i m a l " > S a l e s C o m m i s s i o n A m t _ C o n t r o l 3 2 < / S a l e s C o m m i s s i o n A m t _ C o n t r o l 3 2 > + 
+             < S a l e s p e r s o n P u r c h a s e r _ C o d e   E l e m e n t T y p e = " C o l u m n "   E l e m e n t I d = " 1 2 2 1 2 1 9 2 4 5 "   D a t a T y p e = " C o d e " > S a l e s p e r s o n P u r c h a s e r _ C o d e < / S a l e s p e r s o n P u r c h a s e r _ C o d e > + 
+             < S a l e s p e r s o n _ P u r c h a s e r _ _ N a m e   E l e m e n t T y p e = " C o l u m n "   E l e m e n t I d = " 1 1 9 5 8 7 9 8 7 3 "   D a t a T y p e = " T e x t " > S a l e s p e r s o n _ P u r c h a s e r _ _ N a m e < / S a l e s p e r s o n _ P u r c h a s e r _ _ N a m e > + 
+         < / C u s t _ L e d g e r _ E n t r y > + 
+         < S u b t o t a l s   E l e m e n t T y p e = " D a t a I t e m "   E l e m e n t I d = " 8 3 8 6 9 3 5 6 0 " > + 
+             < S u b t o t a l s _ A d j P r o f i t   E l e m e n t T y p e = " C o l u m n "   E l e m e n t I d = " 5 6 1 3 6 6 8 2 2 "   D a t a T y p e = " D e c i m a l " > S u b t o t a l s _ A d j P r o f i t < / S u b t o t a l s _ A d j P r o f i t > + 
+             < S u b t o t a l s _ A d j P r o f i t C o m m i s s i o n   E l e m e n t T y p e = " C o l u m n "   E l e m e n t I d = " 1 4 1 8 9 7 1 8 3 5 "   D a t a T y p e = " D e c i m a l " > S u b t o t a l s _ A d j P r o f i t C o m m i s s i o n < / S u b t o t a l s _ A d j P r o f i t C o m m i s s i o n > + 
+             < S u b t o t a l s _ P r o f i t   E l e m e n t T y p e = " C o l u m n "   E l e m e n t I d = " 2 4 1 5 0 0 6 9 7 "   D a t a T y p e = " D e c i m a l " > S u b t o t a l s _ P r o f i t < / S u b t o t a l s _ P r o f i t > + 
+             < S u b t o t a l s _ P r o f i t C o m m i s s i o n   E l e m e n t T y p e = " C o l u m n "   E l e m e n t I d = " 1 4 9 6 3 3 2 1 7 2 "   D a t a T y p e = " D e c i m a l " > S u b t o t a l s _ P r o f i t C o m m i s s i o n < / S u b t o t a l s _ P r o f i t C o m m i s s i o n > + 
+             < S u b t o t a l s _ S a l e s   E l e m e n t T y p e = " C o l u m n "   E l e m e n t I d = " 1 9 7 8 7 7 5 0 3 "   D a t a T y p e = " D e c i m a l " > S u b t o t a l s _ S a l e s < / S u b t o t a l s _ S a l e s > + 
+             < S u b t o t a l s _ S a l e s C o m m i s s i o n   E l e m e n t T y p e = " C o l u m n "   E l e m e n t I d = " 1 4 7 6 0 7 2 5 9 0 "   D a t a T y p e = " D e c i m a l " > S u b t o t a l s _ S a l e s C o m m i s s i o n < / S u b t o t a l s _ S a l e s C o m m i s s i o n > + 
+             < S u b t o t a l s _ S a l e s p e r s o n _ C o d e   E l e m e n t T y p e = " C o l u m n "   E l e m e n t I d = " 1 1 9 8 5 9 4 2 7 2 "   D a t a T y p e = " C o d e " > S u b t o t a l s _ S a l e s p e r s o n _ C o d e < / S u b t o t a l s _ S a l e s p e r s o n _ C o d e > + 
+         < / S u b t o t a l s > + 
+     < / S a l e s p e r s o n _ P u r c h a s e r > + 
+     < T o t a l s   E l e m e n t T y p e = " D a t a I t e m "   E l e m e n t I d = " 1 8 2 3 9 5 0 0 4 4 " > + 
+         < T o t a l s _ A d j P r o f i t   E l e m e n t T y p e = " C o l u m n "   E l e m e n t I d = " 1 9 0 9 5 0 1 3 6 2 "   D a t a T y p e = " D e c i m a l " > T o t a l s _ A d j P r o f i t < / T o t a l s _ A d j P r o f i t > + 
+         < T o t a l s _ A d j P r o f i t C o m m i s s i o n   E l e m e n t T y p e = " C o l u m n "   E l e m e n t I d = " 9 4 6 1 0 3 7 5 9 "   D a t a T y p e = " D e c i m a l " > T o t a l s _ A d j P r o f i t C o m m i s s i o n < / T o t a l s _ A d j P r o f i t C o m m i s s i o n > + 
+         < T o t a l s _ P r o f i t   E l e m e n t T y p e = " C o l u m n "   E l e m e n t I d = " 6 4 6 2 9 5 2 1 9 "   D a t a T y p e = " D e c i m a l " > T o t a l s _ P r o f i t < / T o t a l s _ P r o f i t > + 
+         < T o t a l s _ P r o f i t C o m m i s s i o n   E l e m e n t T y p e = " C o l u m n "   E l e m e n t I d = " 3 6 7 7 9 1 3 9 2 "   D a t a T y p e = " D e c i m a l " > T o t a l s _ P r o f i t C o m m i s s i o n < / T o t a l s _ P r o f i t C o m m i s s i o n > + 
+         < T o t a l s _ S a l e s   E l e m e n t T y p e = " C o l u m n "   E l e m e n t I d = " 1 3 9 9 9 8 5 1 0 9 "   D a t a T y p e = " D e c i m a l " > T o t a l s _ S a l e s < / T o t a l s _ S a l e s > + 
+         < T o t a l s _ S a l e s C o m m i s s i o n   E l e m e n t T y p e = " C o l u m n "   E l e m e n t I d = " 4 6 4 8 2 3 3 9 8 "   D a t a T y p e = " D e c i m a l " > T o t a l s _ S a l e s C o m m i s s i o n < / T o t a l s _ S a l e s C o m m i s s i o n > + 
+     < / T o t a l s > + 
+ < / N a v W o r d R e p o r t X m l P a r t > 
 </file>
 
 <file path=docMetadata/LabelInfo.xml><?xml version="1.0" encoding="utf-8"?>
